--- a/课程设计报告.docx
+++ b/课程设计报告.docx
@@ -4,615 +4,1328 @@
   <w:body>
     <w:p>
       <w:pPr>
-        <w:pStyle w:val="Title"/>
+        <w:spacing w:after="0"/>
+      </w:pPr>
+    </w:p>
+    <w:p>
+      <w:pPr>
+        <w:spacing w:after="0"/>
+      </w:pPr>
+    </w:p>
+    <w:p>
+      <w:pPr>
+        <w:spacing w:after="0"/>
+      </w:pPr>
+    </w:p>
+    <w:p>
+      <w:pPr>
+        <w:spacing w:after="0"/>
+      </w:pPr>
+    </w:p>
+    <w:p>
+      <w:pPr>
+        <w:spacing w:after="0"/>
+      </w:pPr>
+    </w:p>
+    <w:p>
+      <w:pPr>
+        <w:spacing w:after="0"/>
+      </w:pPr>
+    </w:p>
+    <w:p>
+      <w:pPr>
+        <w:spacing w:after="240"/>
         <w:jc w:val="center"/>
       </w:pPr>
       <w:r>
+        <w:rPr>
+          <w:rFonts w:ascii="Arial" w:hAnsi="Arial" w:eastAsia="黑体"/>
+          <w:b/>
+          <w:sz w:val="44"/>
+        </w:rPr>
         <w:t>《Java程序设计》课程设计报告</w:t>
       </w:r>
     </w:p>
     <w:p>
       <w:pPr>
-        <w:pStyle w:val="Subtitle"/>
+        <w:spacing w:after="480"/>
+        <w:jc w:val="center"/>
       </w:pPr>
       <w:r>
+        <w:rPr>
+          <w:rFonts w:ascii="Times New Roman" w:hAnsi="Times New Roman" w:eastAsia="宋体"/>
+          <w:b w:val="0"/>
+          <w:sz w:val="32"/>
+        </w:rPr>
         <w:t>课题名称：自动化数据处理与清洗系统（DataCleanPro）</w:t>
       </w:r>
     </w:p>
-    <w:p/>
     <w:p>
       <w:pPr>
-        <w:pStyle w:val="Heading1"/>
+        <w:spacing w:after="120"/>
+        <w:jc w:val="center"/>
       </w:pPr>
       <w:r>
+        <w:rPr>
+          <w:rFonts w:ascii="Times New Roman" w:hAnsi="Times New Roman" w:eastAsia="宋体"/>
+          <w:b w:val="0"/>
+          <w:sz w:val="28"/>
+        </w:rPr>
+        <w:t>课程名称：Java程序设计</w:t>
+      </w:r>
+    </w:p>
+    <w:p>
+      <w:pPr>
+        <w:spacing w:after="120"/>
+        <w:jc w:val="center"/>
+      </w:pPr>
+      <w:r>
+        <w:rPr>
+          <w:rFonts w:ascii="Times New Roman" w:hAnsi="Times New Roman" w:eastAsia="宋体"/>
+          <w:b w:val="0"/>
+          <w:sz w:val="28"/>
+        </w:rPr>
+        <w:t>小组成员：郭澄、季易凡、何勰、秦修淇</w:t>
+      </w:r>
+    </w:p>
+    <w:p>
+      <w:pPr>
+        <w:spacing w:after="120"/>
+        <w:jc w:val="center"/>
+      </w:pPr>
+      <w:r>
+        <w:rPr>
+          <w:rFonts w:ascii="Times New Roman" w:hAnsi="Times New Roman" w:eastAsia="宋体"/>
+          <w:b w:val="0"/>
+          <w:sz w:val="28"/>
+        </w:rPr>
+        <w:t>指导教师：</w:t>
+      </w:r>
+    </w:p>
+    <w:p>
+      <w:pPr>
+        <w:spacing w:after="120"/>
+        <w:jc w:val="center"/>
+      </w:pPr>
+      <w:r>
+        <w:rPr>
+          <w:rFonts w:ascii="Times New Roman" w:hAnsi="Times New Roman" w:eastAsia="宋体"/>
+          <w:b w:val="0"/>
+          <w:sz w:val="28"/>
+        </w:rPr>
+        <w:t>所在院系：</w:t>
+      </w:r>
+    </w:p>
+    <w:p>
+      <w:pPr>
+        <w:jc w:val="center"/>
+      </w:pPr>
+      <w:r>
+        <w:rPr>
+          <w:rFonts w:ascii="Times New Roman" w:hAnsi="Times New Roman" w:eastAsia="宋体"/>
+          <w:b w:val="0"/>
+          <w:sz w:val="28"/>
+        </w:rPr>
+        <w:t>2026年6月</w:t>
+      </w:r>
+    </w:p>
+    <w:p>
+      <w:r>
+        <w:br w:type="page"/>
+      </w:r>
+    </w:p>
+    <w:p>
+      <w:pPr>
+        <w:spacing w:before="240" w:after="120" w:lineRule="auto" w:line="360"/>
+        <w:jc w:val="left"/>
+      </w:pPr>
+      <w:r>
+        <w:rPr>
+          <w:rFonts w:ascii="Arial" w:hAnsi="Arial" w:eastAsia="黑体"/>
+          <w:b/>
+          <w:sz w:val="30"/>
+        </w:rPr>
         <w:t>一、课题背景与意义</w:t>
       </w:r>
     </w:p>
     <w:p>
       <w:pPr>
-        <w:pStyle w:val="Heading2"/>
+        <w:spacing w:before="120" w:after="60" w:lineRule="auto" w:line="360"/>
+        <w:jc w:val="left"/>
       </w:pPr>
       <w:r>
+        <w:rPr>
+          <w:rFonts w:ascii="Arial" w:hAnsi="Arial" w:eastAsia="黑体"/>
+          <w:b/>
+          <w:sz w:val="28"/>
+        </w:rPr>
         <w:t>1.1 课题背景</w:t>
       </w:r>
     </w:p>
     <w:p>
+      <w:pPr>
+        <w:spacing w:before="0" w:after="0" w:lineRule="auto" w:line="360"/>
+        <w:ind w:firstLine="480"/>
+        <w:jc w:val="both"/>
+      </w:pPr>
       <w:r>
+        <w:rPr>
+          <w:rFonts w:ascii="Times New Roman" w:hAnsi="Times New Roman" w:eastAsia="宋体"/>
+          <w:b w:val="0"/>
+          <w:sz w:val="24"/>
+        </w:rPr>
         <w:t>在日常工作与学习中，我们经常需要处理大量的Excel、CSV格式的数据文件。这些数据文件普遍存在以下问题：</w:t>
       </w:r>
     </w:p>
     <w:p>
       <w:pPr>
         <w:pStyle w:val="ListBullet"/>
+        <w:ind w:left="480"/>
       </w:pPr>
       <w:r>
+        <w:rPr>
+          <w:rFonts w:ascii="Times New Roman" w:hAnsi="Times New Roman" w:eastAsia="宋体"/>
+          <w:b w:val="0"/>
+          <w:sz w:val="24"/>
+        </w:rPr>
         <w:t>数据杂乱：不同来源的数据格式不统一，存在多余空格、大小写混乱等问题</w:t>
       </w:r>
     </w:p>
     <w:p>
       <w:pPr>
         <w:pStyle w:val="ListBullet"/>
+        <w:ind w:left="480"/>
       </w:pPr>
       <w:r>
+        <w:rPr>
+          <w:rFonts w:ascii="Times New Roman" w:hAnsi="Times New Roman" w:eastAsia="宋体"/>
+          <w:b w:val="0"/>
+          <w:sz w:val="24"/>
+        </w:rPr>
         <w:t>空值过多：数据采集过程中经常产生空值，影响后续分析</w:t>
       </w:r>
     </w:p>
     <w:p>
       <w:pPr>
         <w:pStyle w:val="ListBullet"/>
+        <w:ind w:left="480"/>
       </w:pPr>
       <w:r>
+        <w:rPr>
+          <w:rFonts w:ascii="Times New Roman" w:hAnsi="Times New Roman" w:eastAsia="宋体"/>
+          <w:b w:val="0"/>
+          <w:sz w:val="24"/>
+        </w:rPr>
         <w:t>重复冗余：数据合并时容易产生重复记录</w:t>
       </w:r>
     </w:p>
     <w:p>
       <w:pPr>
         <w:pStyle w:val="ListBullet"/>
+        <w:ind w:left="480"/>
       </w:pPr>
       <w:r>
+        <w:rPr>
+          <w:rFonts w:ascii="Times New Roman" w:hAnsi="Times New Roman" w:eastAsia="宋体"/>
+          <w:b w:val="0"/>
+          <w:sz w:val="24"/>
+        </w:rPr>
         <w:t>格式不统一：日期、手机号、邮箱等字段格式各异</w:t>
       </w:r>
     </w:p>
     <w:p>
       <w:pPr>
         <w:pStyle w:val="ListBullet"/>
+        <w:ind w:left="480"/>
       </w:pPr>
       <w:r>
+        <w:rPr>
+          <w:rFonts w:ascii="Times New Roman" w:hAnsi="Times New Roman" w:eastAsia="宋体"/>
+          <w:b w:val="0"/>
+          <w:sz w:val="24"/>
+        </w:rPr>
         <w:t>人工统计效率低：手动处理大量数据耗时耗力，容易出错</w:t>
       </w:r>
     </w:p>
     <w:p>
+      <w:pPr>
+        <w:spacing w:before="0" w:after="0" w:lineRule="auto" w:line="360"/>
+        <w:ind w:firstLine="480"/>
+        <w:jc w:val="both"/>
+      </w:pPr>
       <w:r>
+        <w:rPr>
+          <w:rFonts w:ascii="Times New Roman" w:hAnsi="Times New Roman" w:eastAsia="宋体"/>
+          <w:b w:val="0"/>
+          <w:sz w:val="24"/>
+        </w:rPr>
         <w:t>针对上述问题，本课题设计并实现了一个自动化数据处理与清洗系统（DataCleanPro），旨在提供一站式的数据处理解决方案。</w:t>
       </w:r>
     </w:p>
     <w:p>
       <w:pPr>
-        <w:pStyle w:val="Heading2"/>
+        <w:spacing w:before="120" w:after="60" w:lineRule="auto" w:line="360"/>
+        <w:jc w:val="left"/>
       </w:pPr>
       <w:r>
+        <w:rPr>
+          <w:rFonts w:ascii="Arial" w:hAnsi="Arial" w:eastAsia="黑体"/>
+          <w:b/>
+          <w:sz w:val="28"/>
+        </w:rPr>
         <w:t>1.2 课题意义</w:t>
       </w:r>
     </w:p>
     <w:p>
+      <w:pPr>
+        <w:spacing w:before="0" w:after="0" w:lineRule="auto" w:line="360"/>
+        <w:ind w:left="480"/>
+        <w:jc w:val="both"/>
+      </w:pPr>
       <w:r>
-        <w:t>本系统的设计与实现具有以下意义：</w:t>
+        <w:rPr>
+          <w:rFonts w:ascii="Times New Roman" w:hAnsi="Times New Roman" w:eastAsia="宋体"/>
+          <w:b w:val="0"/>
+          <w:sz w:val="24"/>
+        </w:rPr>
+        <w:t>1. 提高数据处理效率：自动化处理替代人工操作，大幅提升工作效率</w:t>
       </w:r>
     </w:p>
     <w:p>
       <w:pPr>
-        <w:pStyle w:val="ListNumber"/>
+        <w:spacing w:before="0" w:after="0" w:lineRule="auto" w:line="360"/>
+        <w:ind w:left="480"/>
+        <w:jc w:val="both"/>
       </w:pPr>
       <w:r>
-        <w:t>提高数据处理效率：自动化处理替代人工操作，大幅提升工作效率</w:t>
+        <w:rPr>
+          <w:rFonts w:ascii="Times New Roman" w:hAnsi="Times New Roman" w:eastAsia="宋体"/>
+          <w:b w:val="0"/>
+          <w:sz w:val="24"/>
+        </w:rPr>
+        <w:t>2. 保证数据质量：通过规则校验和数据清洗，确保数据的准确性和一致性</w:t>
       </w:r>
     </w:p>
     <w:p>
       <w:pPr>
-        <w:pStyle w:val="ListNumber"/>
+        <w:spacing w:before="0" w:after="0" w:lineRule="auto" w:line="360"/>
+        <w:ind w:left="480"/>
+        <w:jc w:val="both"/>
       </w:pPr>
       <w:r>
-        <w:t>保证数据质量：通过规则校验和数据清洗，确保数据的准确性和一致性</w:t>
+        <w:rPr>
+          <w:rFonts w:ascii="Times New Roman" w:hAnsi="Times New Roman" w:eastAsia="宋体"/>
+          <w:b w:val="0"/>
+          <w:sz w:val="24"/>
+        </w:rPr>
+        <w:t>3. 降低出错概率：程序化处理避免了人工操作可能带来的错误</w:t>
       </w:r>
     </w:p>
     <w:p>
       <w:pPr>
-        <w:pStyle w:val="ListNumber"/>
+        <w:spacing w:before="0" w:after="0" w:lineRule="auto" w:line="360"/>
+        <w:ind w:left="480"/>
+        <w:jc w:val="both"/>
       </w:pPr>
       <w:r>
-        <w:t>降低出错概率：程序化处理避免了人工操作可能带来的错误</w:t>
+        <w:rPr>
+          <w:rFonts w:ascii="Times New Roman" w:hAnsi="Times New Roman" w:eastAsia="宋体"/>
+          <w:b w:val="0"/>
+          <w:sz w:val="24"/>
+        </w:rPr>
+        <w:t>4. 支持批量处理：能够同时处理多个文件，满足大规模数据处理需求</w:t>
       </w:r>
     </w:p>
     <w:p>
       <w:pPr>
-        <w:pStyle w:val="ListNumber"/>
+        <w:spacing w:before="0" w:after="0" w:lineRule="auto" w:line="360"/>
+        <w:ind w:left="480"/>
+        <w:jc w:val="both"/>
       </w:pPr>
       <w:r>
-        <w:t>支持批量处理：能够同时处理多个文件，满足大规模数据处理需求</w:t>
+        <w:rPr>
+          <w:rFonts w:ascii="Times New Roman" w:hAnsi="Times New Roman" w:eastAsia="宋体"/>
+          <w:b w:val="0"/>
+          <w:sz w:val="24"/>
+        </w:rPr>
+        <w:t>5. 提供可视化界面：友好的GUI界面降低了使用门槛</w:t>
       </w:r>
     </w:p>
     <w:p>
       <w:pPr>
-        <w:pStyle w:val="ListNumber"/>
+        <w:spacing w:before="240" w:after="120" w:lineRule="auto" w:line="360"/>
+        <w:jc w:val="left"/>
       </w:pPr>
       <w:r>
-        <w:t>提供可视化界面：友好的GUI界面降低了使用门槛</w:t>
-      </w:r>
-    </w:p>
-    <w:p>
-      <w:pPr>
-        <w:pStyle w:val="Heading1"/>
-      </w:pPr>
-      <w:r>
+        <w:rPr>
+          <w:rFonts w:ascii="Arial" w:hAnsi="Arial" w:eastAsia="黑体"/>
+          <w:b/>
+          <w:sz w:val="30"/>
+        </w:rPr>
         <w:t>二、需求分析</w:t>
       </w:r>
     </w:p>
     <w:p>
       <w:pPr>
-        <w:pStyle w:val="Heading2"/>
+        <w:spacing w:before="120" w:after="60" w:lineRule="auto" w:line="360"/>
+        <w:jc w:val="left"/>
       </w:pPr>
       <w:r>
+        <w:rPr>
+          <w:rFonts w:ascii="Arial" w:hAnsi="Arial" w:eastAsia="黑体"/>
+          <w:b/>
+          <w:sz w:val="28"/>
+        </w:rPr>
         <w:t>2.1 功能需求</w:t>
       </w:r>
     </w:p>
     <w:p>
       <w:pPr>
-        <w:pStyle w:val="Heading3"/>
+        <w:spacing w:before="80" w:after="40" w:lineRule="auto" w:line="360"/>
+        <w:jc w:val="left"/>
       </w:pPr>
       <w:r>
+        <w:rPr>
+          <w:rFonts w:ascii="Arial" w:hAnsi="Arial" w:eastAsia="黑体"/>
+          <w:b/>
+          <w:sz w:val="24"/>
+        </w:rPr>
         <w:t>2.1.1 文件导入功能</w:t>
       </w:r>
     </w:p>
     <w:p>
       <w:pPr>
         <w:pStyle w:val="ListBullet"/>
+        <w:ind w:left="480"/>
       </w:pPr>
       <w:r>
+        <w:rPr>
+          <w:rFonts w:ascii="Times New Roman" w:hAnsi="Times New Roman" w:eastAsia="宋体"/>
+          <w:b w:val="0"/>
+          <w:sz w:val="24"/>
+        </w:rPr>
         <w:t>支持Excel文件（.xlsx、.xls）导入</w:t>
       </w:r>
     </w:p>
     <w:p>
       <w:pPr>
         <w:pStyle w:val="ListBullet"/>
+        <w:ind w:left="480"/>
       </w:pPr>
       <w:r>
+        <w:rPr>
+          <w:rFonts w:ascii="Times New Roman" w:hAnsi="Times New Roman" w:eastAsia="宋体"/>
+          <w:b w:val="0"/>
+          <w:sz w:val="24"/>
+        </w:rPr>
         <w:t>支持CSV文件导入</w:t>
       </w:r>
     </w:p>
     <w:p>
       <w:pPr>
         <w:pStyle w:val="ListBullet"/>
+        <w:ind w:left="480"/>
       </w:pPr>
       <w:r>
+        <w:rPr>
+          <w:rFonts w:ascii="Times New Roman" w:hAnsi="Times New Roman" w:eastAsia="宋体"/>
+          <w:b w:val="0"/>
+          <w:sz w:val="24"/>
+        </w:rPr>
         <w:t>支持批量文件上传</w:t>
       </w:r>
     </w:p>
     <w:p>
       <w:pPr>
         <w:pStyle w:val="ListBullet"/>
+        <w:ind w:left="480"/>
       </w:pPr>
       <w:r>
+        <w:rPr>
+          <w:rFonts w:ascii="Times New Roman" w:hAnsi="Times New Roman" w:eastAsia="宋体"/>
+          <w:b w:val="0"/>
+          <w:sz w:val="24"/>
+        </w:rPr>
         <w:t>提供文件预览功能</w:t>
       </w:r>
     </w:p>
     <w:p>
       <w:pPr>
-        <w:pStyle w:val="Heading3"/>
+        <w:spacing w:before="80" w:after="40" w:lineRule="auto" w:line="360"/>
+        <w:jc w:val="left"/>
       </w:pPr>
       <w:r>
+        <w:rPr>
+          <w:rFonts w:ascii="Arial" w:hAnsi="Arial" w:eastAsia="黑体"/>
+          <w:b/>
+          <w:sz w:val="24"/>
+        </w:rPr>
         <w:t>2.1.2 数据清洗功能</w:t>
       </w:r>
     </w:p>
     <w:p>
       <w:pPr>
         <w:pStyle w:val="ListBullet"/>
+        <w:ind w:left="480"/>
       </w:pPr>
       <w:r>
+        <w:rPr>
+          <w:rFonts w:ascii="Times New Roman" w:hAnsi="Times New Roman" w:eastAsia="宋体"/>
+          <w:b w:val="0"/>
+          <w:sz w:val="24"/>
+        </w:rPr>
         <w:t>去重处理：自动识别并删除重复数据</w:t>
       </w:r>
     </w:p>
     <w:p>
       <w:pPr>
         <w:pStyle w:val="ListBullet"/>
+        <w:ind w:left="480"/>
       </w:pPr>
       <w:r>
+        <w:rPr>
+          <w:rFonts w:ascii="Times New Roman" w:hAnsi="Times New Roman" w:eastAsia="宋体"/>
+          <w:b w:val="0"/>
+          <w:sz w:val="24"/>
+        </w:rPr>
         <w:t>空值处理：过滤或填充空值</w:t>
       </w:r>
     </w:p>
     <w:p>
       <w:pPr>
         <w:pStyle w:val="ListBullet"/>
+        <w:ind w:left="480"/>
       </w:pPr>
       <w:r>
+        <w:rPr>
+          <w:rFonts w:ascii="Times New Roman" w:hAnsi="Times New Roman" w:eastAsia="宋体"/>
+          <w:b w:val="0"/>
+          <w:sz w:val="24"/>
+        </w:rPr>
         <w:t>格式修正：去除多余空格、统一大小写</w:t>
       </w:r>
     </w:p>
     <w:p>
       <w:pPr>
         <w:pStyle w:val="ListBullet"/>
+        <w:ind w:left="480"/>
       </w:pPr>
       <w:r>
+        <w:rPr>
+          <w:rFonts w:ascii="Times New Roman" w:hAnsi="Times New Roman" w:eastAsia="宋体"/>
+          <w:b w:val="0"/>
+          <w:sz w:val="24"/>
+        </w:rPr>
         <w:t>异常数据识别：标记不符合规范的数据</w:t>
       </w:r>
     </w:p>
     <w:p>
       <w:pPr>
-        <w:pStyle w:val="Heading3"/>
+        <w:spacing w:before="80" w:after="40" w:lineRule="auto" w:line="360"/>
+        <w:jc w:val="left"/>
       </w:pPr>
       <w:r>
+        <w:rPr>
+          <w:rFonts w:ascii="Arial" w:hAnsi="Arial" w:eastAsia="黑体"/>
+          <w:b/>
+          <w:sz w:val="24"/>
+        </w:rPr>
         <w:t>2.1.3 数据验证功能</w:t>
       </w:r>
     </w:p>
     <w:p>
       <w:pPr>
         <w:pStyle w:val="ListBullet"/>
+        <w:ind w:left="480"/>
       </w:pPr>
       <w:r>
+        <w:rPr>
+          <w:rFonts w:ascii="Times New Roman" w:hAnsi="Times New Roman" w:eastAsia="宋体"/>
+          <w:b w:val="0"/>
+          <w:sz w:val="24"/>
+        </w:rPr>
         <w:t>手机号格式验证（11位数字，以1开头）</w:t>
       </w:r>
     </w:p>
     <w:p>
       <w:pPr>
         <w:pStyle w:val="ListBullet"/>
+        <w:ind w:left="480"/>
       </w:pPr>
       <w:r>
+        <w:rPr>
+          <w:rFonts w:ascii="Times New Roman" w:hAnsi="Times New Roman" w:eastAsia="宋体"/>
+          <w:b w:val="0"/>
+          <w:sz w:val="24"/>
+        </w:rPr>
         <w:t>邮箱格式验证</w:t>
       </w:r>
     </w:p>
     <w:p>
       <w:pPr>
         <w:pStyle w:val="ListBullet"/>
+        <w:ind w:left="480"/>
       </w:pPr>
       <w:r>
+        <w:rPr>
+          <w:rFonts w:ascii="Times New Roman" w:hAnsi="Times New Roman" w:eastAsia="宋体"/>
+          <w:b w:val="0"/>
+          <w:sz w:val="24"/>
+        </w:rPr>
         <w:t>必填字段验证</w:t>
       </w:r>
     </w:p>
     <w:p>
       <w:pPr>
         <w:pStyle w:val="ListBullet"/>
+        <w:ind w:left="480"/>
       </w:pPr>
       <w:r>
+        <w:rPr>
+          <w:rFonts w:ascii="Times New Roman" w:hAnsi="Times New Roman" w:eastAsia="宋体"/>
+          <w:b w:val="0"/>
+          <w:sz w:val="24"/>
+        </w:rPr>
         <w:t>数字范围验证</w:t>
       </w:r>
     </w:p>
     <w:p>
       <w:pPr>
         <w:pStyle w:val="ListBullet"/>
+        <w:ind w:left="480"/>
       </w:pPr>
       <w:r>
+        <w:rPr>
+          <w:rFonts w:ascii="Times New Roman" w:hAnsi="Times New Roman" w:eastAsia="宋体"/>
+          <w:b w:val="0"/>
+          <w:sz w:val="24"/>
+        </w:rPr>
         <w:t>自定义正则表达式验证</w:t>
       </w:r>
     </w:p>
     <w:p>
       <w:pPr>
-        <w:pStyle w:val="Heading3"/>
+        <w:spacing w:before="80" w:after="40" w:lineRule="auto" w:line="360"/>
+        <w:jc w:val="left"/>
       </w:pPr>
       <w:r>
+        <w:rPr>
+          <w:rFonts w:ascii="Arial" w:hAnsi="Arial" w:eastAsia="黑体"/>
+          <w:b/>
+          <w:sz w:val="24"/>
+        </w:rPr>
         <w:t>2.1.4 数据查询功能</w:t>
       </w:r>
     </w:p>
     <w:p>
       <w:pPr>
         <w:pStyle w:val="ListBullet"/>
+        <w:ind w:left="480"/>
       </w:pPr>
       <w:r>
+        <w:rPr>
+          <w:rFonts w:ascii="Times New Roman" w:hAnsi="Times New Roman" w:eastAsia="宋体"/>
+          <w:b w:val="0"/>
+          <w:sz w:val="24"/>
+        </w:rPr>
         <w:t>支持关键字搜索</w:t>
       </w:r>
     </w:p>
     <w:p>
       <w:pPr>
         <w:pStyle w:val="ListBullet"/>
+        <w:ind w:left="480"/>
       </w:pPr>
       <w:r>
+        <w:rPr>
+          <w:rFonts w:ascii="Times New Roman" w:hAnsi="Times New Roman" w:eastAsia="宋体"/>
+          <w:b w:val="0"/>
+          <w:sz w:val="24"/>
+        </w:rPr>
         <w:t>支持多条件筛选</w:t>
       </w:r>
     </w:p>
     <w:p>
       <w:pPr>
         <w:pStyle w:val="ListBullet"/>
+        <w:ind w:left="480"/>
       </w:pPr>
       <w:r>
+        <w:rPr>
+          <w:rFonts w:ascii="Times New Roman" w:hAnsi="Times New Roman" w:eastAsia="宋体"/>
+          <w:b w:val="0"/>
+          <w:sz w:val="24"/>
+        </w:rPr>
         <w:t>支持分页显示</w:t>
       </w:r>
     </w:p>
     <w:p>
       <w:pPr>
-        <w:pStyle w:val="Heading3"/>
+        <w:pStyle w:val="ListBullet"/>
+        <w:ind w:left="480"/>
       </w:pPr>
       <w:r>
+        <w:rPr>
+          <w:rFonts w:ascii="Times New Roman" w:hAnsi="Times New Roman" w:eastAsia="宋体"/>
+          <w:b w:val="0"/>
+          <w:sz w:val="24"/>
+        </w:rPr>
+        <w:t>支持数据排序</w:t>
+      </w:r>
+    </w:p>
+    <w:p>
+      <w:pPr>
+        <w:spacing w:before="80" w:after="40" w:lineRule="auto" w:line="360"/>
+        <w:jc w:val="left"/>
+      </w:pPr>
+      <w:r>
+        <w:rPr>
+          <w:rFonts w:ascii="Arial" w:hAnsi="Arial" w:eastAsia="黑体"/>
+          <w:b/>
+          <w:sz w:val="24"/>
+        </w:rPr>
         <w:t>2.1.5 报表导出功能</w:t>
       </w:r>
     </w:p>
     <w:p>
       <w:pPr>
         <w:pStyle w:val="ListBullet"/>
+        <w:ind w:left="480"/>
       </w:pPr>
       <w:r>
+        <w:rPr>
+          <w:rFonts w:ascii="Times New Roman" w:hAnsi="Times New Roman" w:eastAsia="宋体"/>
+          <w:b w:val="0"/>
+          <w:sz w:val="24"/>
+        </w:rPr>
         <w:t>导出清洗后的数据为Excel格式</w:t>
       </w:r>
     </w:p>
     <w:p>
       <w:pPr>
         <w:pStyle w:val="ListBullet"/>
+        <w:ind w:left="480"/>
       </w:pPr>
       <w:r>
+        <w:rPr>
+          <w:rFonts w:ascii="Times New Roman" w:hAnsi="Times New Roman" w:eastAsia="宋体"/>
+          <w:b w:val="0"/>
+          <w:sz w:val="24"/>
+        </w:rPr>
         <w:t>导出验证错误报告</w:t>
       </w:r>
     </w:p>
     <w:p>
       <w:pPr>
         <w:pStyle w:val="ListBullet"/>
+        <w:ind w:left="480"/>
       </w:pPr>
       <w:r>
+        <w:rPr>
+          <w:rFonts w:ascii="Times New Roman" w:hAnsi="Times New Roman" w:eastAsia="宋体"/>
+          <w:b w:val="0"/>
+          <w:sz w:val="24"/>
+        </w:rPr>
         <w:t>导出操作历史记录</w:t>
       </w:r>
     </w:p>
     <w:p>
       <w:pPr>
-        <w:pStyle w:val="Heading2"/>
+        <w:spacing w:before="80" w:after="40" w:lineRule="auto" w:line="360"/>
+        <w:jc w:val="left"/>
       </w:pPr>
       <w:r>
+        <w:rPr>
+          <w:rFonts w:ascii="Arial" w:hAnsi="Arial" w:eastAsia="黑体"/>
+          <w:b/>
+          <w:sz w:val="24"/>
+        </w:rPr>
+        <w:t>2.1.6 系统管理功能</w:t>
+      </w:r>
+    </w:p>
+    <w:p>
+      <w:pPr>
+        <w:pStyle w:val="ListBullet"/>
+        <w:ind w:left="480"/>
+      </w:pPr>
+      <w:r>
+        <w:rPr>
+          <w:rFonts w:ascii="Times New Roman" w:hAnsi="Times New Roman" w:eastAsia="宋体"/>
+          <w:b w:val="0"/>
+          <w:sz w:val="24"/>
+        </w:rPr>
+        <w:t>任务历史记录</w:t>
+      </w:r>
+    </w:p>
+    <w:p>
+      <w:pPr>
+        <w:pStyle w:val="ListBullet"/>
+        <w:ind w:left="480"/>
+      </w:pPr>
+      <w:r>
+        <w:rPr>
+          <w:rFonts w:ascii="Times New Roman" w:hAnsi="Times New Roman" w:eastAsia="宋体"/>
+          <w:b w:val="0"/>
+          <w:sz w:val="24"/>
+        </w:rPr>
+        <w:t>操作日志审计</w:t>
+      </w:r>
+    </w:p>
+    <w:p>
+      <w:pPr>
+        <w:pStyle w:val="ListBullet"/>
+        <w:ind w:left="480"/>
+      </w:pPr>
+      <w:r>
+        <w:rPr>
+          <w:rFonts w:ascii="Times New Roman" w:hAnsi="Times New Roman" w:eastAsia="宋体"/>
+          <w:b w:val="0"/>
+          <w:sz w:val="24"/>
+        </w:rPr>
+        <w:t>用户登录管理</w:t>
+      </w:r>
+    </w:p>
+    <w:p>
+      <w:pPr>
+        <w:spacing w:before="120" w:after="60" w:lineRule="auto" w:line="360"/>
+        <w:jc w:val="left"/>
+      </w:pPr>
+      <w:r>
+        <w:rPr>
+          <w:rFonts w:ascii="Arial" w:hAnsi="Arial" w:eastAsia="黑体"/>
+          <w:b/>
+          <w:sz w:val="28"/>
+        </w:rPr>
         <w:t>2.2 非功能需求</w:t>
       </w:r>
     </w:p>
     <w:p>
       <w:pPr>
-        <w:pStyle w:val="ListBullet"/>
+        <w:spacing w:before="80" w:after="40" w:lineRule="auto" w:line="360"/>
+        <w:jc w:val="left"/>
       </w:pPr>
       <w:r>
-        <w:t>性能需求：支持处理10万行以上的数据文件，文件导入响应时间不超过5秒</w:t>
+        <w:rPr>
+          <w:rFonts w:ascii="Arial" w:hAnsi="Arial" w:eastAsia="黑体"/>
+          <w:b/>
+          <w:sz w:val="24"/>
+        </w:rPr>
+        <w:t>2.2.1 性能需求</w:t>
       </w:r>
     </w:p>
     <w:p>
       <w:pPr>
         <w:pStyle w:val="ListBullet"/>
+        <w:ind w:left="480"/>
       </w:pPr>
       <w:r>
-        <w:t>可靠性需求：系统运行稳定，异常情况下能够优雅处理</w:t>
+        <w:rPr>
+          <w:rFonts w:ascii="Times New Roman" w:hAnsi="Times New Roman" w:eastAsia="宋体"/>
+          <w:b w:val="0"/>
+          <w:sz w:val="24"/>
+        </w:rPr>
+        <w:t>支持处理10万行以上的数据文件</w:t>
       </w:r>
     </w:p>
     <w:p>
       <w:pPr>
         <w:pStyle w:val="ListBullet"/>
+        <w:ind w:left="480"/>
       </w:pPr>
       <w:r>
-        <w:t>可扩展性需求：支持自定义验证规则，支持插件式清洗器扩展</w:t>
+        <w:rPr>
+          <w:rFonts w:ascii="Times New Roman" w:hAnsi="Times New Roman" w:eastAsia="宋体"/>
+          <w:b w:val="0"/>
+          <w:sz w:val="24"/>
+        </w:rPr>
+        <w:t>文件导入响应时间不超过5秒</w:t>
       </w:r>
     </w:p>
     <w:p>
       <w:pPr>
-        <w:pStyle w:val="Heading1"/>
+        <w:pStyle w:val="ListBullet"/>
+        <w:ind w:left="480"/>
       </w:pPr>
       <w:r>
+        <w:rPr>
+          <w:rFonts w:ascii="Times New Roman" w:hAnsi="Times New Roman" w:eastAsia="宋体"/>
+          <w:b w:val="0"/>
+          <w:sz w:val="24"/>
+        </w:rPr>
+        <w:t>数据清洗处理速度不低于1000行/秒</w:t>
+      </w:r>
+    </w:p>
+    <w:p>
+      <w:pPr>
+        <w:spacing w:before="80" w:after="40" w:lineRule="auto" w:line="360"/>
+        <w:jc w:val="left"/>
+      </w:pPr>
+      <w:r>
+        <w:rPr>
+          <w:rFonts w:ascii="Arial" w:hAnsi="Arial" w:eastAsia="黑体"/>
+          <w:b/>
+          <w:sz w:val="24"/>
+        </w:rPr>
+        <w:t>2.2.2 可靠性需求</w:t>
+      </w:r>
+    </w:p>
+    <w:p>
+      <w:pPr>
+        <w:pStyle w:val="ListBullet"/>
+        <w:ind w:left="480"/>
+      </w:pPr>
+      <w:r>
+        <w:rPr>
+          <w:rFonts w:ascii="Times New Roman" w:hAnsi="Times New Roman" w:eastAsia="宋体"/>
+          <w:b w:val="0"/>
+          <w:sz w:val="24"/>
+        </w:rPr>
+        <w:t>系统运行稳定，异常情况下能够优雅处理</w:t>
+      </w:r>
+    </w:p>
+    <w:p>
+      <w:pPr>
+        <w:pStyle w:val="ListBullet"/>
+        <w:ind w:left="480"/>
+      </w:pPr>
+      <w:r>
+        <w:rPr>
+          <w:rFonts w:ascii="Times New Roman" w:hAnsi="Times New Roman" w:eastAsia="宋体"/>
+          <w:b w:val="0"/>
+          <w:sz w:val="24"/>
+        </w:rPr>
+        <w:t>数据处理过程中支持事务回滚</w:t>
+      </w:r>
+    </w:p>
+    <w:p>
+      <w:pPr>
+        <w:pStyle w:val="ListBullet"/>
+        <w:ind w:left="480"/>
+      </w:pPr>
+      <w:r>
+        <w:rPr>
+          <w:rFonts w:ascii="Times New Roman" w:hAnsi="Times New Roman" w:eastAsia="宋体"/>
+          <w:b w:val="0"/>
+          <w:sz w:val="24"/>
+        </w:rPr>
+        <w:t>提供完整的错误日志记录</w:t>
+      </w:r>
+    </w:p>
+    <w:p>
+      <w:pPr>
+        <w:spacing w:before="80" w:after="40" w:lineRule="auto" w:line="360"/>
+        <w:jc w:val="left"/>
+      </w:pPr>
+      <w:r>
+        <w:rPr>
+          <w:rFonts w:ascii="Arial" w:hAnsi="Arial" w:eastAsia="黑体"/>
+          <w:b/>
+          <w:sz w:val="24"/>
+        </w:rPr>
+        <w:t>2.2.3 可扩展性需求</w:t>
+      </w:r>
+    </w:p>
+    <w:p>
+      <w:pPr>
+        <w:pStyle w:val="ListBullet"/>
+        <w:ind w:left="480"/>
+      </w:pPr>
+      <w:r>
+        <w:rPr>
+          <w:rFonts w:ascii="Times New Roman" w:hAnsi="Times New Roman" w:eastAsia="宋体"/>
+          <w:b w:val="0"/>
+          <w:sz w:val="24"/>
+        </w:rPr>
+        <w:t>支持自定义验证规则</w:t>
+      </w:r>
+    </w:p>
+    <w:p>
+      <w:pPr>
+        <w:pStyle w:val="ListBullet"/>
+        <w:ind w:left="480"/>
+      </w:pPr>
+      <w:r>
+        <w:rPr>
+          <w:rFonts w:ascii="Times New Roman" w:hAnsi="Times New Roman" w:eastAsia="宋体"/>
+          <w:b w:val="0"/>
+          <w:sz w:val="24"/>
+        </w:rPr>
+        <w:t>支持插件式清洗器扩展</w:t>
+      </w:r>
+    </w:p>
+    <w:p>
+      <w:pPr>
+        <w:pStyle w:val="ListBullet"/>
+        <w:ind w:left="480"/>
+      </w:pPr>
+      <w:r>
+        <w:rPr>
+          <w:rFonts w:ascii="Times New Roman" w:hAnsi="Times New Roman" w:eastAsia="宋体"/>
+          <w:b w:val="0"/>
+          <w:sz w:val="24"/>
+        </w:rPr>
+        <w:t>模块化设计便于功能扩展</w:t>
+      </w:r>
+    </w:p>
+    <w:p>
+      <w:pPr>
+        <w:spacing w:before="240" w:after="120" w:lineRule="auto" w:line="360"/>
+        <w:jc w:val="left"/>
+      </w:pPr>
+      <w:r>
+        <w:rPr>
+          <w:rFonts w:ascii="Arial" w:hAnsi="Arial" w:eastAsia="黑体"/>
+          <w:b/>
+          <w:sz w:val="30"/>
+        </w:rPr>
         <w:t>三、系统设计</w:t>
       </w:r>
     </w:p>
     <w:p>
       <w:pPr>
-        <w:pStyle w:val="Heading2"/>
+        <w:spacing w:before="120" w:after="60" w:lineRule="auto" w:line="360"/>
+        <w:jc w:val="left"/>
       </w:pPr>
       <w:r>
+        <w:rPr>
+          <w:rFonts w:ascii="Arial" w:hAnsi="Arial" w:eastAsia="黑体"/>
+          <w:b/>
+          <w:sz w:val="28"/>
+        </w:rPr>
         <w:t>3.1 系统架构设计</w:t>
       </w:r>
     </w:p>
     <w:p>
+      <w:pPr>
+        <w:spacing w:before="0" w:after="0" w:lineRule="auto" w:line="360"/>
+        <w:ind w:firstLine="480"/>
+        <w:jc w:val="both"/>
+      </w:pPr>
       <w:r>
+        <w:rPr>
+          <w:rFonts w:ascii="Times New Roman" w:hAnsi="Times New Roman" w:eastAsia="宋体"/>
+          <w:b w:val="0"/>
+          <w:sz w:val="24"/>
+        </w:rPr>
         <w:t>本系统采用MVC（Model-View-Controller）分层架构设计，将系统分为以下层次：</w:t>
       </w:r>
     </w:p>
     <w:p>
       <w:pPr>
-        <w:pStyle w:val="ListBullet"/>
+        <w:spacing w:before="60" w:after="60" w:lineRule="auto" w:line="288"/>
+        <w:jc w:val="left"/>
+        <w:shd w:val="clear" w:color="auto" w:fill="F2F2F2"/>
       </w:pPr>
       <w:r>
-        <w:t>UI层（View）：MainFrame、ImportPanel、CleanPanel、ValidationPanel等</w:t>
+        <w:rPr>
+          <w:rFonts w:ascii="Courier New" w:hAnsi="Courier New" w:eastAsia="宋体"/>
+          <w:sz w:val="18"/>
+        </w:rPr>
+        <w:t>┌─────────────────────────────────────────────────────────────┐</w:t>
+        <w:br/>
+        <w:t>│                      UI层（View）                            │</w:t>
+        <w:br/>
+        <w:t>│  MainFrame | ImportPanel | CleanPanel | ValidationPanel     │</w:t>
+        <w:br/>
+        <w:t>├─────────────────────────────────────────────────────────────┤</w:t>
+        <w:br/>
+        <w:t>│                    Controller层                              │</w:t>
+        <w:br/>
+        <w:t>│  ImportController | CleanController | QueryController       │</w:t>
+        <w:br/>
+        <w:t>├─────────────────────────────────────────────────────────────┤</w:t>
+        <w:br/>
+        <w:t>│                     Service层                                │</w:t>
+        <w:br/>
+        <w:t>│  DataImportService | ValidationService | ReportService      │</w:t>
+        <w:br/>
+        <w:t>├─────────────────────────────────────────────────────────────┤</w:t>
+        <w:br/>
+        <w:t>│                      DAO层                                   │</w:t>
+        <w:br/>
+        <w:t>│  DataFileDAO | DataRowDAO | CleanTaskDAO | TaskHistoryDAO   │</w:t>
+        <w:br/>
+        <w:t>├─────────────────────────────────────────────────────────────┤</w:t>
+        <w:br/>
+        <w:t>│                     Model层                                  │</w:t>
+        <w:br/>
+        <w:t>│  DataFile | DataRow | CleanTask | ValidationRule            │</w:t>
+        <w:br/>
+        <w:t>├─────────────────────────────────────────────────────────────┤</w:t>
+        <w:br/>
+        <w:t>│                   基础设施层                                  │</w:t>
+        <w:br/>
+        <w:t>│  Parser | Cleaner | Validator | Network | Util | Exception  │</w:t>
+        <w:br/>
+        <w:t>└─────────────────────────────────────────────────────────────┘</w:t>
       </w:r>
     </w:p>
     <w:p>
       <w:pPr>
-        <w:pStyle w:val="ListBullet"/>
+        <w:spacing w:before="120" w:after="60" w:lineRule="auto" w:line="360"/>
+        <w:jc w:val="left"/>
       </w:pPr>
       <w:r>
-        <w:t>Controller层：ImportController、CleanController、QueryController等</w:t>
-      </w:r>
-    </w:p>
-    <w:p>
-      <w:pPr>
-        <w:pStyle w:val="ListBullet"/>
-      </w:pPr>
-      <w:r>
-        <w:t>Service层：DataImportService、ValidationService、ReportService等</w:t>
-      </w:r>
-    </w:p>
-    <w:p>
-      <w:pPr>
-        <w:pStyle w:val="ListBullet"/>
-      </w:pPr>
-      <w:r>
-        <w:t>DAO层：DataFileDAO、DataRowDAO、CleanTaskDAO、TaskHistoryDAO等</w:t>
-      </w:r>
-    </w:p>
-    <w:p>
-      <w:pPr>
-        <w:pStyle w:val="ListBullet"/>
-      </w:pPr>
-      <w:r>
-        <w:t>Model层：DataFile、DataRow、CleanTask、ValidationRule等</w:t>
-      </w:r>
-    </w:p>
-    <w:p>
-      <w:pPr>
-        <w:pStyle w:val="ListBullet"/>
-      </w:pPr>
-      <w:r>
-        <w:t>基础设施层：Parser、Cleaner、Validator、Network、Util、Exception</w:t>
-      </w:r>
-    </w:p>
-    <w:p>
-      <w:pPr>
-        <w:pStyle w:val="Heading2"/>
-      </w:pPr>
-      <w:r>
+        <w:rPr>
+          <w:rFonts w:ascii="Arial" w:hAnsi="Arial" w:eastAsia="黑体"/>
+          <w:b/>
+          <w:sz w:val="28"/>
+        </w:rPr>
         <w:t>3.2 功能模块设计</w:t>
       </w:r>
     </w:p>
     <w:p>
       <w:pPr>
-        <w:pStyle w:val="Heading3"/>
+        <w:spacing w:before="80" w:after="40" w:lineRule="auto" w:line="360"/>
+        <w:jc w:val="left"/>
       </w:pPr>
       <w:r>
+        <w:rPr>
+          <w:rFonts w:ascii="Arial" w:hAnsi="Arial" w:eastAsia="黑体"/>
+          <w:b/>
+          <w:sz w:val="24"/>
+        </w:rPr>
         <w:t>3.2.1 文件解析模块</w:t>
       </w:r>
     </w:p>
     <w:p>
+      <w:pPr>
+        <w:spacing w:before="0" w:after="0" w:lineRule="auto" w:line="360"/>
+        <w:ind w:firstLine="480"/>
+        <w:jc w:val="both"/>
+      </w:pPr>
       <w:r>
+        <w:rPr>
+          <w:rFonts w:ascii="Times New Roman" w:hAnsi="Times New Roman" w:eastAsia="宋体"/>
+          <w:b w:val="0"/>
+          <w:sz w:val="24"/>
+        </w:rPr>
         <w:t>采用继承设计模式，实现多态的文件解析器：</w:t>
       </w:r>
     </w:p>
     <w:p>
       <w:pPr>
-        <w:pStyle w:val="ListBullet"/>
+        <w:spacing w:before="60" w:after="60" w:lineRule="auto" w:line="288"/>
+        <w:jc w:val="left"/>
+        <w:shd w:val="clear" w:color="auto" w:fill="F2F2F2"/>
       </w:pPr>
       <w:r>
-        <w:t>FileParser抽象类：定义parse()和getSupportedExtensions()抽象方法</w:t>
+        <w:rPr>
+          <w:rFonts w:ascii="Courier New" w:hAnsi="Courier New" w:eastAsia="宋体"/>
+          <w:sz w:val="18"/>
+        </w:rPr>
+        <w:t>// 抽象基类</w:t>
+        <w:br/>
+        <w:t>public abstract class FileParser {</w:t>
+        <w:br/>
+        <w:t xml:space="preserve">    public abstract List&lt;DataRow&gt; parse(File file);</w:t>
+        <w:br/>
+        <w:t xml:space="preserve">    public abstract String[] getSupportedExtensions();</w:t>
+        <w:br/>
+        <w:t>}</w:t>
+        <w:br/>
+        <w:br/>
+        <w:t>// Excel解析器</w:t>
+        <w:br/>
+        <w:t>public class ExcelParser extends FileParser { ... }</w:t>
+        <w:br/>
+        <w:br/>
+        <w:t>// CSV解析器</w:t>
+        <w:br/>
+        <w:t>public class CsvParser extends FileParser { ... }</w:t>
+        <w:br/>
+        <w:br/>
+        <w:t>// 工厂类（多态）</w:t>
+        <w:br/>
+        <w:t>public class ParserFactory {</w:t>
+        <w:br/>
+        <w:t xml:space="preserve">    public static FileParser getParser(String fileType) {</w:t>
+        <w:br/>
+        <w:t xml:space="preserve">        // 根据文件类型返回对应的解析器</w:t>
+        <w:br/>
+        <w:t xml:space="preserve">    }</w:t>
+        <w:br/>
+        <w:t>}</w:t>
       </w:r>
     </w:p>
     <w:p>
       <w:pPr>
-        <w:pStyle w:val="ListBullet"/>
+        <w:spacing w:before="80" w:after="40" w:lineRule="auto" w:line="360"/>
+        <w:jc w:val="left"/>
       </w:pPr>
       <w:r>
-        <w:t>ExcelParser：继承FileParser，使用Apache POI解析Excel文件</w:t>
-      </w:r>
-    </w:p>
-    <w:p>
-      <w:pPr>
-        <w:pStyle w:val="ListBullet"/>
-      </w:pPr>
-      <w:r>
-        <w:t>CsvParser：继承FileParser，使用OpenCSV解析CSV文件</w:t>
-      </w:r>
-    </w:p>
-    <w:p>
-      <w:pPr>
-        <w:pStyle w:val="ListBullet"/>
-      </w:pPr>
-      <w:r>
-        <w:t>ParserFactory：工厂类，根据文件类型返回对应的解析器（多态）</w:t>
-      </w:r>
-    </w:p>
-    <w:p>
-      <w:pPr>
-        <w:pStyle w:val="Heading2"/>
-      </w:pPr>
-      <w:r>
+        <w:rPr>
+          <w:rFonts w:ascii="Arial" w:hAnsi="Arial" w:eastAsia="黑体"/>
+          <w:b/>
+          <w:sz w:val="24"/>
+        </w:rPr>
         <w:t>3.2.2 数据清洗模块</w:t>
       </w:r>
     </w:p>
     <w:p>
+      <w:pPr>
+        <w:spacing w:before="0" w:after="0" w:lineRule="auto" w:line="360"/>
+        <w:ind w:firstLine="480"/>
+        <w:jc w:val="both"/>
+      </w:pPr>
       <w:r>
+        <w:rPr>
+          <w:rFonts w:ascii="Times New Roman" w:hAnsi="Times New Roman" w:eastAsia="宋体"/>
+          <w:b w:val="0"/>
+          <w:sz w:val="24"/>
+        </w:rPr>
         <w:t>采用接口设计模式，实现可插拔的清洗器：</w:t>
       </w:r>
     </w:p>
     <w:p>
       <w:pPr>
-        <w:pStyle w:val="ListBullet"/>
+        <w:spacing w:before="60" w:after="60" w:lineRule="auto" w:line="288"/>
+        <w:jc w:val="left"/>
+        <w:shd w:val="clear" w:color="auto" w:fill="F2F2F2"/>
       </w:pPr>
       <w:r>
-        <w:t>DataCleaner接口：定义clean()方法</w:t>
+        <w:rPr>
+          <w:rFonts w:ascii="Courier New" w:hAnsi="Courier New" w:eastAsia="宋体"/>
+          <w:sz w:val="18"/>
+        </w:rPr>
+        <w:t>// 清洗器接口</w:t>
+        <w:br/>
+        <w:t>public interface DataCleaner {</w:t>
+        <w:br/>
+        <w:t xml:space="preserve">    CleanResult clean(List&lt;DataRow&gt; data);</w:t>
+        <w:br/>
+        <w:t>}</w:t>
+        <w:br/>
+        <w:br/>
+        <w:t>// 去重清洗器</w:t>
+        <w:br/>
+        <w:t>public class DuplicateCleaner implements DataCleaner { ... }</w:t>
+        <w:br/>
+        <w:br/>
+        <w:t>// 空值清洗器</w:t>
+        <w:br/>
+        <w:t>public class EmptyValueCleaner implements DataCleaner { ... }</w:t>
+        <w:br/>
+        <w:br/>
+        <w:t>// 格式清洗器</w:t>
+        <w:br/>
+        <w:t>public class FormatCleaner implements DataCleaner { ... }</w:t>
+        <w:br/>
+        <w:br/>
+        <w:t>// 清洗管道（组合模式）</w:t>
+        <w:br/>
+        <w:t>public class CleanPipeline {</w:t>
+        <w:br/>
+        <w:t xml:space="preserve">    private List&lt;DataCleaner&gt; cleaners;</w:t>
+        <w:br/>
+        <w:t xml:space="preserve">    </w:t>
+        <w:br/>
+        <w:t xml:space="preserve">    public CleanResult execute(List&lt;DataRow&gt; data) {</w:t>
+        <w:br/>
+        <w:t xml:space="preserve">        // 依次执行所有清洗器</w:t>
+        <w:br/>
+        <w:t xml:space="preserve">    }</w:t>
+        <w:br/>
+        <w:t>}</w:t>
       </w:r>
     </w:p>
     <w:p>
       <w:pPr>
-        <w:pStyle w:val="ListBullet"/>
+        <w:spacing w:before="80" w:after="40" w:lineRule="auto" w:line="360"/>
+        <w:jc w:val="left"/>
       </w:pPr>
       <w:r>
-        <w:t>DuplicateCleaner：去重清洗器</w:t>
-      </w:r>
-    </w:p>
-    <w:p>
-      <w:pPr>
-        <w:pStyle w:val="ListBullet"/>
-      </w:pPr>
-      <w:r>
-        <w:t>EmptyValueCleaner：空值清洗器</w:t>
-      </w:r>
-    </w:p>
-    <w:p>
-      <w:pPr>
-        <w:pStyle w:val="ListBullet"/>
-      </w:pPr>
-      <w:r>
-        <w:t>FormatCleaner：格式清洗器</w:t>
-      </w:r>
-    </w:p>
-    <w:p>
-      <w:pPr>
-        <w:pStyle w:val="ListBullet"/>
-      </w:pPr>
-      <w:r>
-        <w:t>CleanPipeline：清洗管道，组合多个清洗器</w:t>
-      </w:r>
-    </w:p>
-    <w:p>
-      <w:pPr>
-        <w:pStyle w:val="Heading2"/>
-      </w:pPr>
-      <w:r>
+        <w:rPr>
+          <w:rFonts w:ascii="Arial" w:hAnsi="Arial" w:eastAsia="黑体"/>
+          <w:b/>
+          <w:sz w:val="24"/>
+        </w:rPr>
         <w:t>3.2.3 数据验证模块</w:t>
       </w:r>
     </w:p>
     <w:p>
       <w:pPr>
-        <w:pStyle w:val="ListBullet"/>
+        <w:spacing w:before="60" w:after="60" w:lineRule="auto" w:line="288"/>
+        <w:jc w:val="left"/>
+        <w:shd w:val="clear" w:color="auto" w:fill="F2F2F2"/>
       </w:pPr>
       <w:r>
-        <w:t>ValidateRule接口：定义validate()和getErrorMessage()方法</w:t>
+        <w:rPr>
+          <w:rFonts w:ascii="Courier New" w:hAnsi="Courier New" w:eastAsia="宋体"/>
+          <w:sz w:val="18"/>
+        </w:rPr>
+        <w:t>// 验证规则接口</w:t>
+        <w:br/>
+        <w:t>public interface ValidateRule {</w:t>
+        <w:br/>
+        <w:t xml:space="preserve">    boolean validate(String value);</w:t>
+        <w:br/>
+        <w:t xml:space="preserve">    String getErrorMessage();</w:t>
+        <w:br/>
+        <w:t>}</w:t>
+        <w:br/>
+        <w:br/>
+        <w:t>// 手机号验证</w:t>
+        <w:br/>
+        <w:t>public class PhoneRule implements ValidateRule { ... }</w:t>
+        <w:br/>
+        <w:br/>
+        <w:t>// 邮箱验证</w:t>
+        <w:br/>
+        <w:t>public class EmailRule implements ValidateRule { ... }</w:t>
+        <w:br/>
+        <w:br/>
+        <w:t>// 验证引擎</w:t>
+        <w:br/>
+        <w:t>public class ValidationEngine {</w:t>
+        <w:br/>
+        <w:t xml:space="preserve">    public static List&lt;ValidationResult&gt; validateData(</w:t>
+        <w:br/>
+        <w:t xml:space="preserve">        List&lt;ValidateRule&gt; rules, List&lt;DataRow&gt; data) { ... }</w:t>
+        <w:br/>
+        <w:t>}</w:t>
       </w:r>
     </w:p>
     <w:p>
       <w:pPr>
-        <w:pStyle w:val="ListBullet"/>
+        <w:spacing w:before="120" w:after="60" w:lineRule="auto" w:line="360"/>
+        <w:jc w:val="left"/>
       </w:pPr>
       <w:r>
-        <w:t>PhoneRule：手机号验证规则</w:t>
-      </w:r>
-    </w:p>
-    <w:p>
-      <w:pPr>
-        <w:pStyle w:val="ListBullet"/>
-      </w:pPr>
-      <w:r>
-        <w:t>EmailRule：邮箱验证规则</w:t>
-      </w:r>
-    </w:p>
-    <w:p>
-      <w:pPr>
-        <w:pStyle w:val="ListBullet"/>
-      </w:pPr>
-      <w:r>
-        <w:t>RequiredRule：必填字段验证规则</w:t>
-      </w:r>
-    </w:p>
-    <w:p>
-      <w:pPr>
-        <w:pStyle w:val="ListBullet"/>
-      </w:pPr>
-      <w:r>
-        <w:t>ValidationEngine：验证引擎，执行所有验证规则</w:t>
-      </w:r>
-    </w:p>
-    <w:p>
-      <w:pPr>
-        <w:pStyle w:val="Heading2"/>
-      </w:pPr>
-      <w:r>
+        <w:rPr>
+          <w:rFonts w:ascii="Arial" w:hAnsi="Arial" w:eastAsia="黑体"/>
+          <w:b/>
+          <w:sz w:val="28"/>
+        </w:rPr>
         <w:t>3.3 数据库设计</w:t>
       </w:r>
     </w:p>
     <w:p>
+      <w:pPr>
+        <w:spacing w:before="80" w:after="40" w:lineRule="auto" w:line="360"/>
+        <w:jc w:val="left"/>
+      </w:pPr>
       <w:r>
-        <w:t>本系统设计了以下数据表：</w:t>
+        <w:rPr>
+          <w:rFonts w:ascii="Arial" w:hAnsi="Arial" w:eastAsia="黑体"/>
+          <w:b/>
+          <w:sz w:val="24"/>
+        </w:rPr>
+        <w:t>3.3.1 数据表设计</w:t>
+      </w:r>
+    </w:p>
+    <w:p>
+      <w:pPr>
+        <w:spacing w:before="0" w:after="0" w:lineRule="auto" w:line="360"/>
+        <w:jc w:val="both"/>
+      </w:pPr>
+      <w:r>
+        <w:rPr>
+          <w:rFonts w:ascii="Times New Roman" w:hAnsi="Times New Roman" w:eastAsia="宋体"/>
+          <w:b w:val="0"/>
+          <w:sz w:val="24"/>
+        </w:rPr>
+        <w:t>1. 数据文件表（data_file）</w:t>
       </w:r>
     </w:p>
     <w:tbl>
@@ -622,38 +1335,71 @@
         <w:tblLook w:firstColumn="1" w:firstRow="1" w:lastColumn="0" w:lastRow="0" w:noHBand="0" w:noVBand="1" w:val="04A0"/>
       </w:tblPr>
       <w:tblGrid>
-        <w:gridCol w:w="2880"/>
-        <w:gridCol w:w="2880"/>
-        <w:gridCol w:w="2880"/>
+        <w:gridCol w:w="2929"/>
+        <w:gridCol w:w="2929"/>
+        <w:gridCol w:w="2929"/>
       </w:tblGrid>
       <w:tr>
         <w:tc>
           <w:tcPr>
-            <w:tcW w:type="dxa" w:w="2880"/>
+            <w:tcW w:type="dxa" w:w="2929"/>
+            <w:vAlign w:val="center"/>
+            <w:shd w:val="clear" w:color="auto" w:fill="2E74B5"/>
           </w:tcPr>
           <w:p>
+            <w:pPr>
+              <w:jc w:val="center"/>
+            </w:pPr>
             <w:r>
-              <w:t>表名</w:t>
+              <w:rPr>
+                <w:rFonts w:ascii="Arial" w:hAnsi="Arial" w:eastAsia="黑体"/>
+                <w:b/>
+                <w:color w:val="FFFFFF"/>
+                <w:sz w:val="21"/>
+              </w:rPr>
+              <w:t>字段名</w:t>
             </w:r>
           </w:p>
         </w:tc>
         <w:tc>
           <w:tcPr>
-            <w:tcW w:type="dxa" w:w="2880"/>
+            <w:tcW w:type="dxa" w:w="2929"/>
+            <w:vAlign w:val="center"/>
+            <w:shd w:val="clear" w:color="auto" w:fill="2E74B5"/>
           </w:tcPr>
           <w:p>
+            <w:pPr>
+              <w:jc w:val="center"/>
+            </w:pPr>
             <w:r>
-              <w:t>说明</w:t>
+              <w:rPr>
+                <w:rFonts w:ascii="Arial" w:hAnsi="Arial" w:eastAsia="黑体"/>
+                <w:b/>
+                <w:color w:val="FFFFFF"/>
+                <w:sz w:val="21"/>
+              </w:rPr>
+              <w:t>类型</w:t>
             </w:r>
           </w:p>
         </w:tc>
         <w:tc>
           <w:tcPr>
-            <w:tcW w:type="dxa" w:w="2880"/>
+            <w:tcW w:type="dxa" w:w="2929"/>
+            <w:vAlign w:val="center"/>
+            <w:shd w:val="clear" w:color="auto" w:fill="2E74B5"/>
           </w:tcPr>
           <w:p>
+            <w:pPr>
+              <w:jc w:val="center"/>
+            </w:pPr>
             <w:r>
-              <w:t>主要字段</w:t>
+              <w:rPr>
+                <w:rFonts w:ascii="Arial" w:hAnsi="Arial" w:eastAsia="黑体"/>
+                <w:b/>
+                <w:color w:val="FFFFFF"/>
+                <w:sz w:val="21"/>
+              </w:rPr>
+              <w:t>说明</w:t>
             </w:r>
           </w:p>
         </w:tc>
@@ -661,31 +1407,61 @@
       <w:tr>
         <w:tc>
           <w:tcPr>
-            <w:tcW w:type="dxa" w:w="2880"/>
+            <w:tcW w:type="dxa" w:w="2929"/>
+            <w:vAlign w:val="center"/>
+            <w:shd w:val="clear" w:color="auto" w:fill="F5F5F5"/>
           </w:tcPr>
           <w:p>
+            <w:pPr>
+              <w:jc w:val="center"/>
+            </w:pPr>
             <w:r>
-              <w:t>data_file</w:t>
+              <w:rPr>
+                <w:rFonts w:ascii="Times New Roman" w:hAnsi="Times New Roman" w:eastAsia="宋体"/>
+                <w:b w:val="0"/>
+                <w:sz w:val="21"/>
+              </w:rPr>
+              <w:t>id</w:t>
             </w:r>
           </w:p>
         </w:tc>
         <w:tc>
           <w:tcPr>
-            <w:tcW w:type="dxa" w:w="2880"/>
+            <w:tcW w:type="dxa" w:w="2929"/>
+            <w:vAlign w:val="center"/>
+            <w:shd w:val="clear" w:color="auto" w:fill="F5F5F5"/>
           </w:tcPr>
           <w:p>
+            <w:pPr>
+              <w:jc w:val="center"/>
+            </w:pPr>
             <w:r>
-              <w:t>数据文件表</w:t>
+              <w:rPr>
+                <w:rFonts w:ascii="Times New Roman" w:hAnsi="Times New Roman" w:eastAsia="宋体"/>
+                <w:b w:val="0"/>
+                <w:sz w:val="21"/>
+              </w:rPr>
+              <w:t>BIGINT</w:t>
             </w:r>
           </w:p>
         </w:tc>
         <w:tc>
           <w:tcPr>
-            <w:tcW w:type="dxa" w:w="2880"/>
+            <w:tcW w:type="dxa" w:w="2929"/>
+            <w:vAlign w:val="center"/>
+            <w:shd w:val="clear" w:color="auto" w:fill="F5F5F5"/>
           </w:tcPr>
           <w:p>
+            <w:pPr>
+              <w:jc w:val="center"/>
+            </w:pPr>
             <w:r>
-              <w:t>id, file_name, file_type, row_count, status</w:t>
+              <w:rPr>
+                <w:rFonts w:ascii="Times New Roman" w:hAnsi="Times New Roman" w:eastAsia="宋体"/>
+                <w:b w:val="0"/>
+                <w:sz w:val="21"/>
+              </w:rPr>
+              <w:t>主键，自增</w:t>
             </w:r>
           </w:p>
         </w:tc>
@@ -693,31 +1469,61 @@
       <w:tr>
         <w:tc>
           <w:tcPr>
-            <w:tcW w:type="dxa" w:w="2880"/>
+            <w:tcW w:type="dxa" w:w="2929"/>
+            <w:vAlign w:val="center"/>
+            <w:shd w:val="clear" w:color="auto" w:fill="FFFFFF"/>
           </w:tcPr>
           <w:p>
+            <w:pPr>
+              <w:jc w:val="center"/>
+            </w:pPr>
             <w:r>
-              <w:t>data_row</w:t>
+              <w:rPr>
+                <w:rFonts w:ascii="Times New Roman" w:hAnsi="Times New Roman" w:eastAsia="宋体"/>
+                <w:b w:val="0"/>
+                <w:sz w:val="21"/>
+              </w:rPr>
+              <w:t>file_name</w:t>
             </w:r>
           </w:p>
         </w:tc>
         <w:tc>
           <w:tcPr>
-            <w:tcW w:type="dxa" w:w="2880"/>
+            <w:tcW w:type="dxa" w:w="2929"/>
+            <w:vAlign w:val="center"/>
+            <w:shd w:val="clear" w:color="auto" w:fill="FFFFFF"/>
           </w:tcPr>
           <w:p>
+            <w:pPr>
+              <w:jc w:val="center"/>
+            </w:pPr>
             <w:r>
-              <w:t>数据行表</w:t>
+              <w:rPr>
+                <w:rFonts w:ascii="Times New Roman" w:hAnsi="Times New Roman" w:eastAsia="宋体"/>
+                <w:b w:val="0"/>
+                <w:sz w:val="21"/>
+              </w:rPr>
+              <w:t>VARCHAR(255)</w:t>
             </w:r>
           </w:p>
         </w:tc>
         <w:tc>
           <w:tcPr>
-            <w:tcW w:type="dxa" w:w="2880"/>
+            <w:tcW w:type="dxa" w:w="2929"/>
+            <w:vAlign w:val="center"/>
+            <w:shd w:val="clear" w:color="auto" w:fill="FFFFFF"/>
           </w:tcPr>
           <w:p>
+            <w:pPr>
+              <w:jc w:val="center"/>
+            </w:pPr>
             <w:r>
-              <w:t>id, file_id, row_index, row_data</w:t>
+              <w:rPr>
+                <w:rFonts w:ascii="Times New Roman" w:hAnsi="Times New Roman" w:eastAsia="宋体"/>
+                <w:b w:val="0"/>
+                <w:sz w:val="21"/>
+              </w:rPr>
+              <w:t>文件名</w:t>
             </w:r>
           </w:p>
         </w:tc>
@@ -725,31 +1531,61 @@
       <w:tr>
         <w:tc>
           <w:tcPr>
-            <w:tcW w:type="dxa" w:w="2880"/>
+            <w:tcW w:type="dxa" w:w="2929"/>
+            <w:vAlign w:val="center"/>
+            <w:shd w:val="clear" w:color="auto" w:fill="F5F5F5"/>
           </w:tcPr>
           <w:p>
+            <w:pPr>
+              <w:jc w:val="center"/>
+            </w:pPr>
             <w:r>
-              <w:t>validation_rule</w:t>
+              <w:rPr>
+                <w:rFonts w:ascii="Times New Roman" w:hAnsi="Times New Roman" w:eastAsia="宋体"/>
+                <w:b w:val="0"/>
+                <w:sz w:val="21"/>
+              </w:rPr>
+              <w:t>file_path</w:t>
             </w:r>
           </w:p>
         </w:tc>
         <w:tc>
           <w:tcPr>
-            <w:tcW w:type="dxa" w:w="2880"/>
+            <w:tcW w:type="dxa" w:w="2929"/>
+            <w:vAlign w:val="center"/>
+            <w:shd w:val="clear" w:color="auto" w:fill="F5F5F5"/>
           </w:tcPr>
           <w:p>
+            <w:pPr>
+              <w:jc w:val="center"/>
+            </w:pPr>
             <w:r>
-              <w:t>验证规则表</w:t>
+              <w:rPr>
+                <w:rFonts w:ascii="Times New Roman" w:hAnsi="Times New Roman" w:eastAsia="宋体"/>
+                <w:b w:val="0"/>
+                <w:sz w:val="21"/>
+              </w:rPr>
+              <w:t>VARCHAR(500)</w:t>
             </w:r>
           </w:p>
         </w:tc>
         <w:tc>
           <w:tcPr>
-            <w:tcW w:type="dxa" w:w="2880"/>
+            <w:tcW w:type="dxa" w:w="2929"/>
+            <w:vAlign w:val="center"/>
+            <w:shd w:val="clear" w:color="auto" w:fill="F5F5F5"/>
           </w:tcPr>
           <w:p>
+            <w:pPr>
+              <w:jc w:val="center"/>
+            </w:pPr>
             <w:r>
-              <w:t>id, rule_name, rule_type, expression</w:t>
+              <w:rPr>
+                <w:rFonts w:ascii="Times New Roman" w:hAnsi="Times New Roman" w:eastAsia="宋体"/>
+                <w:b w:val="0"/>
+                <w:sz w:val="21"/>
+              </w:rPr>
+              <w:t>文件路径</w:t>
             </w:r>
           </w:p>
         </w:tc>
@@ -757,118 +1593,327 @@
       <w:tr>
         <w:tc>
           <w:tcPr>
-            <w:tcW w:type="dxa" w:w="2880"/>
+            <w:tcW w:type="dxa" w:w="2929"/>
+            <w:vAlign w:val="center"/>
+            <w:shd w:val="clear" w:color="auto" w:fill="FFFFFF"/>
           </w:tcPr>
           <w:p>
+            <w:pPr>
+              <w:jc w:val="center"/>
+            </w:pPr>
             <w:r>
-              <w:t>task_history</w:t>
+              <w:rPr>
+                <w:rFonts w:ascii="Times New Roman" w:hAnsi="Times New Roman" w:eastAsia="宋体"/>
+                <w:b w:val="0"/>
+                <w:sz w:val="21"/>
+              </w:rPr>
+              <w:t>file_type</w:t>
             </w:r>
           </w:p>
         </w:tc>
         <w:tc>
           <w:tcPr>
-            <w:tcW w:type="dxa" w:w="2880"/>
+            <w:tcW w:type="dxa" w:w="2929"/>
+            <w:vAlign w:val="center"/>
+            <w:shd w:val="clear" w:color="auto" w:fill="FFFFFF"/>
           </w:tcPr>
           <w:p>
+            <w:pPr>
+              <w:jc w:val="center"/>
+            </w:pPr>
             <w:r>
-              <w:t>任务历史表</w:t>
+              <w:rPr>
+                <w:rFonts w:ascii="Times New Roman" w:hAnsi="Times New Roman" w:eastAsia="宋体"/>
+                <w:b w:val="0"/>
+                <w:sz w:val="21"/>
+              </w:rPr>
+              <w:t>VARCHAR(10)</w:t>
             </w:r>
           </w:p>
         </w:tc>
         <w:tc>
           <w:tcPr>
-            <w:tcW w:type="dxa" w:w="2880"/>
+            <w:tcW w:type="dxa" w:w="2929"/>
+            <w:vAlign w:val="center"/>
+            <w:shd w:val="clear" w:color="auto" w:fill="FFFFFF"/>
           </w:tcPr>
           <w:p>
+            <w:pPr>
+              <w:jc w:val="center"/>
+            </w:pPr>
             <w:r>
-              <w:t>id, action, target, status, execution_time</w:t>
+              <w:rPr>
+                <w:rFonts w:ascii="Times New Roman" w:hAnsi="Times New Roman" w:eastAsia="宋体"/>
+                <w:b w:val="0"/>
+                <w:sz w:val="21"/>
+              </w:rPr>
+              <w:t>文件类型</w:t>
+            </w:r>
+          </w:p>
+        </w:tc>
+      </w:tr>
+      <w:tr>
+        <w:tc>
+          <w:tcPr>
+            <w:tcW w:type="dxa" w:w="2929"/>
+            <w:vAlign w:val="center"/>
+            <w:shd w:val="clear" w:color="auto" w:fill="F5F5F5"/>
+          </w:tcPr>
+          <w:p>
+            <w:pPr>
+              <w:jc w:val="center"/>
+            </w:pPr>
+            <w:r>
+              <w:rPr>
+                <w:rFonts w:ascii="Times New Roman" w:hAnsi="Times New Roman" w:eastAsia="宋体"/>
+                <w:b w:val="0"/>
+                <w:sz w:val="21"/>
+              </w:rPr>
+              <w:t>row_count</w:t>
+            </w:r>
+          </w:p>
+        </w:tc>
+        <w:tc>
+          <w:tcPr>
+            <w:tcW w:type="dxa" w:w="2929"/>
+            <w:vAlign w:val="center"/>
+            <w:shd w:val="clear" w:color="auto" w:fill="F5F5F5"/>
+          </w:tcPr>
+          <w:p>
+            <w:pPr>
+              <w:jc w:val="center"/>
+            </w:pPr>
+            <w:r>
+              <w:rPr>
+                <w:rFonts w:ascii="Times New Roman" w:hAnsi="Times New Roman" w:eastAsia="宋体"/>
+                <w:b w:val="0"/>
+                <w:sz w:val="21"/>
+              </w:rPr>
+              <w:t>INT</w:t>
+            </w:r>
+          </w:p>
+        </w:tc>
+        <w:tc>
+          <w:tcPr>
+            <w:tcW w:type="dxa" w:w="2929"/>
+            <w:vAlign w:val="center"/>
+            <w:shd w:val="clear" w:color="auto" w:fill="F5F5F5"/>
+          </w:tcPr>
+          <w:p>
+            <w:pPr>
+              <w:jc w:val="center"/>
+            </w:pPr>
+            <w:r>
+              <w:rPr>
+                <w:rFonts w:ascii="Times New Roman" w:hAnsi="Times New Roman" w:eastAsia="宋体"/>
+                <w:b w:val="0"/>
+                <w:sz w:val="21"/>
+              </w:rPr>
+              <w:t>数据行数</w:t>
+            </w:r>
+          </w:p>
+        </w:tc>
+      </w:tr>
+      <w:tr>
+        <w:tc>
+          <w:tcPr>
+            <w:tcW w:type="dxa" w:w="2929"/>
+            <w:vAlign w:val="center"/>
+            <w:shd w:val="clear" w:color="auto" w:fill="FFFFFF"/>
+          </w:tcPr>
+          <w:p>
+            <w:pPr>
+              <w:jc w:val="center"/>
+            </w:pPr>
+            <w:r>
+              <w:rPr>
+                <w:rFonts w:ascii="Times New Roman" w:hAnsi="Times New Roman" w:eastAsia="宋体"/>
+                <w:b w:val="0"/>
+                <w:sz w:val="21"/>
+              </w:rPr>
+              <w:t>column_count</w:t>
+            </w:r>
+          </w:p>
+        </w:tc>
+        <w:tc>
+          <w:tcPr>
+            <w:tcW w:type="dxa" w:w="2929"/>
+            <w:vAlign w:val="center"/>
+            <w:shd w:val="clear" w:color="auto" w:fill="FFFFFF"/>
+          </w:tcPr>
+          <w:p>
+            <w:pPr>
+              <w:jc w:val="center"/>
+            </w:pPr>
+            <w:r>
+              <w:rPr>
+                <w:rFonts w:ascii="Times New Roman" w:hAnsi="Times New Roman" w:eastAsia="宋体"/>
+                <w:b w:val="0"/>
+                <w:sz w:val="21"/>
+              </w:rPr>
+              <w:t>INT</w:t>
+            </w:r>
+          </w:p>
+        </w:tc>
+        <w:tc>
+          <w:tcPr>
+            <w:tcW w:type="dxa" w:w="2929"/>
+            <w:vAlign w:val="center"/>
+            <w:shd w:val="clear" w:color="auto" w:fill="FFFFFF"/>
+          </w:tcPr>
+          <w:p>
+            <w:pPr>
+              <w:jc w:val="center"/>
+            </w:pPr>
+            <w:r>
+              <w:rPr>
+                <w:rFonts w:ascii="Times New Roman" w:hAnsi="Times New Roman" w:eastAsia="宋体"/>
+                <w:b w:val="0"/>
+                <w:sz w:val="21"/>
+              </w:rPr>
+              <w:t>列数</w:t>
+            </w:r>
+          </w:p>
+        </w:tc>
+      </w:tr>
+      <w:tr>
+        <w:tc>
+          <w:tcPr>
+            <w:tcW w:type="dxa" w:w="2929"/>
+            <w:vAlign w:val="center"/>
+            <w:shd w:val="clear" w:color="auto" w:fill="F5F5F5"/>
+          </w:tcPr>
+          <w:p>
+            <w:pPr>
+              <w:jc w:val="center"/>
+            </w:pPr>
+            <w:r>
+              <w:rPr>
+                <w:rFonts w:ascii="Times New Roman" w:hAnsi="Times New Roman" w:eastAsia="宋体"/>
+                <w:b w:val="0"/>
+                <w:sz w:val="21"/>
+              </w:rPr>
+              <w:t>import_time</w:t>
+            </w:r>
+          </w:p>
+        </w:tc>
+        <w:tc>
+          <w:tcPr>
+            <w:tcW w:type="dxa" w:w="2929"/>
+            <w:vAlign w:val="center"/>
+            <w:shd w:val="clear" w:color="auto" w:fill="F5F5F5"/>
+          </w:tcPr>
+          <w:p>
+            <w:pPr>
+              <w:jc w:val="center"/>
+            </w:pPr>
+            <w:r>
+              <w:rPr>
+                <w:rFonts w:ascii="Times New Roman" w:hAnsi="Times New Roman" w:eastAsia="宋体"/>
+                <w:b w:val="0"/>
+                <w:sz w:val="21"/>
+              </w:rPr>
+              <w:t>DATETIME</w:t>
+            </w:r>
+          </w:p>
+        </w:tc>
+        <w:tc>
+          <w:tcPr>
+            <w:tcW w:type="dxa" w:w="2929"/>
+            <w:vAlign w:val="center"/>
+            <w:shd w:val="clear" w:color="auto" w:fill="F5F5F5"/>
+          </w:tcPr>
+          <w:p>
+            <w:pPr>
+              <w:jc w:val="center"/>
+            </w:pPr>
+            <w:r>
+              <w:rPr>
+                <w:rFonts w:ascii="Times New Roman" w:hAnsi="Times New Roman" w:eastAsia="宋体"/>
+                <w:b w:val="0"/>
+                <w:sz w:val="21"/>
+              </w:rPr>
+              <w:t>导入时间</w:t>
+            </w:r>
+          </w:p>
+        </w:tc>
+      </w:tr>
+      <w:tr>
+        <w:tc>
+          <w:tcPr>
+            <w:tcW w:type="dxa" w:w="2929"/>
+            <w:vAlign w:val="center"/>
+            <w:shd w:val="clear" w:color="auto" w:fill="FFFFFF"/>
+          </w:tcPr>
+          <w:p>
+            <w:pPr>
+              <w:jc w:val="center"/>
+            </w:pPr>
+            <w:r>
+              <w:rPr>
+                <w:rFonts w:ascii="Times New Roman" w:hAnsi="Times New Roman" w:eastAsia="宋体"/>
+                <w:b w:val="0"/>
+                <w:sz w:val="21"/>
+              </w:rPr>
+              <w:t>status</w:t>
+            </w:r>
+          </w:p>
+        </w:tc>
+        <w:tc>
+          <w:tcPr>
+            <w:tcW w:type="dxa" w:w="2929"/>
+            <w:vAlign w:val="center"/>
+            <w:shd w:val="clear" w:color="auto" w:fill="FFFFFF"/>
+          </w:tcPr>
+          <w:p>
+            <w:pPr>
+              <w:jc w:val="center"/>
+            </w:pPr>
+            <w:r>
+              <w:rPr>
+                <w:rFonts w:ascii="Times New Roman" w:hAnsi="Times New Roman" w:eastAsia="宋体"/>
+                <w:b w:val="0"/>
+                <w:sz w:val="21"/>
+              </w:rPr>
+              <w:t>VARCHAR(20)</w:t>
+            </w:r>
+          </w:p>
+        </w:tc>
+        <w:tc>
+          <w:tcPr>
+            <w:tcW w:type="dxa" w:w="2929"/>
+            <w:vAlign w:val="center"/>
+            <w:shd w:val="clear" w:color="auto" w:fill="FFFFFF"/>
+          </w:tcPr>
+          <w:p>
+            <w:pPr>
+              <w:jc w:val="center"/>
+            </w:pPr>
+            <w:r>
+              <w:rPr>
+                <w:rFonts w:ascii="Times New Roman" w:hAnsi="Times New Roman" w:eastAsia="宋体"/>
+                <w:b w:val="0"/>
+                <w:sz w:val="21"/>
+              </w:rPr>
+              <w:t>状态</w:t>
             </w:r>
           </w:p>
         </w:tc>
       </w:tr>
     </w:tbl>
+    <w:p/>
     <w:p>
       <w:pPr>
-        <w:pStyle w:val="Heading1"/>
+        <w:spacing w:before="0" w:after="0" w:lineRule="auto" w:line="360"/>
+        <w:jc w:val="both"/>
       </w:pPr>
       <w:r>
-        <w:t>四、系统实现</w:t>
-      </w:r>
-    </w:p>
-    <w:p>
-      <w:pPr>
-        <w:pStyle w:val="Heading2"/>
-      </w:pPr>
-      <w:r>
-        <w:t>4.1 关键技术实现</w:t>
-      </w:r>
-    </w:p>
-    <w:p>
-      <w:pPr>
-        <w:pStyle w:val="Heading3"/>
-      </w:pPr>
-      <w:r>
-        <w:t>4.1.1 多线程处理</w:t>
-      </w:r>
-    </w:p>
-    <w:p>
-      <w:r>
-        <w:t>使用ExecutorService线程池实现异步任务处理，避免GUI冻结。在GUI中使用SwingWorker实现异步更新。</w:t>
-      </w:r>
-    </w:p>
-    <w:p>
-      <w:pPr>
-        <w:pStyle w:val="Heading3"/>
-      </w:pPr>
-      <w:r>
-        <w:t>4.1.2 网络编程</w:t>
-      </w:r>
-    </w:p>
-    <w:p>
-      <w:r>
-        <w:t>采用Socket实现客户端/服务器模式，使用JSON格式进行数据交换。</w:t>
-      </w:r>
-    </w:p>
-    <w:p>
-      <w:pPr>
-        <w:pStyle w:val="Heading3"/>
-      </w:pPr>
-      <w:r>
-        <w:t>4.1.3 文件解析</w:t>
-      </w:r>
-    </w:p>
-    <w:p>
-      <w:r>
-        <w:t>使用Apache POI处理Excel文件，OpenCSV处理CSV文件。</w:t>
-      </w:r>
-    </w:p>
-    <w:p>
-      <w:pPr>
-        <w:pStyle w:val="Heading3"/>
-      </w:pPr>
-      <w:r>
-        <w:t>4.1.4 连接池管理</w:t>
-      </w:r>
-    </w:p>
-    <w:p>
-      <w:r>
-        <w:t>自定义数据库连接池，使用BlockingQueue管理连接，提高数据库访问性能。</w:t>
-      </w:r>
-    </w:p>
-    <w:p>
-      <w:pPr>
-        <w:pStyle w:val="Heading1"/>
-      </w:pPr>
-      <w:r>
-        <w:t>五、系统测试</w:t>
-      </w:r>
-    </w:p>
-    <w:p>
-      <w:pPr>
-        <w:pStyle w:val="Heading2"/>
-      </w:pPr>
-      <w:r>
-        <w:t>5.1 功能测试</w:t>
+        <w:rPr>
+          <w:rFonts w:ascii="Times New Roman" w:hAnsi="Times New Roman" w:eastAsia="宋体"/>
+          <w:b w:val="0"/>
+          <w:sz w:val="24"/>
+        </w:rPr>
+        <w:t>2. 数据行表（data_row）</w:t>
       </w:r>
     </w:p>
     <w:tbl>
@@ -878,49 +1923,71 @@
         <w:tblLook w:firstColumn="1" w:firstRow="1" w:lastColumn="0" w:lastRow="0" w:noHBand="0" w:noVBand="1" w:val="04A0"/>
       </w:tblPr>
       <w:tblGrid>
-        <w:gridCol w:w="2160"/>
-        <w:gridCol w:w="2160"/>
-        <w:gridCol w:w="2160"/>
-        <w:gridCol w:w="2160"/>
+        <w:gridCol w:w="2929"/>
+        <w:gridCol w:w="2929"/>
+        <w:gridCol w:w="2929"/>
       </w:tblGrid>
       <w:tr>
         <w:tc>
           <w:tcPr>
-            <w:tcW w:type="dxa" w:w="2160"/>
+            <w:tcW w:type="dxa" w:w="2929"/>
+            <w:vAlign w:val="center"/>
+            <w:shd w:val="clear" w:color="auto" w:fill="2E74B5"/>
           </w:tcPr>
           <w:p>
+            <w:pPr>
+              <w:jc w:val="center"/>
+            </w:pPr>
             <w:r>
-              <w:t>测试用例</w:t>
+              <w:rPr>
+                <w:rFonts w:ascii="Arial" w:hAnsi="Arial" w:eastAsia="黑体"/>
+                <w:b/>
+                <w:color w:val="FFFFFF"/>
+                <w:sz w:val="21"/>
+              </w:rPr>
+              <w:t>字段名</w:t>
             </w:r>
           </w:p>
         </w:tc>
         <w:tc>
           <w:tcPr>
-            <w:tcW w:type="dxa" w:w="2160"/>
+            <w:tcW w:type="dxa" w:w="2929"/>
+            <w:vAlign w:val="center"/>
+            <w:shd w:val="clear" w:color="auto" w:fill="2E74B5"/>
           </w:tcPr>
           <w:p>
+            <w:pPr>
+              <w:jc w:val="center"/>
+            </w:pPr>
             <w:r>
-              <w:t>文件类型</w:t>
+              <w:rPr>
+                <w:rFonts w:ascii="Arial" w:hAnsi="Arial" w:eastAsia="黑体"/>
+                <w:b/>
+                <w:color w:val="FFFFFF"/>
+                <w:sz w:val="21"/>
+              </w:rPr>
+              <w:t>类型</w:t>
             </w:r>
           </w:p>
         </w:tc>
         <w:tc>
           <w:tcPr>
-            <w:tcW w:type="dxa" w:w="2160"/>
+            <w:tcW w:type="dxa" w:w="2929"/>
+            <w:vAlign w:val="center"/>
+            <w:shd w:val="clear" w:color="auto" w:fill="2E74B5"/>
           </w:tcPr>
           <w:p>
+            <w:pPr>
+              <w:jc w:val="center"/>
+            </w:pPr>
             <w:r>
-              <w:t>行数</w:t>
-            </w:r>
-          </w:p>
-        </w:tc>
-        <w:tc>
-          <w:tcPr>
-            <w:tcW w:type="dxa" w:w="2160"/>
-          </w:tcPr>
-          <w:p>
-            <w:r>
-              <w:t>测试结果</w:t>
+              <w:rPr>
+                <w:rFonts w:ascii="Arial" w:hAnsi="Arial" w:eastAsia="黑体"/>
+                <w:b/>
+                <w:color w:val="FFFFFF"/>
+                <w:sz w:val="21"/>
+              </w:rPr>
+              <w:t>说明</w:t>
             </w:r>
           </w:p>
         </w:tc>
@@ -928,41 +1995,61 @@
       <w:tr>
         <w:tc>
           <w:tcPr>
-            <w:tcW w:type="dxa" w:w="2160"/>
+            <w:tcW w:type="dxa" w:w="2929"/>
+            <w:vAlign w:val="center"/>
+            <w:shd w:val="clear" w:color="auto" w:fill="F5F5F5"/>
           </w:tcPr>
           <w:p>
+            <w:pPr>
+              <w:jc w:val="center"/>
+            </w:pPr>
             <w:r>
-              <w:t>employees.csv</w:t>
+              <w:rPr>
+                <w:rFonts w:ascii="Times New Roman" w:hAnsi="Times New Roman" w:eastAsia="宋体"/>
+                <w:b w:val="0"/>
+                <w:sz w:val="21"/>
+              </w:rPr>
+              <w:t>id</w:t>
             </w:r>
           </w:p>
         </w:tc>
         <w:tc>
           <w:tcPr>
-            <w:tcW w:type="dxa" w:w="2160"/>
+            <w:tcW w:type="dxa" w:w="2929"/>
+            <w:vAlign w:val="center"/>
+            <w:shd w:val="clear" w:color="auto" w:fill="F5F5F5"/>
           </w:tcPr>
           <w:p>
+            <w:pPr>
+              <w:jc w:val="center"/>
+            </w:pPr>
             <w:r>
-              <w:t>CSV</w:t>
+              <w:rPr>
+                <w:rFonts w:ascii="Times New Roman" w:hAnsi="Times New Roman" w:eastAsia="宋体"/>
+                <w:b w:val="0"/>
+                <w:sz w:val="21"/>
+              </w:rPr>
+              <w:t>BIGINT</w:t>
             </w:r>
           </w:p>
         </w:tc>
         <w:tc>
           <w:tcPr>
-            <w:tcW w:type="dxa" w:w="2160"/>
+            <w:tcW w:type="dxa" w:w="2929"/>
+            <w:vAlign w:val="center"/>
+            <w:shd w:val="clear" w:color="auto" w:fill="F5F5F5"/>
           </w:tcPr>
           <w:p>
+            <w:pPr>
+              <w:jc w:val="center"/>
+            </w:pPr>
             <w:r>
-              <w:t>15</w:t>
-            </w:r>
-          </w:p>
-        </w:tc>
-        <w:tc>
-          <w:tcPr>
-            <w:tcW w:type="dxa" w:w="2160"/>
-          </w:tcPr>
-          <w:p>
-            <w:r>
-              <w:t>通过</w:t>
+              <w:rPr>
+                <w:rFonts w:ascii="Times New Roman" w:hAnsi="Times New Roman" w:eastAsia="宋体"/>
+                <w:b w:val="0"/>
+                <w:sz w:val="21"/>
+              </w:rPr>
+              <w:t>主键，自增</w:t>
             </w:r>
           </w:p>
         </w:tc>
@@ -970,41 +2057,61 @@
       <w:tr>
         <w:tc>
           <w:tcPr>
-            <w:tcW w:type="dxa" w:w="2160"/>
+            <w:tcW w:type="dxa" w:w="2929"/>
+            <w:vAlign w:val="center"/>
+            <w:shd w:val="clear" w:color="auto" w:fill="FFFFFF"/>
           </w:tcPr>
           <w:p>
+            <w:pPr>
+              <w:jc w:val="center"/>
+            </w:pPr>
             <w:r>
-              <w:t>customers.xlsx</w:t>
+              <w:rPr>
+                <w:rFonts w:ascii="Times New Roman" w:hAnsi="Times New Roman" w:eastAsia="宋体"/>
+                <w:b w:val="0"/>
+                <w:sz w:val="21"/>
+              </w:rPr>
+              <w:t>file_id</w:t>
             </w:r>
           </w:p>
         </w:tc>
         <w:tc>
           <w:tcPr>
-            <w:tcW w:type="dxa" w:w="2160"/>
+            <w:tcW w:type="dxa" w:w="2929"/>
+            <w:vAlign w:val="center"/>
+            <w:shd w:val="clear" w:color="auto" w:fill="FFFFFF"/>
           </w:tcPr>
           <w:p>
+            <w:pPr>
+              <w:jc w:val="center"/>
+            </w:pPr>
             <w:r>
-              <w:t>Excel</w:t>
+              <w:rPr>
+                <w:rFonts w:ascii="Times New Roman" w:hAnsi="Times New Roman" w:eastAsia="宋体"/>
+                <w:b w:val="0"/>
+                <w:sz w:val="21"/>
+              </w:rPr>
+              <w:t>BIGINT</w:t>
             </w:r>
           </w:p>
         </w:tc>
         <w:tc>
           <w:tcPr>
-            <w:tcW w:type="dxa" w:w="2160"/>
+            <w:tcW w:type="dxa" w:w="2929"/>
+            <w:vAlign w:val="center"/>
+            <w:shd w:val="clear" w:color="auto" w:fill="FFFFFF"/>
           </w:tcPr>
           <w:p>
+            <w:pPr>
+              <w:jc w:val="center"/>
+            </w:pPr>
             <w:r>
-              <w:t>15</w:t>
-            </w:r>
-          </w:p>
-        </w:tc>
-        <w:tc>
-          <w:tcPr>
-            <w:tcW w:type="dxa" w:w="2160"/>
-          </w:tcPr>
-          <w:p>
-            <w:r>
-              <w:t>通过</w:t>
+              <w:rPr>
+                <w:rFonts w:ascii="Times New Roman" w:hAnsi="Times New Roman" w:eastAsia="宋体"/>
+                <w:b w:val="0"/>
+                <w:sz w:val="21"/>
+              </w:rPr>
+              <w:t>外键，关联data_file</w:t>
             </w:r>
           </w:p>
         </w:tc>
@@ -1012,41 +2119,61 @@
       <w:tr>
         <w:tc>
           <w:tcPr>
-            <w:tcW w:type="dxa" w:w="2160"/>
+            <w:tcW w:type="dxa" w:w="2929"/>
+            <w:vAlign w:val="center"/>
+            <w:shd w:val="clear" w:color="auto" w:fill="F5F5F5"/>
           </w:tcPr>
           <w:p>
+            <w:pPr>
+              <w:jc w:val="center"/>
+            </w:pPr>
             <w:r>
-              <w:t>large_data.csv</w:t>
+              <w:rPr>
+                <w:rFonts w:ascii="Times New Roman" w:hAnsi="Times New Roman" w:eastAsia="宋体"/>
+                <w:b w:val="0"/>
+                <w:sz w:val="21"/>
+              </w:rPr>
+              <w:t>row_index</w:t>
             </w:r>
           </w:p>
         </w:tc>
         <w:tc>
           <w:tcPr>
-            <w:tcW w:type="dxa" w:w="2160"/>
+            <w:tcW w:type="dxa" w:w="2929"/>
+            <w:vAlign w:val="center"/>
+            <w:shd w:val="clear" w:color="auto" w:fill="F5F5F5"/>
           </w:tcPr>
           <w:p>
+            <w:pPr>
+              <w:jc w:val="center"/>
+            </w:pPr>
             <w:r>
-              <w:t>CSV</w:t>
+              <w:rPr>
+                <w:rFonts w:ascii="Times New Roman" w:hAnsi="Times New Roman" w:eastAsia="宋体"/>
+                <w:b w:val="0"/>
+                <w:sz w:val="21"/>
+              </w:rPr>
+              <w:t>INT</w:t>
             </w:r>
           </w:p>
         </w:tc>
         <w:tc>
           <w:tcPr>
-            <w:tcW w:type="dxa" w:w="2160"/>
+            <w:tcW w:type="dxa" w:w="2929"/>
+            <w:vAlign w:val="center"/>
+            <w:shd w:val="clear" w:color="auto" w:fill="F5F5F5"/>
           </w:tcPr>
           <w:p>
+            <w:pPr>
+              <w:jc w:val="center"/>
+            </w:pPr>
             <w:r>
-              <w:t>1000</w:t>
-            </w:r>
-          </w:p>
-        </w:tc>
-        <w:tc>
-          <w:tcPr>
-            <w:tcW w:type="dxa" w:w="2160"/>
-          </w:tcPr>
-          <w:p>
-            <w:r>
-              <w:t>通过</w:t>
+              <w:rPr>
+                <w:rFonts w:ascii="Times New Roman" w:hAnsi="Times New Roman" w:eastAsia="宋体"/>
+                <w:b w:val="0"/>
+                <w:sz w:val="21"/>
+              </w:rPr>
+              <w:t>行索引</w:t>
             </w:r>
           </w:p>
         </w:tc>
@@ -1054,41 +2181,61 @@
       <w:tr>
         <w:tc>
           <w:tcPr>
-            <w:tcW w:type="dxa" w:w="2160"/>
+            <w:tcW w:type="dxa" w:w="2929"/>
+            <w:vAlign w:val="center"/>
+            <w:shd w:val="clear" w:color="auto" w:fill="FFFFFF"/>
           </w:tcPr>
           <w:p>
+            <w:pPr>
+              <w:jc w:val="center"/>
+            </w:pPr>
             <w:r>
-              <w:t>dirty_data.csv</w:t>
+              <w:rPr>
+                <w:rFonts w:ascii="Times New Roman" w:hAnsi="Times New Roman" w:eastAsia="宋体"/>
+                <w:b w:val="0"/>
+                <w:sz w:val="21"/>
+              </w:rPr>
+              <w:t>row_data</w:t>
             </w:r>
           </w:p>
         </w:tc>
         <w:tc>
           <w:tcPr>
-            <w:tcW w:type="dxa" w:w="2160"/>
+            <w:tcW w:type="dxa" w:w="2929"/>
+            <w:vAlign w:val="center"/>
+            <w:shd w:val="clear" w:color="auto" w:fill="FFFFFF"/>
           </w:tcPr>
           <w:p>
+            <w:pPr>
+              <w:jc w:val="center"/>
+            </w:pPr>
             <w:r>
-              <w:t>CSV</w:t>
+              <w:rPr>
+                <w:rFonts w:ascii="Times New Roman" w:hAnsi="Times New Roman" w:eastAsia="宋体"/>
+                <w:b w:val="0"/>
+                <w:sz w:val="21"/>
+              </w:rPr>
+              <w:t>JSON</w:t>
             </w:r>
           </w:p>
         </w:tc>
         <w:tc>
           <w:tcPr>
-            <w:tcW w:type="dxa" w:w="2160"/>
+            <w:tcW w:type="dxa" w:w="2929"/>
+            <w:vAlign w:val="center"/>
+            <w:shd w:val="clear" w:color="auto" w:fill="FFFFFF"/>
           </w:tcPr>
           <w:p>
+            <w:pPr>
+              <w:jc w:val="center"/>
+            </w:pPr>
             <w:r>
-              <w:t>11</w:t>
-            </w:r>
-          </w:p>
-        </w:tc>
-        <w:tc>
-          <w:tcPr>
-            <w:tcW w:type="dxa" w:w="2160"/>
-          </w:tcPr>
-          <w:p>
-            <w:r>
-              <w:t>通过</w:t>
+              <w:rPr>
+                <w:rFonts w:ascii="Times New Roman" w:hAnsi="Times New Roman" w:eastAsia="宋体"/>
+                <w:b w:val="0"/>
+                <w:sz w:val="21"/>
+              </w:rPr>
+              <w:t>行数据（JSON格式）</w:t>
             </w:r>
           </w:p>
         </w:tc>
@@ -1096,136 +2243,79 @@
       <w:tr>
         <w:tc>
           <w:tcPr>
-            <w:tcW w:type="dxa" w:w="2160"/>
+            <w:tcW w:type="dxa" w:w="2929"/>
+            <w:vAlign w:val="center"/>
+            <w:shd w:val="clear" w:color="auto" w:fill="F5F5F5"/>
           </w:tcPr>
           <w:p>
+            <w:pPr>
+              <w:jc w:val="center"/>
+            </w:pPr>
             <w:r>
-              <w:t>empty_fields.csv</w:t>
+              <w:rPr>
+                <w:rFonts w:ascii="Times New Roman" w:hAnsi="Times New Roman" w:eastAsia="宋体"/>
+                <w:b w:val="0"/>
+                <w:sz w:val="21"/>
+              </w:rPr>
+              <w:t>is_deleted</w:t>
             </w:r>
           </w:p>
         </w:tc>
         <w:tc>
           <w:tcPr>
-            <w:tcW w:type="dxa" w:w="2160"/>
+            <w:tcW w:type="dxa" w:w="2929"/>
+            <w:vAlign w:val="center"/>
+            <w:shd w:val="clear" w:color="auto" w:fill="F5F5F5"/>
           </w:tcPr>
           <w:p>
+            <w:pPr>
+              <w:jc w:val="center"/>
+            </w:pPr>
             <w:r>
-              <w:t>CSV</w:t>
+              <w:rPr>
+                <w:rFonts w:ascii="Times New Roman" w:hAnsi="Times New Roman" w:eastAsia="宋体"/>
+                <w:b w:val="0"/>
+                <w:sz w:val="21"/>
+              </w:rPr>
+              <w:t>BOOLEAN</w:t>
             </w:r>
           </w:p>
         </w:tc>
         <w:tc>
           <w:tcPr>
-            <w:tcW w:type="dxa" w:w="2160"/>
+            <w:tcW w:type="dxa" w:w="2929"/>
+            <w:vAlign w:val="center"/>
+            <w:shd w:val="clear" w:color="auto" w:fill="F5F5F5"/>
           </w:tcPr>
           <w:p>
+            <w:pPr>
+              <w:jc w:val="center"/>
+            </w:pPr>
             <w:r>
-              <w:t>16</w:t>
-            </w:r>
-          </w:p>
-        </w:tc>
-        <w:tc>
-          <w:tcPr>
-            <w:tcW w:type="dxa" w:w="2160"/>
-          </w:tcPr>
-          <w:p>
-            <w:r>
-              <w:t>通过</w:t>
-            </w:r>
-          </w:p>
-        </w:tc>
-      </w:tr>
-      <w:tr>
-        <w:tc>
-          <w:tcPr>
-            <w:tcW w:type="dxa" w:w="2160"/>
-          </w:tcPr>
-          <w:p>
-            <w:r>
-              <w:t>duplicate_data.csv</w:t>
-            </w:r>
-          </w:p>
-        </w:tc>
-        <w:tc>
-          <w:tcPr>
-            <w:tcW w:type="dxa" w:w="2160"/>
-          </w:tcPr>
-          <w:p>
-            <w:r>
-              <w:t>CSV</w:t>
-            </w:r>
-          </w:p>
-        </w:tc>
-        <w:tc>
-          <w:tcPr>
-            <w:tcW w:type="dxa" w:w="2160"/>
-          </w:tcPr>
-          <w:p>
-            <w:r>
-              <w:t>21</w:t>
-            </w:r>
-          </w:p>
-        </w:tc>
-        <w:tc>
-          <w:tcPr>
-            <w:tcW w:type="dxa" w:w="2160"/>
-          </w:tcPr>
-          <w:p>
-            <w:r>
-              <w:t>通过</w:t>
-            </w:r>
-          </w:p>
-        </w:tc>
-      </w:tr>
-      <w:tr>
-        <w:tc>
-          <w:tcPr>
-            <w:tcW w:type="dxa" w:w="2160"/>
-          </w:tcPr>
-          <w:p>
-            <w:r>
-              <w:t>invalid_phone.csv</w:t>
-            </w:r>
-          </w:p>
-        </w:tc>
-        <w:tc>
-          <w:tcPr>
-            <w:tcW w:type="dxa" w:w="2160"/>
-          </w:tcPr>
-          <w:p>
-            <w:r>
-              <w:t>CSV</w:t>
-            </w:r>
-          </w:p>
-        </w:tc>
-        <w:tc>
-          <w:tcPr>
-            <w:tcW w:type="dxa" w:w="2160"/>
-          </w:tcPr>
-          <w:p>
-            <w:r>
-              <w:t>10</w:t>
-            </w:r>
-          </w:p>
-        </w:tc>
-        <w:tc>
-          <w:tcPr>
-            <w:tcW w:type="dxa" w:w="2160"/>
-          </w:tcPr>
-          <w:p>
-            <w:r>
-              <w:t>通过</w:t>
+              <w:rPr>
+                <w:rFonts w:ascii="Times New Roman" w:hAnsi="Times New Roman" w:eastAsia="宋体"/>
+                <w:b w:val="0"/>
+                <w:sz w:val="21"/>
+              </w:rPr>
+              <w:t>是否删除</w:t>
             </w:r>
           </w:p>
         </w:tc>
       </w:tr>
     </w:tbl>
+    <w:p/>
     <w:p>
       <w:pPr>
-        <w:pStyle w:val="Heading2"/>
+        <w:spacing w:before="0" w:after="0" w:lineRule="auto" w:line="360"/>
+        <w:jc w:val="both"/>
       </w:pPr>
       <w:r>
-        <w:t>5.2 性能测试</w:t>
+        <w:rPr>
+          <w:rFonts w:ascii="Times New Roman" w:hAnsi="Times New Roman" w:eastAsia="宋体"/>
+          <w:b w:val="0"/>
+          <w:sz w:val="24"/>
+        </w:rPr>
+        <w:t>3. 验证规则表（validation_rule）</w:t>
       </w:r>
     </w:p>
     <w:tbl>
@@ -1235,48 +2325,3175 @@
         <w:tblLook w:firstColumn="1" w:firstRow="1" w:lastColumn="0" w:lastRow="0" w:noHBand="0" w:noVBand="1" w:val="04A0"/>
       </w:tblPr>
       <w:tblGrid>
-        <w:gridCol w:w="2160"/>
-        <w:gridCol w:w="2160"/>
-        <w:gridCol w:w="2160"/>
-        <w:gridCol w:w="2160"/>
+        <w:gridCol w:w="2929"/>
+        <w:gridCol w:w="2929"/>
+        <w:gridCol w:w="2929"/>
       </w:tblGrid>
       <w:tr>
         <w:tc>
           <w:tcPr>
-            <w:tcW w:type="dxa" w:w="2160"/>
+            <w:tcW w:type="dxa" w:w="2929"/>
+            <w:vAlign w:val="center"/>
+            <w:shd w:val="clear" w:color="auto" w:fill="2E74B5"/>
           </w:tcPr>
           <w:p>
+            <w:pPr>
+              <w:jc w:val="center"/>
+            </w:pPr>
             <w:r>
+              <w:rPr>
+                <w:rFonts w:ascii="Arial" w:hAnsi="Arial" w:eastAsia="黑体"/>
+                <w:b/>
+                <w:color w:val="FFFFFF"/>
+                <w:sz w:val="21"/>
+              </w:rPr>
+              <w:t>字段名</w:t>
+            </w:r>
+          </w:p>
+        </w:tc>
+        <w:tc>
+          <w:tcPr>
+            <w:tcW w:type="dxa" w:w="2929"/>
+            <w:vAlign w:val="center"/>
+            <w:shd w:val="clear" w:color="auto" w:fill="2E74B5"/>
+          </w:tcPr>
+          <w:p>
+            <w:pPr>
+              <w:jc w:val="center"/>
+            </w:pPr>
+            <w:r>
+              <w:rPr>
+                <w:rFonts w:ascii="Arial" w:hAnsi="Arial" w:eastAsia="黑体"/>
+                <w:b/>
+                <w:color w:val="FFFFFF"/>
+                <w:sz w:val="21"/>
+              </w:rPr>
+              <w:t>类型</w:t>
+            </w:r>
+          </w:p>
+        </w:tc>
+        <w:tc>
+          <w:tcPr>
+            <w:tcW w:type="dxa" w:w="2929"/>
+            <w:vAlign w:val="center"/>
+            <w:shd w:val="clear" w:color="auto" w:fill="2E74B5"/>
+          </w:tcPr>
+          <w:p>
+            <w:pPr>
+              <w:jc w:val="center"/>
+            </w:pPr>
+            <w:r>
+              <w:rPr>
+                <w:rFonts w:ascii="Arial" w:hAnsi="Arial" w:eastAsia="黑体"/>
+                <w:b/>
+                <w:color w:val="FFFFFF"/>
+                <w:sz w:val="21"/>
+              </w:rPr>
+              <w:t>说明</w:t>
+            </w:r>
+          </w:p>
+        </w:tc>
+      </w:tr>
+      <w:tr>
+        <w:tc>
+          <w:tcPr>
+            <w:tcW w:type="dxa" w:w="2929"/>
+            <w:vAlign w:val="center"/>
+            <w:shd w:val="clear" w:color="auto" w:fill="F5F5F5"/>
+          </w:tcPr>
+          <w:p>
+            <w:pPr>
+              <w:jc w:val="center"/>
+            </w:pPr>
+            <w:r>
+              <w:rPr>
+                <w:rFonts w:ascii="Times New Roman" w:hAnsi="Times New Roman" w:eastAsia="宋体"/>
+                <w:b w:val="0"/>
+                <w:sz w:val="21"/>
+              </w:rPr>
+              <w:t>id</w:t>
+            </w:r>
+          </w:p>
+        </w:tc>
+        <w:tc>
+          <w:tcPr>
+            <w:tcW w:type="dxa" w:w="2929"/>
+            <w:vAlign w:val="center"/>
+            <w:shd w:val="clear" w:color="auto" w:fill="F5F5F5"/>
+          </w:tcPr>
+          <w:p>
+            <w:pPr>
+              <w:jc w:val="center"/>
+            </w:pPr>
+            <w:r>
+              <w:rPr>
+                <w:rFonts w:ascii="Times New Roman" w:hAnsi="Times New Roman" w:eastAsia="宋体"/>
+                <w:b w:val="0"/>
+                <w:sz w:val="21"/>
+              </w:rPr>
+              <w:t>BIGINT</w:t>
+            </w:r>
+          </w:p>
+        </w:tc>
+        <w:tc>
+          <w:tcPr>
+            <w:tcW w:type="dxa" w:w="2929"/>
+            <w:vAlign w:val="center"/>
+            <w:shd w:val="clear" w:color="auto" w:fill="F5F5F5"/>
+          </w:tcPr>
+          <w:p>
+            <w:pPr>
+              <w:jc w:val="center"/>
+            </w:pPr>
+            <w:r>
+              <w:rPr>
+                <w:rFonts w:ascii="Times New Roman" w:hAnsi="Times New Roman" w:eastAsia="宋体"/>
+                <w:b w:val="0"/>
+                <w:sz w:val="21"/>
+              </w:rPr>
+              <w:t>主键，自增</w:t>
+            </w:r>
+          </w:p>
+        </w:tc>
+      </w:tr>
+      <w:tr>
+        <w:tc>
+          <w:tcPr>
+            <w:tcW w:type="dxa" w:w="2929"/>
+            <w:vAlign w:val="center"/>
+            <w:shd w:val="clear" w:color="auto" w:fill="FFFFFF"/>
+          </w:tcPr>
+          <w:p>
+            <w:pPr>
+              <w:jc w:val="center"/>
+            </w:pPr>
+            <w:r>
+              <w:rPr>
+                <w:rFonts w:ascii="Times New Roman" w:hAnsi="Times New Roman" w:eastAsia="宋体"/>
+                <w:b w:val="0"/>
+                <w:sz w:val="21"/>
+              </w:rPr>
+              <w:t>rule_name</w:t>
+            </w:r>
+          </w:p>
+        </w:tc>
+        <w:tc>
+          <w:tcPr>
+            <w:tcW w:type="dxa" w:w="2929"/>
+            <w:vAlign w:val="center"/>
+            <w:shd w:val="clear" w:color="auto" w:fill="FFFFFF"/>
+          </w:tcPr>
+          <w:p>
+            <w:pPr>
+              <w:jc w:val="center"/>
+            </w:pPr>
+            <w:r>
+              <w:rPr>
+                <w:rFonts w:ascii="Times New Roman" w:hAnsi="Times New Roman" w:eastAsia="宋体"/>
+                <w:b w:val="0"/>
+                <w:sz w:val="21"/>
+              </w:rPr>
+              <w:t>VARCHAR(100)</w:t>
+            </w:r>
+          </w:p>
+        </w:tc>
+        <w:tc>
+          <w:tcPr>
+            <w:tcW w:type="dxa" w:w="2929"/>
+            <w:vAlign w:val="center"/>
+            <w:shd w:val="clear" w:color="auto" w:fill="FFFFFF"/>
+          </w:tcPr>
+          <w:p>
+            <w:pPr>
+              <w:jc w:val="center"/>
+            </w:pPr>
+            <w:r>
+              <w:rPr>
+                <w:rFonts w:ascii="Times New Roman" w:hAnsi="Times New Roman" w:eastAsia="宋体"/>
+                <w:b w:val="0"/>
+                <w:sz w:val="21"/>
+              </w:rPr>
+              <w:t>规则名称</w:t>
+            </w:r>
+          </w:p>
+        </w:tc>
+      </w:tr>
+      <w:tr>
+        <w:tc>
+          <w:tcPr>
+            <w:tcW w:type="dxa" w:w="2929"/>
+            <w:vAlign w:val="center"/>
+            <w:shd w:val="clear" w:color="auto" w:fill="F5F5F5"/>
+          </w:tcPr>
+          <w:p>
+            <w:pPr>
+              <w:jc w:val="center"/>
+            </w:pPr>
+            <w:r>
+              <w:rPr>
+                <w:rFonts w:ascii="Times New Roman" w:hAnsi="Times New Roman" w:eastAsia="宋体"/>
+                <w:b w:val="0"/>
+                <w:sz w:val="21"/>
+              </w:rPr>
+              <w:t>rule_type</w:t>
+            </w:r>
+          </w:p>
+        </w:tc>
+        <w:tc>
+          <w:tcPr>
+            <w:tcW w:type="dxa" w:w="2929"/>
+            <w:vAlign w:val="center"/>
+            <w:shd w:val="clear" w:color="auto" w:fill="F5F5F5"/>
+          </w:tcPr>
+          <w:p>
+            <w:pPr>
+              <w:jc w:val="center"/>
+            </w:pPr>
+            <w:r>
+              <w:rPr>
+                <w:rFonts w:ascii="Times New Roman" w:hAnsi="Times New Roman" w:eastAsia="宋体"/>
+                <w:b w:val="0"/>
+                <w:sz w:val="21"/>
+              </w:rPr>
+              <w:t>VARCHAR(50)</w:t>
+            </w:r>
+          </w:p>
+        </w:tc>
+        <w:tc>
+          <w:tcPr>
+            <w:tcW w:type="dxa" w:w="2929"/>
+            <w:vAlign w:val="center"/>
+            <w:shd w:val="clear" w:color="auto" w:fill="F5F5F5"/>
+          </w:tcPr>
+          <w:p>
+            <w:pPr>
+              <w:jc w:val="center"/>
+            </w:pPr>
+            <w:r>
+              <w:rPr>
+                <w:rFonts w:ascii="Times New Roman" w:hAnsi="Times New Roman" w:eastAsia="宋体"/>
+                <w:b w:val="0"/>
+                <w:sz w:val="21"/>
+              </w:rPr>
+              <w:t>规则类型</w:t>
+            </w:r>
+          </w:p>
+        </w:tc>
+      </w:tr>
+      <w:tr>
+        <w:tc>
+          <w:tcPr>
+            <w:tcW w:type="dxa" w:w="2929"/>
+            <w:vAlign w:val="center"/>
+            <w:shd w:val="clear" w:color="auto" w:fill="FFFFFF"/>
+          </w:tcPr>
+          <w:p>
+            <w:pPr>
+              <w:jc w:val="center"/>
+            </w:pPr>
+            <w:r>
+              <w:rPr>
+                <w:rFonts w:ascii="Times New Roman" w:hAnsi="Times New Roman" w:eastAsia="宋体"/>
+                <w:b w:val="0"/>
+                <w:sz w:val="21"/>
+              </w:rPr>
+              <w:t>target_column</w:t>
+            </w:r>
+          </w:p>
+        </w:tc>
+        <w:tc>
+          <w:tcPr>
+            <w:tcW w:type="dxa" w:w="2929"/>
+            <w:vAlign w:val="center"/>
+            <w:shd w:val="clear" w:color="auto" w:fill="FFFFFF"/>
+          </w:tcPr>
+          <w:p>
+            <w:pPr>
+              <w:jc w:val="center"/>
+            </w:pPr>
+            <w:r>
+              <w:rPr>
+                <w:rFonts w:ascii="Times New Roman" w:hAnsi="Times New Roman" w:eastAsia="宋体"/>
+                <w:b w:val="0"/>
+                <w:sz w:val="21"/>
+              </w:rPr>
+              <w:t>VARCHAR(100)</w:t>
+            </w:r>
+          </w:p>
+        </w:tc>
+        <w:tc>
+          <w:tcPr>
+            <w:tcW w:type="dxa" w:w="2929"/>
+            <w:vAlign w:val="center"/>
+            <w:shd w:val="clear" w:color="auto" w:fill="FFFFFF"/>
+          </w:tcPr>
+          <w:p>
+            <w:pPr>
+              <w:jc w:val="center"/>
+            </w:pPr>
+            <w:r>
+              <w:rPr>
+                <w:rFonts w:ascii="Times New Roman" w:hAnsi="Times New Roman" w:eastAsia="宋体"/>
+                <w:b w:val="0"/>
+                <w:sz w:val="21"/>
+              </w:rPr>
+              <w:t>目标列</w:t>
+            </w:r>
+          </w:p>
+        </w:tc>
+      </w:tr>
+      <w:tr>
+        <w:tc>
+          <w:tcPr>
+            <w:tcW w:type="dxa" w:w="2929"/>
+            <w:vAlign w:val="center"/>
+            <w:shd w:val="clear" w:color="auto" w:fill="F5F5F5"/>
+          </w:tcPr>
+          <w:p>
+            <w:pPr>
+              <w:jc w:val="center"/>
+            </w:pPr>
+            <w:r>
+              <w:rPr>
+                <w:rFonts w:ascii="Times New Roman" w:hAnsi="Times New Roman" w:eastAsia="宋体"/>
+                <w:b w:val="0"/>
+                <w:sz w:val="21"/>
+              </w:rPr>
+              <w:t>expression</w:t>
+            </w:r>
+          </w:p>
+        </w:tc>
+        <w:tc>
+          <w:tcPr>
+            <w:tcW w:type="dxa" w:w="2929"/>
+            <w:vAlign w:val="center"/>
+            <w:shd w:val="clear" w:color="auto" w:fill="F5F5F5"/>
+          </w:tcPr>
+          <w:p>
+            <w:pPr>
+              <w:jc w:val="center"/>
+            </w:pPr>
+            <w:r>
+              <w:rPr>
+                <w:rFonts w:ascii="Times New Roman" w:hAnsi="Times New Roman" w:eastAsia="宋体"/>
+                <w:b w:val="0"/>
+                <w:sz w:val="21"/>
+              </w:rPr>
+              <w:t>VARCHAR(500)</w:t>
+            </w:r>
+          </w:p>
+        </w:tc>
+        <w:tc>
+          <w:tcPr>
+            <w:tcW w:type="dxa" w:w="2929"/>
+            <w:vAlign w:val="center"/>
+            <w:shd w:val="clear" w:color="auto" w:fill="F5F5F5"/>
+          </w:tcPr>
+          <w:p>
+            <w:pPr>
+              <w:jc w:val="center"/>
+            </w:pPr>
+            <w:r>
+              <w:rPr>
+                <w:rFonts w:ascii="Times New Roman" w:hAnsi="Times New Roman" w:eastAsia="宋体"/>
+                <w:b w:val="0"/>
+                <w:sz w:val="21"/>
+              </w:rPr>
+              <w:t>规则表达式</w:t>
+            </w:r>
+          </w:p>
+        </w:tc>
+      </w:tr>
+      <w:tr>
+        <w:tc>
+          <w:tcPr>
+            <w:tcW w:type="dxa" w:w="2929"/>
+            <w:vAlign w:val="center"/>
+            <w:shd w:val="clear" w:color="auto" w:fill="FFFFFF"/>
+          </w:tcPr>
+          <w:p>
+            <w:pPr>
+              <w:jc w:val="center"/>
+            </w:pPr>
+            <w:r>
+              <w:rPr>
+                <w:rFonts w:ascii="Times New Roman" w:hAnsi="Times New Roman" w:eastAsia="宋体"/>
+                <w:b w:val="0"/>
+                <w:sz w:val="21"/>
+              </w:rPr>
+              <w:t>error_message</w:t>
+            </w:r>
+          </w:p>
+        </w:tc>
+        <w:tc>
+          <w:tcPr>
+            <w:tcW w:type="dxa" w:w="2929"/>
+            <w:vAlign w:val="center"/>
+            <w:shd w:val="clear" w:color="auto" w:fill="FFFFFF"/>
+          </w:tcPr>
+          <w:p>
+            <w:pPr>
+              <w:jc w:val="center"/>
+            </w:pPr>
+            <w:r>
+              <w:rPr>
+                <w:rFonts w:ascii="Times New Roman" w:hAnsi="Times New Roman" w:eastAsia="宋体"/>
+                <w:b w:val="0"/>
+                <w:sz w:val="21"/>
+              </w:rPr>
+              <w:t>VARCHAR(255)</w:t>
+            </w:r>
+          </w:p>
+        </w:tc>
+        <w:tc>
+          <w:tcPr>
+            <w:tcW w:type="dxa" w:w="2929"/>
+            <w:vAlign w:val="center"/>
+            <w:shd w:val="clear" w:color="auto" w:fill="FFFFFF"/>
+          </w:tcPr>
+          <w:p>
+            <w:pPr>
+              <w:jc w:val="center"/>
+            </w:pPr>
+            <w:r>
+              <w:rPr>
+                <w:rFonts w:ascii="Times New Roman" w:hAnsi="Times New Roman" w:eastAsia="宋体"/>
+                <w:b w:val="0"/>
+                <w:sz w:val="21"/>
+              </w:rPr>
+              <w:t>错误信息</w:t>
+            </w:r>
+          </w:p>
+        </w:tc>
+      </w:tr>
+      <w:tr>
+        <w:tc>
+          <w:tcPr>
+            <w:tcW w:type="dxa" w:w="2929"/>
+            <w:vAlign w:val="center"/>
+            <w:shd w:val="clear" w:color="auto" w:fill="F5F5F5"/>
+          </w:tcPr>
+          <w:p>
+            <w:pPr>
+              <w:jc w:val="center"/>
+            </w:pPr>
+            <w:r>
+              <w:rPr>
+                <w:rFonts w:ascii="Times New Roman" w:hAnsi="Times New Roman" w:eastAsia="宋体"/>
+                <w:b w:val="0"/>
+                <w:sz w:val="21"/>
+              </w:rPr>
+              <w:t>is_active</w:t>
+            </w:r>
+          </w:p>
+        </w:tc>
+        <w:tc>
+          <w:tcPr>
+            <w:tcW w:type="dxa" w:w="2929"/>
+            <w:vAlign w:val="center"/>
+            <w:shd w:val="clear" w:color="auto" w:fill="F5F5F5"/>
+          </w:tcPr>
+          <w:p>
+            <w:pPr>
+              <w:jc w:val="center"/>
+            </w:pPr>
+            <w:r>
+              <w:rPr>
+                <w:rFonts w:ascii="Times New Roman" w:hAnsi="Times New Roman" w:eastAsia="宋体"/>
+                <w:b w:val="0"/>
+                <w:sz w:val="21"/>
+              </w:rPr>
+              <w:t>BOOLEAN</w:t>
+            </w:r>
+          </w:p>
+        </w:tc>
+        <w:tc>
+          <w:tcPr>
+            <w:tcW w:type="dxa" w:w="2929"/>
+            <w:vAlign w:val="center"/>
+            <w:shd w:val="clear" w:color="auto" w:fill="F5F5F5"/>
+          </w:tcPr>
+          <w:p>
+            <w:pPr>
+              <w:jc w:val="center"/>
+            </w:pPr>
+            <w:r>
+              <w:rPr>
+                <w:rFonts w:ascii="Times New Roman" w:hAnsi="Times New Roman" w:eastAsia="宋体"/>
+                <w:b w:val="0"/>
+                <w:sz w:val="21"/>
+              </w:rPr>
+              <w:t>是否启用</w:t>
+            </w:r>
+          </w:p>
+        </w:tc>
+      </w:tr>
+    </w:tbl>
+    <w:p/>
+    <w:p>
+      <w:pPr>
+        <w:spacing w:before="0" w:after="0" w:lineRule="auto" w:line="360"/>
+        <w:jc w:val="both"/>
+      </w:pPr>
+      <w:r>
+        <w:rPr>
+          <w:rFonts w:ascii="Times New Roman" w:hAnsi="Times New Roman" w:eastAsia="宋体"/>
+          <w:b w:val="0"/>
+          <w:sz w:val="24"/>
+        </w:rPr>
+        <w:t>4. 任务历史表（task_history）</w:t>
+      </w:r>
+    </w:p>
+    <w:tbl>
+      <w:tblPr>
+        <w:tblStyle w:val="TableGrid"/>
+        <w:tblW w:type="auto" w:w="0"/>
+        <w:tblLook w:firstColumn="1" w:firstRow="1" w:lastColumn="0" w:lastRow="0" w:noHBand="0" w:noVBand="1" w:val="04A0"/>
+      </w:tblPr>
+      <w:tblGrid>
+        <w:gridCol w:w="2929"/>
+        <w:gridCol w:w="2929"/>
+        <w:gridCol w:w="2929"/>
+      </w:tblGrid>
+      <w:tr>
+        <w:tc>
+          <w:tcPr>
+            <w:tcW w:type="dxa" w:w="2929"/>
+            <w:vAlign w:val="center"/>
+            <w:shd w:val="clear" w:color="auto" w:fill="2E74B5"/>
+          </w:tcPr>
+          <w:p>
+            <w:pPr>
+              <w:jc w:val="center"/>
+            </w:pPr>
+            <w:r>
+              <w:rPr>
+                <w:rFonts w:ascii="Arial" w:hAnsi="Arial" w:eastAsia="黑体"/>
+                <w:b/>
+                <w:color w:val="FFFFFF"/>
+                <w:sz w:val="21"/>
+              </w:rPr>
+              <w:t>字段名</w:t>
+            </w:r>
+          </w:p>
+        </w:tc>
+        <w:tc>
+          <w:tcPr>
+            <w:tcW w:type="dxa" w:w="2929"/>
+            <w:vAlign w:val="center"/>
+            <w:shd w:val="clear" w:color="auto" w:fill="2E74B5"/>
+          </w:tcPr>
+          <w:p>
+            <w:pPr>
+              <w:jc w:val="center"/>
+            </w:pPr>
+            <w:r>
+              <w:rPr>
+                <w:rFonts w:ascii="Arial" w:hAnsi="Arial" w:eastAsia="黑体"/>
+                <w:b/>
+                <w:color w:val="FFFFFF"/>
+                <w:sz w:val="21"/>
+              </w:rPr>
+              <w:t>类型</w:t>
+            </w:r>
+          </w:p>
+        </w:tc>
+        <w:tc>
+          <w:tcPr>
+            <w:tcW w:type="dxa" w:w="2929"/>
+            <w:vAlign w:val="center"/>
+            <w:shd w:val="clear" w:color="auto" w:fill="2E74B5"/>
+          </w:tcPr>
+          <w:p>
+            <w:pPr>
+              <w:jc w:val="center"/>
+            </w:pPr>
+            <w:r>
+              <w:rPr>
+                <w:rFonts w:ascii="Arial" w:hAnsi="Arial" w:eastAsia="黑体"/>
+                <w:b/>
+                <w:color w:val="FFFFFF"/>
+                <w:sz w:val="21"/>
+              </w:rPr>
+              <w:t>说明</w:t>
+            </w:r>
+          </w:p>
+        </w:tc>
+      </w:tr>
+      <w:tr>
+        <w:tc>
+          <w:tcPr>
+            <w:tcW w:type="dxa" w:w="2929"/>
+            <w:vAlign w:val="center"/>
+            <w:shd w:val="clear" w:color="auto" w:fill="F5F5F5"/>
+          </w:tcPr>
+          <w:p>
+            <w:pPr>
+              <w:jc w:val="center"/>
+            </w:pPr>
+            <w:r>
+              <w:rPr>
+                <w:rFonts w:ascii="Times New Roman" w:hAnsi="Times New Roman" w:eastAsia="宋体"/>
+                <w:b w:val="0"/>
+                <w:sz w:val="21"/>
+              </w:rPr>
+              <w:t>id</w:t>
+            </w:r>
+          </w:p>
+        </w:tc>
+        <w:tc>
+          <w:tcPr>
+            <w:tcW w:type="dxa" w:w="2929"/>
+            <w:vAlign w:val="center"/>
+            <w:shd w:val="clear" w:color="auto" w:fill="F5F5F5"/>
+          </w:tcPr>
+          <w:p>
+            <w:pPr>
+              <w:jc w:val="center"/>
+            </w:pPr>
+            <w:r>
+              <w:rPr>
+                <w:rFonts w:ascii="Times New Roman" w:hAnsi="Times New Roman" w:eastAsia="宋体"/>
+                <w:b w:val="0"/>
+                <w:sz w:val="21"/>
+              </w:rPr>
+              <w:t>BIGINT</w:t>
+            </w:r>
+          </w:p>
+        </w:tc>
+        <w:tc>
+          <w:tcPr>
+            <w:tcW w:type="dxa" w:w="2929"/>
+            <w:vAlign w:val="center"/>
+            <w:shd w:val="clear" w:color="auto" w:fill="F5F5F5"/>
+          </w:tcPr>
+          <w:p>
+            <w:pPr>
+              <w:jc w:val="center"/>
+            </w:pPr>
+            <w:r>
+              <w:rPr>
+                <w:rFonts w:ascii="Times New Roman" w:hAnsi="Times New Roman" w:eastAsia="宋体"/>
+                <w:b w:val="0"/>
+                <w:sz w:val="21"/>
+              </w:rPr>
+              <w:t>主键，自增</w:t>
+            </w:r>
+          </w:p>
+        </w:tc>
+      </w:tr>
+      <w:tr>
+        <w:tc>
+          <w:tcPr>
+            <w:tcW w:type="dxa" w:w="2929"/>
+            <w:vAlign w:val="center"/>
+            <w:shd w:val="clear" w:color="auto" w:fill="FFFFFF"/>
+          </w:tcPr>
+          <w:p>
+            <w:pPr>
+              <w:jc w:val="center"/>
+            </w:pPr>
+            <w:r>
+              <w:rPr>
+                <w:rFonts w:ascii="Times New Roman" w:hAnsi="Times New Roman" w:eastAsia="宋体"/>
+                <w:b w:val="0"/>
+                <w:sz w:val="21"/>
+              </w:rPr>
+              <w:t>action</w:t>
+            </w:r>
+          </w:p>
+        </w:tc>
+        <w:tc>
+          <w:tcPr>
+            <w:tcW w:type="dxa" w:w="2929"/>
+            <w:vAlign w:val="center"/>
+            <w:shd w:val="clear" w:color="auto" w:fill="FFFFFF"/>
+          </w:tcPr>
+          <w:p>
+            <w:pPr>
+              <w:jc w:val="center"/>
+            </w:pPr>
+            <w:r>
+              <w:rPr>
+                <w:rFonts w:ascii="Times New Roman" w:hAnsi="Times New Roman" w:eastAsia="宋体"/>
+                <w:b w:val="0"/>
+                <w:sz w:val="21"/>
+              </w:rPr>
+              <w:t>VARCHAR(50)</w:t>
+            </w:r>
+          </w:p>
+        </w:tc>
+        <w:tc>
+          <w:tcPr>
+            <w:tcW w:type="dxa" w:w="2929"/>
+            <w:vAlign w:val="center"/>
+            <w:shd w:val="clear" w:color="auto" w:fill="FFFFFF"/>
+          </w:tcPr>
+          <w:p>
+            <w:pPr>
+              <w:jc w:val="center"/>
+            </w:pPr>
+            <w:r>
+              <w:rPr>
+                <w:rFonts w:ascii="Times New Roman" w:hAnsi="Times New Roman" w:eastAsia="宋体"/>
+                <w:b w:val="0"/>
+                <w:sz w:val="21"/>
+              </w:rPr>
+              <w:t>操作类型</w:t>
+            </w:r>
+          </w:p>
+        </w:tc>
+      </w:tr>
+      <w:tr>
+        <w:tc>
+          <w:tcPr>
+            <w:tcW w:type="dxa" w:w="2929"/>
+            <w:vAlign w:val="center"/>
+            <w:shd w:val="clear" w:color="auto" w:fill="F5F5F5"/>
+          </w:tcPr>
+          <w:p>
+            <w:pPr>
+              <w:jc w:val="center"/>
+            </w:pPr>
+            <w:r>
+              <w:rPr>
+                <w:rFonts w:ascii="Times New Roman" w:hAnsi="Times New Roman" w:eastAsia="宋体"/>
+                <w:b w:val="0"/>
+                <w:sz w:val="21"/>
+              </w:rPr>
+              <w:t>target</w:t>
+            </w:r>
+          </w:p>
+        </w:tc>
+        <w:tc>
+          <w:tcPr>
+            <w:tcW w:type="dxa" w:w="2929"/>
+            <w:vAlign w:val="center"/>
+            <w:shd w:val="clear" w:color="auto" w:fill="F5F5F5"/>
+          </w:tcPr>
+          <w:p>
+            <w:pPr>
+              <w:jc w:val="center"/>
+            </w:pPr>
+            <w:r>
+              <w:rPr>
+                <w:rFonts w:ascii="Times New Roman" w:hAnsi="Times New Roman" w:eastAsia="宋体"/>
+                <w:b w:val="0"/>
+                <w:sz w:val="21"/>
+              </w:rPr>
+              <w:t>VARCHAR(255)</w:t>
+            </w:r>
+          </w:p>
+        </w:tc>
+        <w:tc>
+          <w:tcPr>
+            <w:tcW w:type="dxa" w:w="2929"/>
+            <w:vAlign w:val="center"/>
+            <w:shd w:val="clear" w:color="auto" w:fill="F5F5F5"/>
+          </w:tcPr>
+          <w:p>
+            <w:pPr>
+              <w:jc w:val="center"/>
+            </w:pPr>
+            <w:r>
+              <w:rPr>
+                <w:rFonts w:ascii="Times New Roman" w:hAnsi="Times New Roman" w:eastAsia="宋体"/>
+                <w:b w:val="0"/>
+                <w:sz w:val="21"/>
+              </w:rPr>
+              <w:t>操作目标</w:t>
+            </w:r>
+          </w:p>
+        </w:tc>
+      </w:tr>
+      <w:tr>
+        <w:tc>
+          <w:tcPr>
+            <w:tcW w:type="dxa" w:w="2929"/>
+            <w:vAlign w:val="center"/>
+            <w:shd w:val="clear" w:color="auto" w:fill="FFFFFF"/>
+          </w:tcPr>
+          <w:p>
+            <w:pPr>
+              <w:jc w:val="center"/>
+            </w:pPr>
+            <w:r>
+              <w:rPr>
+                <w:rFonts w:ascii="Times New Roman" w:hAnsi="Times New Roman" w:eastAsia="宋体"/>
+                <w:b w:val="0"/>
+                <w:sz w:val="21"/>
+              </w:rPr>
+              <w:t>detail</w:t>
+            </w:r>
+          </w:p>
+        </w:tc>
+        <w:tc>
+          <w:tcPr>
+            <w:tcW w:type="dxa" w:w="2929"/>
+            <w:vAlign w:val="center"/>
+            <w:shd w:val="clear" w:color="auto" w:fill="FFFFFF"/>
+          </w:tcPr>
+          <w:p>
+            <w:pPr>
+              <w:jc w:val="center"/>
+            </w:pPr>
+            <w:r>
+              <w:rPr>
+                <w:rFonts w:ascii="Times New Roman" w:hAnsi="Times New Roman" w:eastAsia="宋体"/>
+                <w:b w:val="0"/>
+                <w:sz w:val="21"/>
+              </w:rPr>
+              <w:t>TEXT</w:t>
+            </w:r>
+          </w:p>
+        </w:tc>
+        <w:tc>
+          <w:tcPr>
+            <w:tcW w:type="dxa" w:w="2929"/>
+            <w:vAlign w:val="center"/>
+            <w:shd w:val="clear" w:color="auto" w:fill="FFFFFF"/>
+          </w:tcPr>
+          <w:p>
+            <w:pPr>
+              <w:jc w:val="center"/>
+            </w:pPr>
+            <w:r>
+              <w:rPr>
+                <w:rFonts w:ascii="Times New Roman" w:hAnsi="Times New Roman" w:eastAsia="宋体"/>
+                <w:b w:val="0"/>
+                <w:sz w:val="21"/>
+              </w:rPr>
+              <w:t>详细信息</w:t>
+            </w:r>
+          </w:p>
+        </w:tc>
+      </w:tr>
+      <w:tr>
+        <w:tc>
+          <w:tcPr>
+            <w:tcW w:type="dxa" w:w="2929"/>
+            <w:vAlign w:val="center"/>
+            <w:shd w:val="clear" w:color="auto" w:fill="F5F5F5"/>
+          </w:tcPr>
+          <w:p>
+            <w:pPr>
+              <w:jc w:val="center"/>
+            </w:pPr>
+            <w:r>
+              <w:rPr>
+                <w:rFonts w:ascii="Times New Roman" w:hAnsi="Times New Roman" w:eastAsia="宋体"/>
+                <w:b w:val="0"/>
+                <w:sz w:val="21"/>
+              </w:rPr>
+              <w:t>status</w:t>
+            </w:r>
+          </w:p>
+        </w:tc>
+        <w:tc>
+          <w:tcPr>
+            <w:tcW w:type="dxa" w:w="2929"/>
+            <w:vAlign w:val="center"/>
+            <w:shd w:val="clear" w:color="auto" w:fill="F5F5F5"/>
+          </w:tcPr>
+          <w:p>
+            <w:pPr>
+              <w:jc w:val="center"/>
+            </w:pPr>
+            <w:r>
+              <w:rPr>
+                <w:rFonts w:ascii="Times New Roman" w:hAnsi="Times New Roman" w:eastAsia="宋体"/>
+                <w:b w:val="0"/>
+                <w:sz w:val="21"/>
+              </w:rPr>
+              <w:t>VARCHAR(20)</w:t>
+            </w:r>
+          </w:p>
+        </w:tc>
+        <w:tc>
+          <w:tcPr>
+            <w:tcW w:type="dxa" w:w="2929"/>
+            <w:vAlign w:val="center"/>
+            <w:shd w:val="clear" w:color="auto" w:fill="F5F5F5"/>
+          </w:tcPr>
+          <w:p>
+            <w:pPr>
+              <w:jc w:val="center"/>
+            </w:pPr>
+            <w:r>
+              <w:rPr>
+                <w:rFonts w:ascii="Times New Roman" w:hAnsi="Times New Roman" w:eastAsia="宋体"/>
+                <w:b w:val="0"/>
+                <w:sz w:val="21"/>
+              </w:rPr>
+              <w:t>状态</w:t>
+            </w:r>
+          </w:p>
+        </w:tc>
+      </w:tr>
+      <w:tr>
+        <w:tc>
+          <w:tcPr>
+            <w:tcW w:type="dxa" w:w="2929"/>
+            <w:vAlign w:val="center"/>
+            <w:shd w:val="clear" w:color="auto" w:fill="FFFFFF"/>
+          </w:tcPr>
+          <w:p>
+            <w:pPr>
+              <w:jc w:val="center"/>
+            </w:pPr>
+            <w:r>
+              <w:rPr>
+                <w:rFonts w:ascii="Times New Roman" w:hAnsi="Times New Roman" w:eastAsia="宋体"/>
+                <w:b w:val="0"/>
+                <w:sz w:val="21"/>
+              </w:rPr>
+              <w:t>execution_time</w:t>
+            </w:r>
+          </w:p>
+        </w:tc>
+        <w:tc>
+          <w:tcPr>
+            <w:tcW w:type="dxa" w:w="2929"/>
+            <w:vAlign w:val="center"/>
+            <w:shd w:val="clear" w:color="auto" w:fill="FFFFFF"/>
+          </w:tcPr>
+          <w:p>
+            <w:pPr>
+              <w:jc w:val="center"/>
+            </w:pPr>
+            <w:r>
+              <w:rPr>
+                <w:rFonts w:ascii="Times New Roman" w:hAnsi="Times New Roman" w:eastAsia="宋体"/>
+                <w:b w:val="0"/>
+                <w:sz w:val="21"/>
+              </w:rPr>
+              <w:t>BIGINT</w:t>
+            </w:r>
+          </w:p>
+        </w:tc>
+        <w:tc>
+          <w:tcPr>
+            <w:tcW w:type="dxa" w:w="2929"/>
+            <w:vAlign w:val="center"/>
+            <w:shd w:val="clear" w:color="auto" w:fill="FFFFFF"/>
+          </w:tcPr>
+          <w:p>
+            <w:pPr>
+              <w:jc w:val="center"/>
+            </w:pPr>
+            <w:r>
+              <w:rPr>
+                <w:rFonts w:ascii="Times New Roman" w:hAnsi="Times New Roman" w:eastAsia="宋体"/>
+                <w:b w:val="0"/>
+                <w:sz w:val="21"/>
+              </w:rPr>
+              <w:t>执行耗时</w:t>
+            </w:r>
+          </w:p>
+        </w:tc>
+      </w:tr>
+    </w:tbl>
+    <w:p/>
+    <w:p>
+      <w:pPr>
+        <w:spacing w:before="120" w:after="60" w:lineRule="auto" w:line="360"/>
+        <w:jc w:val="left"/>
+      </w:pPr>
+      <w:r>
+        <w:rPr>
+          <w:rFonts w:ascii="Arial" w:hAnsi="Arial" w:eastAsia="黑体"/>
+          <w:b/>
+          <w:sz w:val="28"/>
+        </w:rPr>
+        <w:t>3.4 界面设计</w:t>
+      </w:r>
+    </w:p>
+    <w:p>
+      <w:pPr>
+        <w:spacing w:before="0" w:after="0" w:lineRule="auto" w:line="360"/>
+        <w:ind w:firstLine="480"/>
+        <w:jc w:val="both"/>
+      </w:pPr>
+      <w:r>
+        <w:rPr>
+          <w:rFonts w:ascii="Times New Roman" w:hAnsi="Times New Roman" w:eastAsia="宋体"/>
+          <w:b w:val="0"/>
+          <w:sz w:val="24"/>
+        </w:rPr>
+        <w:t>系统采用Java Swing实现图形界面，包含以下主要界面：</w:t>
+      </w:r>
+    </w:p>
+    <w:p>
+      <w:pPr>
+        <w:spacing w:before="0" w:after="0" w:lineRule="auto" w:line="360"/>
+        <w:ind w:left="480"/>
+        <w:jc w:val="both"/>
+      </w:pPr>
+      <w:r>
+        <w:rPr>
+          <w:rFonts w:ascii="Times New Roman" w:hAnsi="Times New Roman" w:eastAsia="宋体"/>
+          <w:b w:val="0"/>
+          <w:sz w:val="24"/>
+        </w:rPr>
+        <w:t>1. 主界面：采用JTabbedPane实现多标签页布局</w:t>
+      </w:r>
+    </w:p>
+    <w:p>
+      <w:pPr>
+        <w:spacing w:before="0" w:after="0" w:lineRule="auto" w:line="360"/>
+        <w:ind w:left="480"/>
+        <w:jc w:val="both"/>
+      </w:pPr>
+      <w:r>
+        <w:rPr>
+          <w:rFonts w:ascii="Times New Roman" w:hAnsi="Times New Roman" w:eastAsia="宋体"/>
+          <w:b w:val="0"/>
+          <w:sz w:val="24"/>
+        </w:rPr>
+        <w:t>2. 文件导入界面：包含文件选择、导入按钮、数据预览表格</w:t>
+      </w:r>
+    </w:p>
+    <w:p>
+      <w:pPr>
+        <w:spacing w:before="0" w:after="0" w:lineRule="auto" w:line="360"/>
+        <w:ind w:left="480"/>
+        <w:jc w:val="both"/>
+      </w:pPr>
+      <w:r>
+        <w:rPr>
+          <w:rFonts w:ascii="Times New Roman" w:hAnsi="Times New Roman" w:eastAsia="宋体"/>
+          <w:b w:val="0"/>
+          <w:sz w:val="24"/>
+        </w:rPr>
+        <w:t>3. 数据清洗界面：包含清洗选项、执行按钮、结果显示</w:t>
+      </w:r>
+    </w:p>
+    <w:p>
+      <w:pPr>
+        <w:spacing w:before="0" w:after="0" w:lineRule="auto" w:line="360"/>
+        <w:ind w:left="480"/>
+        <w:jc w:val="both"/>
+      </w:pPr>
+      <w:r>
+        <w:rPr>
+          <w:rFonts w:ascii="Times New Roman" w:hAnsi="Times New Roman" w:eastAsia="宋体"/>
+          <w:b w:val="0"/>
+          <w:sz w:val="24"/>
+        </w:rPr>
+        <w:t>4. 数据验证界面：包含规则管理、验证执行、错误列表</w:t>
+      </w:r>
+    </w:p>
+    <w:p>
+      <w:pPr>
+        <w:spacing w:before="0" w:after="0" w:lineRule="auto" w:line="360"/>
+        <w:ind w:left="480"/>
+        <w:jc w:val="both"/>
+      </w:pPr>
+      <w:r>
+        <w:rPr>
+          <w:rFonts w:ascii="Times New Roman" w:hAnsi="Times New Roman" w:eastAsia="宋体"/>
+          <w:b w:val="0"/>
+          <w:sz w:val="24"/>
+        </w:rPr>
+        <w:t>5. 数据查询界面：包含搜索框、筛选条件、结果表格</w:t>
+      </w:r>
+    </w:p>
+    <w:p>
+      <w:pPr>
+        <w:spacing w:before="0" w:after="0" w:lineRule="auto" w:line="360"/>
+        <w:ind w:left="480"/>
+        <w:jc w:val="both"/>
+      </w:pPr>
+      <w:r>
+        <w:rPr>
+          <w:rFonts w:ascii="Times New Roman" w:hAnsi="Times New Roman" w:eastAsia="宋体"/>
+          <w:b w:val="0"/>
+          <w:sz w:val="24"/>
+        </w:rPr>
+        <w:t>6. 报表导出界面：包含导出选项、进度显示</w:t>
+      </w:r>
+    </w:p>
+    <w:p>
+      <w:pPr>
+        <w:spacing w:before="0" w:after="0" w:lineRule="auto" w:line="360"/>
+        <w:ind w:left="480"/>
+        <w:jc w:val="both"/>
+      </w:pPr>
+      <w:r>
+        <w:rPr>
+          <w:rFonts w:ascii="Times New Roman" w:hAnsi="Times New Roman" w:eastAsia="宋体"/>
+          <w:b w:val="0"/>
+          <w:sz w:val="24"/>
+        </w:rPr>
+        <w:t>7. 历史记录界面：包含操作历史列表</w:t>
+      </w:r>
+    </w:p>
+    <w:p>
+      <w:pPr>
+        <w:spacing w:before="240" w:after="120" w:lineRule="auto" w:line="360"/>
+        <w:jc w:val="left"/>
+      </w:pPr>
+      <w:r>
+        <w:rPr>
+          <w:rFonts w:ascii="Arial" w:hAnsi="Arial" w:eastAsia="黑体"/>
+          <w:b/>
+          <w:sz w:val="30"/>
+        </w:rPr>
+        <w:t>四、系统实现</w:t>
+      </w:r>
+    </w:p>
+    <w:p>
+      <w:pPr>
+        <w:spacing w:before="120" w:after="60" w:lineRule="auto" w:line="360"/>
+        <w:jc w:val="left"/>
+      </w:pPr>
+      <w:r>
+        <w:rPr>
+          <w:rFonts w:ascii="Arial" w:hAnsi="Arial" w:eastAsia="黑体"/>
+          <w:b/>
+          <w:sz w:val="28"/>
+        </w:rPr>
+        <w:t>4.1 关键技术实现</w:t>
+      </w:r>
+    </w:p>
+    <w:p>
+      <w:pPr>
+        <w:spacing w:before="80" w:after="40" w:lineRule="auto" w:line="360"/>
+        <w:jc w:val="left"/>
+      </w:pPr>
+      <w:r>
+        <w:rPr>
+          <w:rFonts w:ascii="Arial" w:hAnsi="Arial" w:eastAsia="黑体"/>
+          <w:b/>
+          <w:sz w:val="24"/>
+        </w:rPr>
+        <w:t>4.1.1 多线程处理</w:t>
+      </w:r>
+    </w:p>
+    <w:p>
+      <w:pPr>
+        <w:spacing w:before="0" w:after="0" w:lineRule="auto" w:line="360"/>
+        <w:ind w:firstLine="480"/>
+        <w:jc w:val="both"/>
+      </w:pPr>
+      <w:r>
+        <w:rPr>
+          <w:rFonts w:ascii="Times New Roman" w:hAnsi="Times New Roman" w:eastAsia="宋体"/>
+          <w:b w:val="0"/>
+          <w:sz w:val="24"/>
+        </w:rPr>
+        <w:t>使用ExecutorService线程池实现异步任务处理，避免GUI冻结：</w:t>
+      </w:r>
+    </w:p>
+    <w:p>
+      <w:pPr>
+        <w:spacing w:before="60" w:after="60" w:lineRule="auto" w:line="288"/>
+        <w:jc w:val="left"/>
+        <w:shd w:val="clear" w:color="auto" w:fill="F2F2F2"/>
+      </w:pPr>
+      <w:r>
+        <w:rPr>
+          <w:rFonts w:ascii="Courier New" w:hAnsi="Courier New" w:eastAsia="宋体"/>
+          <w:sz w:val="18"/>
+        </w:rPr>
+        <w:t>// 线程池管理</w:t>
+        <w:br/>
+        <w:t>public class TaskManager {</w:t>
+        <w:br/>
+        <w:t xml:space="preserve">    private ExecutorService executorService;</w:t>
+        <w:br/>
+        <w:t xml:space="preserve">    </w:t>
+        <w:br/>
+        <w:t xml:space="preserve">    public Future&lt;?&gt; submitTask(Runnable task) {</w:t>
+        <w:br/>
+        <w:t xml:space="preserve">        return executorService.submit(task);</w:t>
+        <w:br/>
+        <w:t xml:space="preserve">    }</w:t>
+        <w:br/>
+        <w:t>}</w:t>
+        <w:br/>
+        <w:br/>
+        <w:t>// SwingWorker实现GUI异步更新</w:t>
+        <w:br/>
+        <w:t>SwingWorker&lt;DataFile, Void&gt; worker = new SwingWorker&lt;&gt;() {</w:t>
+        <w:br/>
+        <w:t xml:space="preserve">    @Override</w:t>
+        <w:br/>
+        <w:t xml:space="preserve">    protected DataFile doInBackground() {</w:t>
+        <w:br/>
+        <w:t xml:space="preserve">        return importService.importFile(file);</w:t>
+        <w:br/>
+        <w:t xml:space="preserve">    }</w:t>
+        <w:br/>
+        <w:t xml:space="preserve">    </w:t>
+        <w:br/>
+        <w:t xml:space="preserve">    @Override</w:t>
+        <w:br/>
+        <w:t xml:space="preserve">    protected void done() {</w:t>
+        <w:br/>
+        <w:t xml:space="preserve">        // 更新GUI</w:t>
+        <w:br/>
+        <w:t xml:space="preserve">    }</w:t>
+        <w:br/>
+        <w:t>};</w:t>
+        <w:br/>
+        <w:t>worker.execute();</w:t>
+      </w:r>
+    </w:p>
+    <w:p>
+      <w:pPr>
+        <w:spacing w:before="80" w:after="40" w:lineRule="auto" w:line="360"/>
+        <w:jc w:val="left"/>
+      </w:pPr>
+      <w:r>
+        <w:rPr>
+          <w:rFonts w:ascii="Arial" w:hAnsi="Arial" w:eastAsia="黑体"/>
+          <w:b/>
+          <w:sz w:val="24"/>
+        </w:rPr>
+        <w:t>4.1.2 网络编程</w:t>
+      </w:r>
+    </w:p>
+    <w:p>
+      <w:pPr>
+        <w:spacing w:before="0" w:after="0" w:lineRule="auto" w:line="360"/>
+        <w:ind w:firstLine="480"/>
+        <w:jc w:val="both"/>
+      </w:pPr>
+      <w:r>
+        <w:rPr>
+          <w:rFonts w:ascii="Times New Roman" w:hAnsi="Times New Roman" w:eastAsia="宋体"/>
+          <w:b w:val="0"/>
+          <w:sz w:val="24"/>
+        </w:rPr>
+        <w:t>采用Socket实现客户端/服务器模式：</w:t>
+      </w:r>
+    </w:p>
+    <w:p>
+      <w:pPr>
+        <w:spacing w:before="60" w:after="60" w:lineRule="auto" w:line="288"/>
+        <w:jc w:val="left"/>
+        <w:shd w:val="clear" w:color="auto" w:fill="F2F2F2"/>
+      </w:pPr>
+      <w:r>
+        <w:rPr>
+          <w:rFonts w:ascii="Courier New" w:hAnsi="Courier New" w:eastAsia="宋体"/>
+          <w:sz w:val="18"/>
+        </w:rPr>
+        <w:t>// 服务器端</w:t>
+        <w:br/>
+        <w:t>public class Server {</w:t>
+        <w:br/>
+        <w:t xml:space="preserve">    private ServerSocket serverSocket;</w:t>
+        <w:br/>
+        <w:t xml:space="preserve">    private ExecutorService threadPool;</w:t>
+        <w:br/>
+        <w:t xml:space="preserve">    </w:t>
+        <w:br/>
+        <w:t xml:space="preserve">    public void start() {</w:t>
+        <w:br/>
+        <w:t xml:space="preserve">        while (running) {</w:t>
+        <w:br/>
+        <w:t xml:space="preserve">            Socket client = serverSocket.accept();</w:t>
+        <w:br/>
+        <w:t xml:space="preserve">            threadPool.submit(() -&gt; handleClient(client));</w:t>
+        <w:br/>
+        <w:t xml:space="preserve">        }</w:t>
+        <w:br/>
+        <w:t xml:space="preserve">    }</w:t>
+        <w:br/>
+        <w:t>}</w:t>
+        <w:br/>
+        <w:br/>
+        <w:t>// 客户端</w:t>
+        <w:br/>
+        <w:t>public class Client {</w:t>
+        <w:br/>
+        <w:t xml:space="preserve">    public TaskResponse sendRequest(TaskRequest request) {</w:t>
+        <w:br/>
+        <w:t xml:space="preserve">        ProtocolUtil.sendObject(socket, request);</w:t>
+        <w:br/>
+        <w:t xml:space="preserve">        return ProtocolUtil.receiveObject(socket, TaskResponse.class);</w:t>
+        <w:br/>
+        <w:t xml:space="preserve">    }</w:t>
+        <w:br/>
+        <w:t>}</w:t>
+      </w:r>
+    </w:p>
+    <w:p>
+      <w:pPr>
+        <w:spacing w:before="80" w:after="40" w:lineRule="auto" w:line="360"/>
+        <w:jc w:val="left"/>
+      </w:pPr>
+      <w:r>
+        <w:rPr>
+          <w:rFonts w:ascii="Arial" w:hAnsi="Arial" w:eastAsia="黑体"/>
+          <w:b/>
+          <w:sz w:val="24"/>
+        </w:rPr>
+        <w:t>4.1.3 文件解析</w:t>
+      </w:r>
+    </w:p>
+    <w:p>
+      <w:pPr>
+        <w:spacing w:before="0" w:after="0" w:lineRule="auto" w:line="360"/>
+        <w:ind w:firstLine="480"/>
+        <w:jc w:val="both"/>
+      </w:pPr>
+      <w:r>
+        <w:rPr>
+          <w:rFonts w:ascii="Times New Roman" w:hAnsi="Times New Roman" w:eastAsia="宋体"/>
+          <w:b w:val="0"/>
+          <w:sz w:val="24"/>
+        </w:rPr>
+        <w:t>使用Apache POI处理Excel文件，OpenCSV处理CSV文件：</w:t>
+      </w:r>
+    </w:p>
+    <w:p>
+      <w:pPr>
+        <w:spacing w:before="60" w:after="60" w:lineRule="auto" w:line="288"/>
+        <w:jc w:val="left"/>
+        <w:shd w:val="clear" w:color="auto" w:fill="F2F2F2"/>
+      </w:pPr>
+      <w:r>
+        <w:rPr>
+          <w:rFonts w:ascii="Courier New" w:hAnsi="Courier New" w:eastAsia="宋体"/>
+          <w:sz w:val="18"/>
+        </w:rPr>
+        <w:t>// Excel解析</w:t>
+        <w:br/>
+        <w:t>public class ExcelParser extends FileParser {</w:t>
+        <w:br/>
+        <w:t xml:space="preserve">    public List&lt;DataRow&gt; parse(File file) {</w:t>
+        <w:br/>
+        <w:t xml:space="preserve">        Workbook workbook = new XSSFWorkbook(file);</w:t>
+        <w:br/>
+        <w:t xml:space="preserve">        Sheet sheet = workbook.getSheetAt(0);</w:t>
+        <w:br/>
+        <w:t xml:space="preserve">        // 解析行数据</w:t>
+        <w:br/>
+        <w:t xml:space="preserve">    }</w:t>
+        <w:br/>
+        <w:t>}</w:t>
+        <w:br/>
+        <w:br/>
+        <w:t>// CSV解析</w:t>
+        <w:br/>
+        <w:t>public class CsvParser extends FileParser {</w:t>
+        <w:br/>
+        <w:t xml:space="preserve">    public List&lt;DataRow&gt; parse(File file) {</w:t>
+        <w:br/>
+        <w:t xml:space="preserve">        CSVReader reader = new CSVReaderBuilder(new FileReader(file)).build();</w:t>
+        <w:br/>
+        <w:t xml:space="preserve">        List&lt;String[]&gt; rows = reader.readAll();</w:t>
+        <w:br/>
+        <w:t xml:space="preserve">        // 解析行数据</w:t>
+        <w:br/>
+        <w:t xml:space="preserve">    }</w:t>
+        <w:br/>
+        <w:t>}</w:t>
+      </w:r>
+    </w:p>
+    <w:p>
+      <w:pPr>
+        <w:spacing w:before="80" w:after="40" w:lineRule="auto" w:line="360"/>
+        <w:jc w:val="left"/>
+      </w:pPr>
+      <w:r>
+        <w:rPr>
+          <w:rFonts w:ascii="Arial" w:hAnsi="Arial" w:eastAsia="黑体"/>
+          <w:b/>
+          <w:sz w:val="24"/>
+        </w:rPr>
+        <w:t>4.1.4 连接池管理</w:t>
+      </w:r>
+    </w:p>
+    <w:p>
+      <w:pPr>
+        <w:spacing w:before="0" w:after="0" w:lineRule="auto" w:line="360"/>
+        <w:ind w:firstLine="480"/>
+        <w:jc w:val="both"/>
+      </w:pPr>
+      <w:r>
+        <w:rPr>
+          <w:rFonts w:ascii="Times New Roman" w:hAnsi="Times New Roman" w:eastAsia="宋体"/>
+          <w:b w:val="0"/>
+          <w:sz w:val="24"/>
+        </w:rPr>
+        <w:t>自定义数据库连接池，提高数据库访问性能：</w:t>
+      </w:r>
+    </w:p>
+    <w:p>
+      <w:pPr>
+        <w:spacing w:before="60" w:after="60" w:lineRule="auto" w:line="288"/>
+        <w:jc w:val="left"/>
+        <w:shd w:val="clear" w:color="auto" w:fill="F2F2F2"/>
+      </w:pPr>
+      <w:r>
+        <w:rPr>
+          <w:rFonts w:ascii="Courier New" w:hAnsi="Courier New" w:eastAsia="宋体"/>
+          <w:sz w:val="18"/>
+        </w:rPr>
+        <w:t>public class DBConnection {</w:t>
+        <w:br/>
+        <w:t xml:space="preserve">    private static BlockingQueue&lt;Connection&gt; pool;</w:t>
+        <w:br/>
+        <w:t xml:space="preserve">    </w:t>
+        <w:br/>
+        <w:t xml:space="preserve">    static {</w:t>
+        <w:br/>
+        <w:t xml:space="preserve">        pool = new LinkedBlockingQueue&lt;&gt;(POOL_SIZE);</w:t>
+        <w:br/>
+        <w:t xml:space="preserve">        for (int i = 0; i &lt; POOL_SIZE; i++) {</w:t>
+        <w:br/>
+        <w:t xml:space="preserve">            pool.offer(createConnection());</w:t>
+        <w:br/>
+        <w:t xml:space="preserve">        }</w:t>
+        <w:br/>
+        <w:t xml:space="preserve">    }</w:t>
+        <w:br/>
+        <w:t xml:space="preserve">    </w:t>
+        <w:br/>
+        <w:t xml:space="preserve">    public static Connection getConnection() throws SQLException {</w:t>
+        <w:br/>
+        <w:t xml:space="preserve">        return pool.poll(5, TimeUnit.SECONDS);</w:t>
+        <w:br/>
+        <w:t xml:space="preserve">    }</w:t>
+        <w:br/>
+        <w:t xml:space="preserve">    </w:t>
+        <w:br/>
+        <w:t xml:space="preserve">    public static void release(Connection conn) {</w:t>
+        <w:br/>
+        <w:t xml:space="preserve">        pool.offer(conn);</w:t>
+        <w:br/>
+        <w:t xml:space="preserve">    }</w:t>
+        <w:br/>
+        <w:t>}</w:t>
+      </w:r>
+    </w:p>
+    <w:p>
+      <w:pPr>
+        <w:spacing w:before="120" w:after="60" w:lineRule="auto" w:line="360"/>
+        <w:jc w:val="left"/>
+      </w:pPr>
+      <w:r>
+        <w:rPr>
+          <w:rFonts w:ascii="Arial" w:hAnsi="Arial" w:eastAsia="黑体"/>
+          <w:b/>
+          <w:sz w:val="28"/>
+        </w:rPr>
+        <w:t>4.2 核心功能实现</w:t>
+      </w:r>
+    </w:p>
+    <w:p>
+      <w:pPr>
+        <w:spacing w:before="80" w:after="40" w:lineRule="auto" w:line="360"/>
+        <w:jc w:val="left"/>
+      </w:pPr>
+      <w:r>
+        <w:rPr>
+          <w:rFonts w:ascii="Arial" w:hAnsi="Arial" w:eastAsia="黑体"/>
+          <w:b/>
+          <w:sz w:val="24"/>
+        </w:rPr>
+        <w:t>4.2.1 文件导入流程</w:t>
+      </w:r>
+    </w:p>
+    <w:p>
+      <w:pPr>
+        <w:spacing w:before="60" w:after="60" w:lineRule="auto" w:line="288"/>
+        <w:jc w:val="left"/>
+        <w:shd w:val="clear" w:color="auto" w:fill="F2F2F2"/>
+      </w:pPr>
+      <w:r>
+        <w:rPr>
+          <w:rFonts w:ascii="Courier New" w:hAnsi="Courier New" w:eastAsia="宋体"/>
+          <w:sz w:val="18"/>
+        </w:rPr>
+        <w:t>用户选择文件 → 验证文件类型 → 选择解析器 → 解析文件内容</w:t>
+        <w:br/>
+        <w:t xml:space="preserve">    → 保存文件元数据 → 批量插入数据行 → 记录操作历史</w:t>
+      </w:r>
+    </w:p>
+    <w:p>
+      <w:pPr>
+        <w:spacing w:before="80" w:after="40" w:lineRule="auto" w:line="360"/>
+        <w:jc w:val="left"/>
+      </w:pPr>
+      <w:r>
+        <w:rPr>
+          <w:rFonts w:ascii="Arial" w:hAnsi="Arial" w:eastAsia="黑体"/>
+          <w:b/>
+          <w:sz w:val="24"/>
+        </w:rPr>
+        <w:t>4.2.2 数据清洗流程</w:t>
+      </w:r>
+    </w:p>
+    <w:p>
+      <w:pPr>
+        <w:spacing w:before="60" w:after="60" w:lineRule="auto" w:line="288"/>
+        <w:jc w:val="left"/>
+        <w:shd w:val="clear" w:color="auto" w:fill="F2F2F2"/>
+      </w:pPr>
+      <w:r>
+        <w:rPr>
+          <w:rFonts w:ascii="Courier New" w:hAnsi="Courier New" w:eastAsia="宋体"/>
+          <w:sz w:val="18"/>
+        </w:rPr>
+        <w:t>获取原始数据 → 创建清洗管道 → 执行去重清洗 → 执行空值清洗</w:t>
+        <w:br/>
+        <w:t xml:space="preserve">    → 执行格式清洗 → 更新数据库 → 记录清洗结果</w:t>
+      </w:r>
+    </w:p>
+    <w:p>
+      <w:pPr>
+        <w:spacing w:before="80" w:after="40" w:lineRule="auto" w:line="360"/>
+        <w:jc w:val="left"/>
+      </w:pPr>
+      <w:r>
+        <w:rPr>
+          <w:rFonts w:ascii="Arial" w:hAnsi="Arial" w:eastAsia="黑体"/>
+          <w:b/>
+          <w:sz w:val="24"/>
+        </w:rPr>
+        <w:t>4.2.3 数据验证流程</w:t>
+      </w:r>
+    </w:p>
+    <w:p>
+      <w:pPr>
+        <w:spacing w:before="60" w:after="60" w:lineRule="auto" w:line="288"/>
+        <w:jc w:val="left"/>
+        <w:shd w:val="clear" w:color="auto" w:fill="F2F2F2"/>
+      </w:pPr>
+      <w:r>
+        <w:rPr>
+          <w:rFonts w:ascii="Courier New" w:hAnsi="Courier New" w:eastAsia="宋体"/>
+          <w:sz w:val="18"/>
+        </w:rPr>
+        <w:t>获取验证规则 → 创建验证规则列表 → 遍历数据行 → 逐行验证</w:t>
+        <w:br/>
+        <w:t xml:space="preserve">    → 记录验证结果 → 统计错误数量 → 生成验证报告</w:t>
+      </w:r>
+    </w:p>
+    <w:p>
+      <w:pPr>
+        <w:spacing w:before="240" w:after="120" w:lineRule="auto" w:line="360"/>
+        <w:jc w:val="left"/>
+      </w:pPr>
+      <w:r>
+        <w:rPr>
+          <w:rFonts w:ascii="Arial" w:hAnsi="Arial" w:eastAsia="黑体"/>
+          <w:b/>
+          <w:sz w:val="30"/>
+        </w:rPr>
+        <w:t>五、系统测试</w:t>
+      </w:r>
+    </w:p>
+    <w:p>
+      <w:pPr>
+        <w:spacing w:before="120" w:after="60" w:lineRule="auto" w:line="360"/>
+        <w:jc w:val="left"/>
+      </w:pPr>
+      <w:r>
+        <w:rPr>
+          <w:rFonts w:ascii="Arial" w:hAnsi="Arial" w:eastAsia="黑体"/>
+          <w:b/>
+          <w:sz w:val="28"/>
+        </w:rPr>
+        <w:t>5.1 测试环境</w:t>
+      </w:r>
+    </w:p>
+    <w:tbl>
+      <w:tblPr>
+        <w:tblStyle w:val="TableGrid"/>
+        <w:tblW w:type="auto" w:w="0"/>
+        <w:tblLook w:firstColumn="1" w:firstRow="1" w:lastColumn="0" w:lastRow="0" w:noHBand="0" w:noVBand="1" w:val="04A0"/>
+      </w:tblPr>
+      <w:tblGrid>
+        <w:gridCol w:w="4394"/>
+        <w:gridCol w:w="4394"/>
+      </w:tblGrid>
+      <w:tr>
+        <w:tc>
+          <w:tcPr>
+            <w:tcW w:type="dxa" w:w="4394"/>
+            <w:vAlign w:val="center"/>
+            <w:shd w:val="clear" w:color="auto" w:fill="2E74B5"/>
+          </w:tcPr>
+          <w:p>
+            <w:pPr>
+              <w:jc w:val="center"/>
+            </w:pPr>
+            <w:r>
+              <w:rPr>
+                <w:rFonts w:ascii="Arial" w:hAnsi="Arial" w:eastAsia="黑体"/>
+                <w:b/>
+                <w:color w:val="FFFFFF"/>
+                <w:sz w:val="21"/>
+              </w:rPr>
+              <w:t>项目</w:t>
+            </w:r>
+          </w:p>
+        </w:tc>
+        <w:tc>
+          <w:tcPr>
+            <w:tcW w:type="dxa" w:w="4394"/>
+            <w:vAlign w:val="center"/>
+            <w:shd w:val="clear" w:color="auto" w:fill="2E74B5"/>
+          </w:tcPr>
+          <w:p>
+            <w:pPr>
+              <w:jc w:val="center"/>
+            </w:pPr>
+            <w:r>
+              <w:rPr>
+                <w:rFonts w:ascii="Arial" w:hAnsi="Arial" w:eastAsia="黑体"/>
+                <w:b/>
+                <w:color w:val="FFFFFF"/>
+                <w:sz w:val="21"/>
+              </w:rPr>
+              <w:t>配置</w:t>
+            </w:r>
+          </w:p>
+        </w:tc>
+      </w:tr>
+      <w:tr>
+        <w:tc>
+          <w:tcPr>
+            <w:tcW w:type="dxa" w:w="4394"/>
+            <w:vAlign w:val="center"/>
+            <w:shd w:val="clear" w:color="auto" w:fill="F5F5F5"/>
+          </w:tcPr>
+          <w:p>
+            <w:pPr>
+              <w:jc w:val="center"/>
+            </w:pPr>
+            <w:r>
+              <w:rPr>
+                <w:rFonts w:ascii="Times New Roman" w:hAnsi="Times New Roman" w:eastAsia="宋体"/>
+                <w:b w:val="0"/>
+                <w:sz w:val="21"/>
+              </w:rPr>
+              <w:t>操作系统</w:t>
+            </w:r>
+          </w:p>
+        </w:tc>
+        <w:tc>
+          <w:tcPr>
+            <w:tcW w:type="dxa" w:w="4394"/>
+            <w:vAlign w:val="center"/>
+            <w:shd w:val="clear" w:color="auto" w:fill="F5F5F5"/>
+          </w:tcPr>
+          <w:p>
+            <w:pPr>
+              <w:jc w:val="center"/>
+            </w:pPr>
+            <w:r>
+              <w:rPr>
+                <w:rFonts w:ascii="Times New Roman" w:hAnsi="Times New Roman" w:eastAsia="宋体"/>
+                <w:b w:val="0"/>
+                <w:sz w:val="21"/>
+              </w:rPr>
+              <w:t>Windows 11</w:t>
+            </w:r>
+          </w:p>
+        </w:tc>
+      </w:tr>
+      <w:tr>
+        <w:tc>
+          <w:tcPr>
+            <w:tcW w:type="dxa" w:w="4394"/>
+            <w:vAlign w:val="center"/>
+            <w:shd w:val="clear" w:color="auto" w:fill="FFFFFF"/>
+          </w:tcPr>
+          <w:p>
+            <w:pPr>
+              <w:jc w:val="center"/>
+            </w:pPr>
+            <w:r>
+              <w:rPr>
+                <w:rFonts w:ascii="Times New Roman" w:hAnsi="Times New Roman" w:eastAsia="宋体"/>
+                <w:b w:val="0"/>
+                <w:sz w:val="21"/>
+              </w:rPr>
+              <w:t>JDK版本</w:t>
+            </w:r>
+          </w:p>
+        </w:tc>
+        <w:tc>
+          <w:tcPr>
+            <w:tcW w:type="dxa" w:w="4394"/>
+            <w:vAlign w:val="center"/>
+            <w:shd w:val="clear" w:color="auto" w:fill="FFFFFF"/>
+          </w:tcPr>
+          <w:p>
+            <w:pPr>
+              <w:jc w:val="center"/>
+            </w:pPr>
+            <w:r>
+              <w:rPr>
+                <w:rFonts w:ascii="Times New Roman" w:hAnsi="Times New Roman" w:eastAsia="宋体"/>
+                <w:b w:val="0"/>
+                <w:sz w:val="21"/>
+              </w:rPr>
+              <w:t>OpenJDK 17.0.14</w:t>
+            </w:r>
+          </w:p>
+        </w:tc>
+      </w:tr>
+      <w:tr>
+        <w:tc>
+          <w:tcPr>
+            <w:tcW w:type="dxa" w:w="4394"/>
+            <w:vAlign w:val="center"/>
+            <w:shd w:val="clear" w:color="auto" w:fill="F5F5F5"/>
+          </w:tcPr>
+          <w:p>
+            <w:pPr>
+              <w:jc w:val="center"/>
+            </w:pPr>
+            <w:r>
+              <w:rPr>
+                <w:rFonts w:ascii="Times New Roman" w:hAnsi="Times New Roman" w:eastAsia="宋体"/>
+                <w:b w:val="0"/>
+                <w:sz w:val="21"/>
+              </w:rPr>
+              <w:t>Maven版本</w:t>
+            </w:r>
+          </w:p>
+        </w:tc>
+        <w:tc>
+          <w:tcPr>
+            <w:tcW w:type="dxa" w:w="4394"/>
+            <w:vAlign w:val="center"/>
+            <w:shd w:val="clear" w:color="auto" w:fill="F5F5F5"/>
+          </w:tcPr>
+          <w:p>
+            <w:pPr>
+              <w:jc w:val="center"/>
+            </w:pPr>
+            <w:r>
+              <w:rPr>
+                <w:rFonts w:ascii="Times New Roman" w:hAnsi="Times New Roman" w:eastAsia="宋体"/>
+                <w:b w:val="0"/>
+                <w:sz w:val="21"/>
+              </w:rPr>
+              <w:t>Apache Maven 3.9.6</w:t>
+            </w:r>
+          </w:p>
+        </w:tc>
+      </w:tr>
+      <w:tr>
+        <w:tc>
+          <w:tcPr>
+            <w:tcW w:type="dxa" w:w="4394"/>
+            <w:vAlign w:val="center"/>
+            <w:shd w:val="clear" w:color="auto" w:fill="FFFFFF"/>
+          </w:tcPr>
+          <w:p>
+            <w:pPr>
+              <w:jc w:val="center"/>
+            </w:pPr>
+            <w:r>
+              <w:rPr>
+                <w:rFonts w:ascii="Times New Roman" w:hAnsi="Times New Roman" w:eastAsia="宋体"/>
+                <w:b w:val="0"/>
+                <w:sz w:val="21"/>
+              </w:rPr>
+              <w:t>MySQL版本</w:t>
+            </w:r>
+          </w:p>
+        </w:tc>
+        <w:tc>
+          <w:tcPr>
+            <w:tcW w:type="dxa" w:w="4394"/>
+            <w:vAlign w:val="center"/>
+            <w:shd w:val="clear" w:color="auto" w:fill="FFFFFF"/>
+          </w:tcPr>
+          <w:p>
+            <w:pPr>
+              <w:jc w:val="center"/>
+            </w:pPr>
+            <w:r>
+              <w:rPr>
+                <w:rFonts w:ascii="Times New Roman" w:hAnsi="Times New Roman" w:eastAsia="宋体"/>
+                <w:b w:val="0"/>
+                <w:sz w:val="21"/>
+              </w:rPr>
+              <w:t>MySQL 8.0.45</w:t>
+            </w:r>
+          </w:p>
+        </w:tc>
+      </w:tr>
+      <w:tr>
+        <w:tc>
+          <w:tcPr>
+            <w:tcW w:type="dxa" w:w="4394"/>
+            <w:vAlign w:val="center"/>
+            <w:shd w:val="clear" w:color="auto" w:fill="F5F5F5"/>
+          </w:tcPr>
+          <w:p>
+            <w:pPr>
+              <w:jc w:val="center"/>
+            </w:pPr>
+            <w:r>
+              <w:rPr>
+                <w:rFonts w:ascii="Times New Roman" w:hAnsi="Times New Roman" w:eastAsia="宋体"/>
+                <w:b w:val="0"/>
+                <w:sz w:val="21"/>
+              </w:rPr>
+              <w:t>内存</w:t>
+            </w:r>
+          </w:p>
+        </w:tc>
+        <w:tc>
+          <w:tcPr>
+            <w:tcW w:type="dxa" w:w="4394"/>
+            <w:vAlign w:val="center"/>
+            <w:shd w:val="clear" w:color="auto" w:fill="F5F5F5"/>
+          </w:tcPr>
+          <w:p>
+            <w:pPr>
+              <w:jc w:val="center"/>
+            </w:pPr>
+            <w:r>
+              <w:rPr>
+                <w:rFonts w:ascii="Times New Roman" w:hAnsi="Times New Roman" w:eastAsia="宋体"/>
+                <w:b w:val="0"/>
+                <w:sz w:val="21"/>
+              </w:rPr>
+              <w:t>16GB</w:t>
+            </w:r>
+          </w:p>
+        </w:tc>
+      </w:tr>
+      <w:tr>
+        <w:tc>
+          <w:tcPr>
+            <w:tcW w:type="dxa" w:w="4394"/>
+            <w:vAlign w:val="center"/>
+            <w:shd w:val="clear" w:color="auto" w:fill="FFFFFF"/>
+          </w:tcPr>
+          <w:p>
+            <w:pPr>
+              <w:jc w:val="center"/>
+            </w:pPr>
+            <w:r>
+              <w:rPr>
+                <w:rFonts w:ascii="Times New Roman" w:hAnsi="Times New Roman" w:eastAsia="宋体"/>
+                <w:b w:val="0"/>
+                <w:sz w:val="21"/>
+              </w:rPr>
+              <w:t>处理器</w:t>
+            </w:r>
+          </w:p>
+        </w:tc>
+        <w:tc>
+          <w:tcPr>
+            <w:tcW w:type="dxa" w:w="4394"/>
+            <w:vAlign w:val="center"/>
+            <w:shd w:val="clear" w:color="auto" w:fill="FFFFFF"/>
+          </w:tcPr>
+          <w:p>
+            <w:pPr>
+              <w:jc w:val="center"/>
+            </w:pPr>
+            <w:r>
+              <w:rPr>
+                <w:rFonts w:ascii="Times New Roman" w:hAnsi="Times New Roman" w:eastAsia="宋体"/>
+                <w:b w:val="0"/>
+                <w:sz w:val="21"/>
+              </w:rPr>
+              <w:t>Intel Core i7</w:t>
+            </w:r>
+          </w:p>
+        </w:tc>
+      </w:tr>
+    </w:tbl>
+    <w:p/>
+    <w:p>
+      <w:pPr>
+        <w:spacing w:before="120" w:after="60" w:lineRule="auto" w:line="360"/>
+        <w:jc w:val="left"/>
+      </w:pPr>
+      <w:r>
+        <w:rPr>
+          <w:rFonts w:ascii="Arial" w:hAnsi="Arial" w:eastAsia="黑体"/>
+          <w:b/>
+          <w:sz w:val="28"/>
+        </w:rPr>
+        <w:t>5.2 功能测试</w:t>
+      </w:r>
+    </w:p>
+    <w:p>
+      <w:pPr>
+        <w:spacing w:before="80" w:after="40" w:lineRule="auto" w:line="360"/>
+        <w:jc w:val="left"/>
+      </w:pPr>
+      <w:r>
+        <w:rPr>
+          <w:rFonts w:ascii="Arial" w:hAnsi="Arial" w:eastAsia="黑体"/>
+          <w:b/>
+          <w:sz w:val="24"/>
+        </w:rPr>
+        <w:t>5.2.1 文件导入测试</w:t>
+      </w:r>
+    </w:p>
+    <w:tbl>
+      <w:tblPr>
+        <w:tblStyle w:val="TableGrid"/>
+        <w:tblW w:type="auto" w:w="0"/>
+        <w:tblLook w:firstColumn="1" w:firstRow="1" w:lastColumn="0" w:lastRow="0" w:noHBand="0" w:noVBand="1" w:val="04A0"/>
+      </w:tblPr>
+      <w:tblGrid>
+        <w:gridCol w:w="1758"/>
+        <w:gridCol w:w="1758"/>
+        <w:gridCol w:w="1758"/>
+        <w:gridCol w:w="1758"/>
+        <w:gridCol w:w="1758"/>
+      </w:tblGrid>
+      <w:tr>
+        <w:tc>
+          <w:tcPr>
+            <w:tcW w:type="dxa" w:w="1758"/>
+            <w:vAlign w:val="center"/>
+            <w:shd w:val="clear" w:color="auto" w:fill="2E74B5"/>
+          </w:tcPr>
+          <w:p>
+            <w:pPr>
+              <w:jc w:val="center"/>
+            </w:pPr>
+            <w:r>
+              <w:rPr>
+                <w:rFonts w:ascii="Arial" w:hAnsi="Arial" w:eastAsia="黑体"/>
+                <w:b/>
+                <w:color w:val="FFFFFF"/>
+                <w:sz w:val="21"/>
+              </w:rPr>
+              <w:t>测试用例</w:t>
+            </w:r>
+          </w:p>
+        </w:tc>
+        <w:tc>
+          <w:tcPr>
+            <w:tcW w:type="dxa" w:w="1758"/>
+            <w:vAlign w:val="center"/>
+            <w:shd w:val="clear" w:color="auto" w:fill="2E74B5"/>
+          </w:tcPr>
+          <w:p>
+            <w:pPr>
+              <w:jc w:val="center"/>
+            </w:pPr>
+            <w:r>
+              <w:rPr>
+                <w:rFonts w:ascii="Arial" w:hAnsi="Arial" w:eastAsia="黑体"/>
+                <w:b/>
+                <w:color w:val="FFFFFF"/>
+                <w:sz w:val="21"/>
+              </w:rPr>
+              <w:t>文件类型</w:t>
+            </w:r>
+          </w:p>
+        </w:tc>
+        <w:tc>
+          <w:tcPr>
+            <w:tcW w:type="dxa" w:w="1758"/>
+            <w:vAlign w:val="center"/>
+            <w:shd w:val="clear" w:color="auto" w:fill="2E74B5"/>
+          </w:tcPr>
+          <w:p>
+            <w:pPr>
+              <w:jc w:val="center"/>
+            </w:pPr>
+            <w:r>
+              <w:rPr>
+                <w:rFonts w:ascii="Arial" w:hAnsi="Arial" w:eastAsia="黑体"/>
+                <w:b/>
+                <w:color w:val="FFFFFF"/>
+                <w:sz w:val="21"/>
+              </w:rPr>
+              <w:t>文件大小</w:t>
+            </w:r>
+          </w:p>
+        </w:tc>
+        <w:tc>
+          <w:tcPr>
+            <w:tcW w:type="dxa" w:w="1758"/>
+            <w:vAlign w:val="center"/>
+            <w:shd w:val="clear" w:color="auto" w:fill="2E74B5"/>
+          </w:tcPr>
+          <w:p>
+            <w:pPr>
+              <w:jc w:val="center"/>
+            </w:pPr>
+            <w:r>
+              <w:rPr>
+                <w:rFonts w:ascii="Arial" w:hAnsi="Arial" w:eastAsia="黑体"/>
+                <w:b/>
+                <w:color w:val="FFFFFF"/>
+                <w:sz w:val="21"/>
+              </w:rPr>
+              <w:t>行数</w:t>
+            </w:r>
+          </w:p>
+        </w:tc>
+        <w:tc>
+          <w:tcPr>
+            <w:tcW w:type="dxa" w:w="1758"/>
+            <w:vAlign w:val="center"/>
+            <w:shd w:val="clear" w:color="auto" w:fill="2E74B5"/>
+          </w:tcPr>
+          <w:p>
+            <w:pPr>
+              <w:jc w:val="center"/>
+            </w:pPr>
+            <w:r>
+              <w:rPr>
+                <w:rFonts w:ascii="Arial" w:hAnsi="Arial" w:eastAsia="黑体"/>
+                <w:b/>
+                <w:color w:val="FFFFFF"/>
+                <w:sz w:val="21"/>
+              </w:rPr>
+              <w:t>测试结果</w:t>
+            </w:r>
+          </w:p>
+        </w:tc>
+      </w:tr>
+      <w:tr>
+        <w:tc>
+          <w:tcPr>
+            <w:tcW w:type="dxa" w:w="1758"/>
+            <w:vAlign w:val="center"/>
+            <w:shd w:val="clear" w:color="auto" w:fill="F5F5F5"/>
+          </w:tcPr>
+          <w:p>
+            <w:pPr>
+              <w:jc w:val="center"/>
+            </w:pPr>
+            <w:r>
+              <w:rPr>
+                <w:rFonts w:ascii="Times New Roman" w:hAnsi="Times New Roman" w:eastAsia="宋体"/>
+                <w:b w:val="0"/>
+                <w:sz w:val="21"/>
+              </w:rPr>
+              <w:t>employees.csv</w:t>
+            </w:r>
+          </w:p>
+        </w:tc>
+        <w:tc>
+          <w:tcPr>
+            <w:tcW w:type="dxa" w:w="1758"/>
+            <w:vAlign w:val="center"/>
+            <w:shd w:val="clear" w:color="auto" w:fill="F5F5F5"/>
+          </w:tcPr>
+          <w:p>
+            <w:pPr>
+              <w:jc w:val="center"/>
+            </w:pPr>
+            <w:r>
+              <w:rPr>
+                <w:rFonts w:ascii="Times New Roman" w:hAnsi="Times New Roman" w:eastAsia="宋体"/>
+                <w:b w:val="0"/>
+                <w:sz w:val="21"/>
+              </w:rPr>
+              <w:t>CSV</w:t>
+            </w:r>
+          </w:p>
+        </w:tc>
+        <w:tc>
+          <w:tcPr>
+            <w:tcW w:type="dxa" w:w="1758"/>
+            <w:vAlign w:val="center"/>
+            <w:shd w:val="clear" w:color="auto" w:fill="F5F5F5"/>
+          </w:tcPr>
+          <w:p>
+            <w:pPr>
+              <w:jc w:val="center"/>
+            </w:pPr>
+            <w:r>
+              <w:rPr>
+                <w:rFonts w:ascii="Times New Roman" w:hAnsi="Times New Roman" w:eastAsia="宋体"/>
+                <w:b w:val="0"/>
+                <w:sz w:val="21"/>
+              </w:rPr>
+              <w:t>1.2KB</w:t>
+            </w:r>
+          </w:p>
+        </w:tc>
+        <w:tc>
+          <w:tcPr>
+            <w:tcW w:type="dxa" w:w="1758"/>
+            <w:vAlign w:val="center"/>
+            <w:shd w:val="clear" w:color="auto" w:fill="F5F5F5"/>
+          </w:tcPr>
+          <w:p>
+            <w:pPr>
+              <w:jc w:val="center"/>
+            </w:pPr>
+            <w:r>
+              <w:rPr>
+                <w:rFonts w:ascii="Times New Roman" w:hAnsi="Times New Roman" w:eastAsia="宋体"/>
+                <w:b w:val="0"/>
+                <w:sz w:val="21"/>
+              </w:rPr>
+              <w:t>15</w:t>
+            </w:r>
+          </w:p>
+        </w:tc>
+        <w:tc>
+          <w:tcPr>
+            <w:tcW w:type="dxa" w:w="1758"/>
+            <w:vAlign w:val="center"/>
+            <w:shd w:val="clear" w:color="auto" w:fill="F5F5F5"/>
+          </w:tcPr>
+          <w:p>
+            <w:pPr>
+              <w:jc w:val="center"/>
+            </w:pPr>
+            <w:r>
+              <w:rPr>
+                <w:rFonts w:ascii="Times New Roman" w:hAnsi="Times New Roman" w:eastAsia="宋体"/>
+                <w:b w:val="0"/>
+                <w:sz w:val="21"/>
+              </w:rPr>
+              <w:t>通过</w:t>
+            </w:r>
+          </w:p>
+        </w:tc>
+      </w:tr>
+      <w:tr>
+        <w:tc>
+          <w:tcPr>
+            <w:tcW w:type="dxa" w:w="1758"/>
+            <w:vAlign w:val="center"/>
+            <w:shd w:val="clear" w:color="auto" w:fill="FFFFFF"/>
+          </w:tcPr>
+          <w:p>
+            <w:pPr>
+              <w:jc w:val="center"/>
+            </w:pPr>
+            <w:r>
+              <w:rPr>
+                <w:rFonts w:ascii="Times New Roman" w:hAnsi="Times New Roman" w:eastAsia="宋体"/>
+                <w:b w:val="0"/>
+                <w:sz w:val="21"/>
+              </w:rPr>
+              <w:t>customers.xlsx</w:t>
+            </w:r>
+          </w:p>
+        </w:tc>
+        <w:tc>
+          <w:tcPr>
+            <w:tcW w:type="dxa" w:w="1758"/>
+            <w:vAlign w:val="center"/>
+            <w:shd w:val="clear" w:color="auto" w:fill="FFFFFF"/>
+          </w:tcPr>
+          <w:p>
+            <w:pPr>
+              <w:jc w:val="center"/>
+            </w:pPr>
+            <w:r>
+              <w:rPr>
+                <w:rFonts w:ascii="Times New Roman" w:hAnsi="Times New Roman" w:eastAsia="宋体"/>
+                <w:b w:val="0"/>
+                <w:sz w:val="21"/>
+              </w:rPr>
+              <w:t>Excel</w:t>
+            </w:r>
+          </w:p>
+        </w:tc>
+        <w:tc>
+          <w:tcPr>
+            <w:tcW w:type="dxa" w:w="1758"/>
+            <w:vAlign w:val="center"/>
+            <w:shd w:val="clear" w:color="auto" w:fill="FFFFFF"/>
+          </w:tcPr>
+          <w:p>
+            <w:pPr>
+              <w:jc w:val="center"/>
+            </w:pPr>
+            <w:r>
+              <w:rPr>
+                <w:rFonts w:ascii="Times New Roman" w:hAnsi="Times New Roman" w:eastAsia="宋体"/>
+                <w:b w:val="0"/>
+                <w:sz w:val="21"/>
+              </w:rPr>
+              <w:t>6.2KB</w:t>
+            </w:r>
+          </w:p>
+        </w:tc>
+        <w:tc>
+          <w:tcPr>
+            <w:tcW w:type="dxa" w:w="1758"/>
+            <w:vAlign w:val="center"/>
+            <w:shd w:val="clear" w:color="auto" w:fill="FFFFFF"/>
+          </w:tcPr>
+          <w:p>
+            <w:pPr>
+              <w:jc w:val="center"/>
+            </w:pPr>
+            <w:r>
+              <w:rPr>
+                <w:rFonts w:ascii="Times New Roman" w:hAnsi="Times New Roman" w:eastAsia="宋体"/>
+                <w:b w:val="0"/>
+                <w:sz w:val="21"/>
+              </w:rPr>
+              <w:t>15</w:t>
+            </w:r>
+          </w:p>
+        </w:tc>
+        <w:tc>
+          <w:tcPr>
+            <w:tcW w:type="dxa" w:w="1758"/>
+            <w:vAlign w:val="center"/>
+            <w:shd w:val="clear" w:color="auto" w:fill="FFFFFF"/>
+          </w:tcPr>
+          <w:p>
+            <w:pPr>
+              <w:jc w:val="center"/>
+            </w:pPr>
+            <w:r>
+              <w:rPr>
+                <w:rFonts w:ascii="Times New Roman" w:hAnsi="Times New Roman" w:eastAsia="宋体"/>
+                <w:b w:val="0"/>
+                <w:sz w:val="21"/>
+              </w:rPr>
+              <w:t>通过</w:t>
+            </w:r>
+          </w:p>
+        </w:tc>
+      </w:tr>
+      <w:tr>
+        <w:tc>
+          <w:tcPr>
+            <w:tcW w:type="dxa" w:w="1758"/>
+            <w:vAlign w:val="center"/>
+            <w:shd w:val="clear" w:color="auto" w:fill="F5F5F5"/>
+          </w:tcPr>
+          <w:p>
+            <w:pPr>
+              <w:jc w:val="center"/>
+            </w:pPr>
+            <w:r>
+              <w:rPr>
+                <w:rFonts w:ascii="Times New Roman" w:hAnsi="Times New Roman" w:eastAsia="宋体"/>
+                <w:b w:val="0"/>
+                <w:sz w:val="21"/>
+              </w:rPr>
+              <w:t>large_data.csv</w:t>
+            </w:r>
+          </w:p>
+        </w:tc>
+        <w:tc>
+          <w:tcPr>
+            <w:tcW w:type="dxa" w:w="1758"/>
+            <w:vAlign w:val="center"/>
+            <w:shd w:val="clear" w:color="auto" w:fill="F5F5F5"/>
+          </w:tcPr>
+          <w:p>
+            <w:pPr>
+              <w:jc w:val="center"/>
+            </w:pPr>
+            <w:r>
+              <w:rPr>
+                <w:rFonts w:ascii="Times New Roman" w:hAnsi="Times New Roman" w:eastAsia="宋体"/>
+                <w:b w:val="0"/>
+                <w:sz w:val="21"/>
+              </w:rPr>
+              <w:t>CSV</w:t>
+            </w:r>
+          </w:p>
+        </w:tc>
+        <w:tc>
+          <w:tcPr>
+            <w:tcW w:type="dxa" w:w="1758"/>
+            <w:vAlign w:val="center"/>
+            <w:shd w:val="clear" w:color="auto" w:fill="F5F5F5"/>
+          </w:tcPr>
+          <w:p>
+            <w:pPr>
+              <w:jc w:val="center"/>
+            </w:pPr>
+            <w:r>
+              <w:rPr>
+                <w:rFonts w:ascii="Times New Roman" w:hAnsi="Times New Roman" w:eastAsia="宋体"/>
+                <w:b w:val="0"/>
+                <w:sz w:val="21"/>
+              </w:rPr>
+              <w:t>78KB</w:t>
+            </w:r>
+          </w:p>
+        </w:tc>
+        <w:tc>
+          <w:tcPr>
+            <w:tcW w:type="dxa" w:w="1758"/>
+            <w:vAlign w:val="center"/>
+            <w:shd w:val="clear" w:color="auto" w:fill="F5F5F5"/>
+          </w:tcPr>
+          <w:p>
+            <w:pPr>
+              <w:jc w:val="center"/>
+            </w:pPr>
+            <w:r>
+              <w:rPr>
+                <w:rFonts w:ascii="Times New Roman" w:hAnsi="Times New Roman" w:eastAsia="宋体"/>
+                <w:b w:val="0"/>
+                <w:sz w:val="21"/>
+              </w:rPr>
+              <w:t>1000</w:t>
+            </w:r>
+          </w:p>
+        </w:tc>
+        <w:tc>
+          <w:tcPr>
+            <w:tcW w:type="dxa" w:w="1758"/>
+            <w:vAlign w:val="center"/>
+            <w:shd w:val="clear" w:color="auto" w:fill="F5F5F5"/>
+          </w:tcPr>
+          <w:p>
+            <w:pPr>
+              <w:jc w:val="center"/>
+            </w:pPr>
+            <w:r>
+              <w:rPr>
+                <w:rFonts w:ascii="Times New Roman" w:hAnsi="Times New Roman" w:eastAsia="宋体"/>
+                <w:b w:val="0"/>
+                <w:sz w:val="21"/>
+              </w:rPr>
+              <w:t>通过</w:t>
+            </w:r>
+          </w:p>
+        </w:tc>
+      </w:tr>
+    </w:tbl>
+    <w:p/>
+    <w:p>
+      <w:pPr>
+        <w:spacing w:before="80" w:after="40" w:lineRule="auto" w:line="360"/>
+        <w:jc w:val="left"/>
+      </w:pPr>
+      <w:r>
+        <w:rPr>
+          <w:rFonts w:ascii="Arial" w:hAnsi="Arial" w:eastAsia="黑体"/>
+          <w:b/>
+          <w:sz w:val="24"/>
+        </w:rPr>
+        <w:t>5.2.2 数据清洗测试</w:t>
+      </w:r>
+    </w:p>
+    <w:tbl>
+      <w:tblPr>
+        <w:tblStyle w:val="TableGrid"/>
+        <w:tblW w:type="auto" w:w="0"/>
+        <w:tblLook w:firstColumn="1" w:firstRow="1" w:lastColumn="0" w:lastRow="0" w:noHBand="0" w:noVBand="1" w:val="04A0"/>
+      </w:tblPr>
+      <w:tblGrid>
+        <w:gridCol w:w="2197"/>
+        <w:gridCol w:w="2197"/>
+        <w:gridCol w:w="2197"/>
+        <w:gridCol w:w="2197"/>
+      </w:tblGrid>
+      <w:tr>
+        <w:tc>
+          <w:tcPr>
+            <w:tcW w:type="dxa" w:w="2197"/>
+            <w:vAlign w:val="center"/>
+            <w:shd w:val="clear" w:color="auto" w:fill="2E74B5"/>
+          </w:tcPr>
+          <w:p>
+            <w:pPr>
+              <w:jc w:val="center"/>
+            </w:pPr>
+            <w:r>
+              <w:rPr>
+                <w:rFonts w:ascii="Arial" w:hAnsi="Arial" w:eastAsia="黑体"/>
+                <w:b/>
+                <w:color w:val="FFFFFF"/>
+                <w:sz w:val="21"/>
+              </w:rPr>
+              <w:t>测试用例</w:t>
+            </w:r>
+          </w:p>
+        </w:tc>
+        <w:tc>
+          <w:tcPr>
+            <w:tcW w:type="dxa" w:w="2197"/>
+            <w:vAlign w:val="center"/>
+            <w:shd w:val="clear" w:color="auto" w:fill="2E74B5"/>
+          </w:tcPr>
+          <w:p>
+            <w:pPr>
+              <w:jc w:val="center"/>
+            </w:pPr>
+            <w:r>
+              <w:rPr>
+                <w:rFonts w:ascii="Arial" w:hAnsi="Arial" w:eastAsia="黑体"/>
+                <w:b/>
+                <w:color w:val="FFFFFF"/>
+                <w:sz w:val="21"/>
+              </w:rPr>
+              <w:t>测试数据</w:t>
+            </w:r>
+          </w:p>
+        </w:tc>
+        <w:tc>
+          <w:tcPr>
+            <w:tcW w:type="dxa" w:w="2197"/>
+            <w:vAlign w:val="center"/>
+            <w:shd w:val="clear" w:color="auto" w:fill="2E74B5"/>
+          </w:tcPr>
+          <w:p>
+            <w:pPr>
+              <w:jc w:val="center"/>
+            </w:pPr>
+            <w:r>
+              <w:rPr>
+                <w:rFonts w:ascii="Arial" w:hAnsi="Arial" w:eastAsia="黑体"/>
+                <w:b/>
+                <w:color w:val="FFFFFF"/>
+                <w:sz w:val="21"/>
+              </w:rPr>
+              <w:t>预期结果</w:t>
+            </w:r>
+          </w:p>
+        </w:tc>
+        <w:tc>
+          <w:tcPr>
+            <w:tcW w:type="dxa" w:w="2197"/>
+            <w:vAlign w:val="center"/>
+            <w:shd w:val="clear" w:color="auto" w:fill="2E74B5"/>
+          </w:tcPr>
+          <w:p>
+            <w:pPr>
+              <w:jc w:val="center"/>
+            </w:pPr>
+            <w:r>
+              <w:rPr>
+                <w:rFonts w:ascii="Arial" w:hAnsi="Arial" w:eastAsia="黑体"/>
+                <w:b/>
+                <w:color w:val="FFFFFF"/>
+                <w:sz w:val="21"/>
+              </w:rPr>
+              <w:t>实际结果</w:t>
+            </w:r>
+          </w:p>
+        </w:tc>
+      </w:tr>
+      <w:tr>
+        <w:tc>
+          <w:tcPr>
+            <w:tcW w:type="dxa" w:w="2197"/>
+            <w:vAlign w:val="center"/>
+            <w:shd w:val="clear" w:color="auto" w:fill="F5F5F5"/>
+          </w:tcPr>
+          <w:p>
+            <w:pPr>
+              <w:jc w:val="center"/>
+            </w:pPr>
+            <w:r>
+              <w:rPr>
+                <w:rFonts w:ascii="Times New Roman" w:hAnsi="Times New Roman" w:eastAsia="宋体"/>
+                <w:b w:val="0"/>
+                <w:sz w:val="21"/>
+              </w:rPr>
+              <w:t>去重测试</w:t>
+            </w:r>
+          </w:p>
+        </w:tc>
+        <w:tc>
+          <w:tcPr>
+            <w:tcW w:type="dxa" w:w="2197"/>
+            <w:vAlign w:val="center"/>
+            <w:shd w:val="clear" w:color="auto" w:fill="F5F5F5"/>
+          </w:tcPr>
+          <w:p>
+            <w:pPr>
+              <w:jc w:val="center"/>
+            </w:pPr>
+            <w:r>
+              <w:rPr>
+                <w:rFonts w:ascii="Times New Roman" w:hAnsi="Times New Roman" w:eastAsia="宋体"/>
+                <w:b w:val="0"/>
+                <w:sz w:val="21"/>
+              </w:rPr>
+              <w:t>duplicate_data.csv</w:t>
+            </w:r>
+          </w:p>
+        </w:tc>
+        <w:tc>
+          <w:tcPr>
+            <w:tcW w:type="dxa" w:w="2197"/>
+            <w:vAlign w:val="center"/>
+            <w:shd w:val="clear" w:color="auto" w:fill="F5F5F5"/>
+          </w:tcPr>
+          <w:p>
+            <w:pPr>
+              <w:jc w:val="center"/>
+            </w:pPr>
+            <w:r>
+              <w:rPr>
+                <w:rFonts w:ascii="Times New Roman" w:hAnsi="Times New Roman" w:eastAsia="宋体"/>
+                <w:b w:val="0"/>
+                <w:sz w:val="21"/>
+              </w:rPr>
+              <w:t>去除5组重复</w:t>
+            </w:r>
+          </w:p>
+        </w:tc>
+        <w:tc>
+          <w:tcPr>
+            <w:tcW w:type="dxa" w:w="2197"/>
+            <w:vAlign w:val="center"/>
+            <w:shd w:val="clear" w:color="auto" w:fill="F5F5F5"/>
+          </w:tcPr>
+          <w:p>
+            <w:pPr>
+              <w:jc w:val="center"/>
+            </w:pPr>
+            <w:r>
+              <w:rPr>
+                <w:rFonts w:ascii="Times New Roman" w:hAnsi="Times New Roman" w:eastAsia="宋体"/>
+                <w:b w:val="0"/>
+                <w:sz w:val="21"/>
+              </w:rPr>
+              <w:t>通过</w:t>
+            </w:r>
+          </w:p>
+        </w:tc>
+      </w:tr>
+      <w:tr>
+        <w:tc>
+          <w:tcPr>
+            <w:tcW w:type="dxa" w:w="2197"/>
+            <w:vAlign w:val="center"/>
+            <w:shd w:val="clear" w:color="auto" w:fill="FFFFFF"/>
+          </w:tcPr>
+          <w:p>
+            <w:pPr>
+              <w:jc w:val="center"/>
+            </w:pPr>
+            <w:r>
+              <w:rPr>
+                <w:rFonts w:ascii="Times New Roman" w:hAnsi="Times New Roman" w:eastAsia="宋体"/>
+                <w:b w:val="0"/>
+                <w:sz w:val="21"/>
+              </w:rPr>
+              <w:t>空值测试</w:t>
+            </w:r>
+          </w:p>
+        </w:tc>
+        <w:tc>
+          <w:tcPr>
+            <w:tcW w:type="dxa" w:w="2197"/>
+            <w:vAlign w:val="center"/>
+            <w:shd w:val="clear" w:color="auto" w:fill="FFFFFF"/>
+          </w:tcPr>
+          <w:p>
+            <w:pPr>
+              <w:jc w:val="center"/>
+            </w:pPr>
+            <w:r>
+              <w:rPr>
+                <w:rFonts w:ascii="Times New Roman" w:hAnsi="Times New Roman" w:eastAsia="宋体"/>
+                <w:b w:val="0"/>
+                <w:sz w:val="21"/>
+              </w:rPr>
+              <w:t>empty_fields.csv</w:t>
+            </w:r>
+          </w:p>
+        </w:tc>
+        <w:tc>
+          <w:tcPr>
+            <w:tcW w:type="dxa" w:w="2197"/>
+            <w:vAlign w:val="center"/>
+            <w:shd w:val="clear" w:color="auto" w:fill="FFFFFF"/>
+          </w:tcPr>
+          <w:p>
+            <w:pPr>
+              <w:jc w:val="center"/>
+            </w:pPr>
+            <w:r>
+              <w:rPr>
+                <w:rFonts w:ascii="Times New Roman" w:hAnsi="Times New Roman" w:eastAsia="宋体"/>
+                <w:b w:val="0"/>
+                <w:sz w:val="21"/>
+              </w:rPr>
+              <w:t>处理空值</w:t>
+            </w:r>
+          </w:p>
+        </w:tc>
+        <w:tc>
+          <w:tcPr>
+            <w:tcW w:type="dxa" w:w="2197"/>
+            <w:vAlign w:val="center"/>
+            <w:shd w:val="clear" w:color="auto" w:fill="FFFFFF"/>
+          </w:tcPr>
+          <w:p>
+            <w:pPr>
+              <w:jc w:val="center"/>
+            </w:pPr>
+            <w:r>
+              <w:rPr>
+                <w:rFonts w:ascii="Times New Roman" w:hAnsi="Times New Roman" w:eastAsia="宋体"/>
+                <w:b w:val="0"/>
+                <w:sz w:val="21"/>
+              </w:rPr>
+              <w:t>通过</w:t>
+            </w:r>
+          </w:p>
+        </w:tc>
+      </w:tr>
+      <w:tr>
+        <w:tc>
+          <w:tcPr>
+            <w:tcW w:type="dxa" w:w="2197"/>
+            <w:vAlign w:val="center"/>
+            <w:shd w:val="clear" w:color="auto" w:fill="F5F5F5"/>
+          </w:tcPr>
+          <w:p>
+            <w:pPr>
+              <w:jc w:val="center"/>
+            </w:pPr>
+            <w:r>
+              <w:rPr>
+                <w:rFonts w:ascii="Times New Roman" w:hAnsi="Times New Roman" w:eastAsia="宋体"/>
+                <w:b w:val="0"/>
+                <w:sz w:val="21"/>
+              </w:rPr>
+              <w:t>格式测试</w:t>
+            </w:r>
+          </w:p>
+        </w:tc>
+        <w:tc>
+          <w:tcPr>
+            <w:tcW w:type="dxa" w:w="2197"/>
+            <w:vAlign w:val="center"/>
+            <w:shd w:val="clear" w:color="auto" w:fill="F5F5F5"/>
+          </w:tcPr>
+          <w:p>
+            <w:pPr>
+              <w:jc w:val="center"/>
+            </w:pPr>
+            <w:r>
+              <w:rPr>
+                <w:rFonts w:ascii="Times New Roman" w:hAnsi="Times New Roman" w:eastAsia="宋体"/>
+                <w:b w:val="0"/>
+                <w:sz w:val="21"/>
+              </w:rPr>
+              <w:t>dirty_data.csv</w:t>
+            </w:r>
+          </w:p>
+        </w:tc>
+        <w:tc>
+          <w:tcPr>
+            <w:tcW w:type="dxa" w:w="2197"/>
+            <w:vAlign w:val="center"/>
+            <w:shd w:val="clear" w:color="auto" w:fill="F5F5F5"/>
+          </w:tcPr>
+          <w:p>
+            <w:pPr>
+              <w:jc w:val="center"/>
+            </w:pPr>
+            <w:r>
+              <w:rPr>
+                <w:rFonts w:ascii="Times New Roman" w:hAnsi="Times New Roman" w:eastAsia="宋体"/>
+                <w:b w:val="0"/>
+                <w:sz w:val="21"/>
+              </w:rPr>
+              <w:t>统一格式</w:t>
+            </w:r>
+          </w:p>
+        </w:tc>
+        <w:tc>
+          <w:tcPr>
+            <w:tcW w:type="dxa" w:w="2197"/>
+            <w:vAlign w:val="center"/>
+            <w:shd w:val="clear" w:color="auto" w:fill="F5F5F5"/>
+          </w:tcPr>
+          <w:p>
+            <w:pPr>
+              <w:jc w:val="center"/>
+            </w:pPr>
+            <w:r>
+              <w:rPr>
+                <w:rFonts w:ascii="Times New Roman" w:hAnsi="Times New Roman" w:eastAsia="宋体"/>
+                <w:b w:val="0"/>
+                <w:sz w:val="21"/>
+              </w:rPr>
+              <w:t>通过</w:t>
+            </w:r>
+          </w:p>
+        </w:tc>
+      </w:tr>
+    </w:tbl>
+    <w:p/>
+    <w:p>
+      <w:pPr>
+        <w:spacing w:before="80" w:after="40" w:lineRule="auto" w:line="360"/>
+        <w:jc w:val="left"/>
+      </w:pPr>
+      <w:r>
+        <w:rPr>
+          <w:rFonts w:ascii="Arial" w:hAnsi="Arial" w:eastAsia="黑体"/>
+          <w:b/>
+          <w:sz w:val="24"/>
+        </w:rPr>
+        <w:t>5.2.3 数据验证测试</w:t>
+      </w:r>
+    </w:p>
+    <w:tbl>
+      <w:tblPr>
+        <w:tblStyle w:val="TableGrid"/>
+        <w:tblW w:type="auto" w:w="0"/>
+        <w:tblLook w:firstColumn="1" w:firstRow="1" w:lastColumn="0" w:lastRow="0" w:noHBand="0" w:noVBand="1" w:val="04A0"/>
+      </w:tblPr>
+      <w:tblGrid>
+        <w:gridCol w:w="2197"/>
+        <w:gridCol w:w="2197"/>
+        <w:gridCol w:w="2197"/>
+        <w:gridCol w:w="2197"/>
+      </w:tblGrid>
+      <w:tr>
+        <w:tc>
+          <w:tcPr>
+            <w:tcW w:type="dxa" w:w="2197"/>
+            <w:vAlign w:val="center"/>
+            <w:shd w:val="clear" w:color="auto" w:fill="2E74B5"/>
+          </w:tcPr>
+          <w:p>
+            <w:pPr>
+              <w:jc w:val="center"/>
+            </w:pPr>
+            <w:r>
+              <w:rPr>
+                <w:rFonts w:ascii="Arial" w:hAnsi="Arial" w:eastAsia="黑体"/>
+                <w:b/>
+                <w:color w:val="FFFFFF"/>
+                <w:sz w:val="21"/>
+              </w:rPr>
+              <w:t>测试用例</w:t>
+            </w:r>
+          </w:p>
+        </w:tc>
+        <w:tc>
+          <w:tcPr>
+            <w:tcW w:type="dxa" w:w="2197"/>
+            <w:vAlign w:val="center"/>
+            <w:shd w:val="clear" w:color="auto" w:fill="2E74B5"/>
+          </w:tcPr>
+          <w:p>
+            <w:pPr>
+              <w:jc w:val="center"/>
+            </w:pPr>
+            <w:r>
+              <w:rPr>
+                <w:rFonts w:ascii="Arial" w:hAnsi="Arial" w:eastAsia="黑体"/>
+                <w:b/>
+                <w:color w:val="FFFFFF"/>
+                <w:sz w:val="21"/>
+              </w:rPr>
+              <w:t>测试数据</w:t>
+            </w:r>
+          </w:p>
+        </w:tc>
+        <w:tc>
+          <w:tcPr>
+            <w:tcW w:type="dxa" w:w="2197"/>
+            <w:vAlign w:val="center"/>
+            <w:shd w:val="clear" w:color="auto" w:fill="2E74B5"/>
+          </w:tcPr>
+          <w:p>
+            <w:pPr>
+              <w:jc w:val="center"/>
+            </w:pPr>
+            <w:r>
+              <w:rPr>
+                <w:rFonts w:ascii="Arial" w:hAnsi="Arial" w:eastAsia="黑体"/>
+                <w:b/>
+                <w:color w:val="FFFFFF"/>
+                <w:sz w:val="21"/>
+              </w:rPr>
+              <w:t>预期结果</w:t>
+            </w:r>
+          </w:p>
+        </w:tc>
+        <w:tc>
+          <w:tcPr>
+            <w:tcW w:type="dxa" w:w="2197"/>
+            <w:vAlign w:val="center"/>
+            <w:shd w:val="clear" w:color="auto" w:fill="2E74B5"/>
+          </w:tcPr>
+          <w:p>
+            <w:pPr>
+              <w:jc w:val="center"/>
+            </w:pPr>
+            <w:r>
+              <w:rPr>
+                <w:rFonts w:ascii="Arial" w:hAnsi="Arial" w:eastAsia="黑体"/>
+                <w:b/>
+                <w:color w:val="FFFFFF"/>
+                <w:sz w:val="21"/>
+              </w:rPr>
+              <w:t>实际结果</w:t>
+            </w:r>
+          </w:p>
+        </w:tc>
+      </w:tr>
+      <w:tr>
+        <w:tc>
+          <w:tcPr>
+            <w:tcW w:type="dxa" w:w="2197"/>
+            <w:vAlign w:val="center"/>
+            <w:shd w:val="clear" w:color="auto" w:fill="F5F5F5"/>
+          </w:tcPr>
+          <w:p>
+            <w:pPr>
+              <w:jc w:val="center"/>
+            </w:pPr>
+            <w:r>
+              <w:rPr>
+                <w:rFonts w:ascii="Times New Roman" w:hAnsi="Times New Roman" w:eastAsia="宋体"/>
+                <w:b w:val="0"/>
+                <w:sz w:val="21"/>
+              </w:rPr>
+              <w:t>手机号验证</w:t>
+            </w:r>
+          </w:p>
+        </w:tc>
+        <w:tc>
+          <w:tcPr>
+            <w:tcW w:type="dxa" w:w="2197"/>
+            <w:vAlign w:val="center"/>
+            <w:shd w:val="clear" w:color="auto" w:fill="F5F5F5"/>
+          </w:tcPr>
+          <w:p>
+            <w:pPr>
+              <w:jc w:val="center"/>
+            </w:pPr>
+            <w:r>
+              <w:rPr>
+                <w:rFonts w:ascii="Times New Roman" w:hAnsi="Times New Roman" w:eastAsia="宋体"/>
+                <w:b w:val="0"/>
+                <w:sz w:val="21"/>
+              </w:rPr>
+              <w:t>invalid_phone.csv</w:t>
+            </w:r>
+          </w:p>
+        </w:tc>
+        <w:tc>
+          <w:tcPr>
+            <w:tcW w:type="dxa" w:w="2197"/>
+            <w:vAlign w:val="center"/>
+            <w:shd w:val="clear" w:color="auto" w:fill="F5F5F5"/>
+          </w:tcPr>
+          <w:p>
+            <w:pPr>
+              <w:jc w:val="center"/>
+            </w:pPr>
+            <w:r>
+              <w:rPr>
+                <w:rFonts w:ascii="Times New Roman" w:hAnsi="Times New Roman" w:eastAsia="宋体"/>
+                <w:b w:val="0"/>
+                <w:sz w:val="21"/>
+              </w:rPr>
+              <w:t>识别3个错误</w:t>
+            </w:r>
+          </w:p>
+        </w:tc>
+        <w:tc>
+          <w:tcPr>
+            <w:tcW w:type="dxa" w:w="2197"/>
+            <w:vAlign w:val="center"/>
+            <w:shd w:val="clear" w:color="auto" w:fill="F5F5F5"/>
+          </w:tcPr>
+          <w:p>
+            <w:pPr>
+              <w:jc w:val="center"/>
+            </w:pPr>
+            <w:r>
+              <w:rPr>
+                <w:rFonts w:ascii="Times New Roman" w:hAnsi="Times New Roman" w:eastAsia="宋体"/>
+                <w:b w:val="0"/>
+                <w:sz w:val="21"/>
+              </w:rPr>
+              <w:t>通过</w:t>
+            </w:r>
+          </w:p>
+        </w:tc>
+      </w:tr>
+      <w:tr>
+        <w:tc>
+          <w:tcPr>
+            <w:tcW w:type="dxa" w:w="2197"/>
+            <w:vAlign w:val="center"/>
+            <w:shd w:val="clear" w:color="auto" w:fill="FFFFFF"/>
+          </w:tcPr>
+          <w:p>
+            <w:pPr>
+              <w:jc w:val="center"/>
+            </w:pPr>
+            <w:r>
+              <w:rPr>
+                <w:rFonts w:ascii="Times New Roman" w:hAnsi="Times New Roman" w:eastAsia="宋体"/>
+                <w:b w:val="0"/>
+                <w:sz w:val="21"/>
+              </w:rPr>
+              <w:t>邮箱验证</w:t>
+            </w:r>
+          </w:p>
+        </w:tc>
+        <w:tc>
+          <w:tcPr>
+            <w:tcW w:type="dxa" w:w="2197"/>
+            <w:vAlign w:val="center"/>
+            <w:shd w:val="clear" w:color="auto" w:fill="FFFFFF"/>
+          </w:tcPr>
+          <w:p>
+            <w:pPr>
+              <w:jc w:val="center"/>
+            </w:pPr>
+            <w:r>
+              <w:rPr>
+                <w:rFonts w:ascii="Times New Roman" w:hAnsi="Times New Roman" w:eastAsia="宋体"/>
+                <w:b w:val="0"/>
+                <w:sz w:val="21"/>
+              </w:rPr>
+              <w:t>invalid_email.csv</w:t>
+            </w:r>
+          </w:p>
+        </w:tc>
+        <w:tc>
+          <w:tcPr>
+            <w:tcW w:type="dxa" w:w="2197"/>
+            <w:vAlign w:val="center"/>
+            <w:shd w:val="clear" w:color="auto" w:fill="FFFFFF"/>
+          </w:tcPr>
+          <w:p>
+            <w:pPr>
+              <w:jc w:val="center"/>
+            </w:pPr>
+            <w:r>
+              <w:rPr>
+                <w:rFonts w:ascii="Times New Roman" w:hAnsi="Times New Roman" w:eastAsia="宋体"/>
+                <w:b w:val="0"/>
+                <w:sz w:val="21"/>
+              </w:rPr>
+              <w:t>识别4个错误</w:t>
+            </w:r>
+          </w:p>
+        </w:tc>
+        <w:tc>
+          <w:tcPr>
+            <w:tcW w:type="dxa" w:w="2197"/>
+            <w:vAlign w:val="center"/>
+            <w:shd w:val="clear" w:color="auto" w:fill="FFFFFF"/>
+          </w:tcPr>
+          <w:p>
+            <w:pPr>
+              <w:jc w:val="center"/>
+            </w:pPr>
+            <w:r>
+              <w:rPr>
+                <w:rFonts w:ascii="Times New Roman" w:hAnsi="Times New Roman" w:eastAsia="宋体"/>
+                <w:b w:val="0"/>
+                <w:sz w:val="21"/>
+              </w:rPr>
+              <w:t>通过</w:t>
+            </w:r>
+          </w:p>
+        </w:tc>
+      </w:tr>
+      <w:tr>
+        <w:tc>
+          <w:tcPr>
+            <w:tcW w:type="dxa" w:w="2197"/>
+            <w:vAlign w:val="center"/>
+            <w:shd w:val="clear" w:color="auto" w:fill="F5F5F5"/>
+          </w:tcPr>
+          <w:p>
+            <w:pPr>
+              <w:jc w:val="center"/>
+            </w:pPr>
+            <w:r>
+              <w:rPr>
+                <w:rFonts w:ascii="Times New Roman" w:hAnsi="Times New Roman" w:eastAsia="宋体"/>
+                <w:b w:val="0"/>
+                <w:sz w:val="21"/>
+              </w:rPr>
+              <w:t>必填验证</w:t>
+            </w:r>
+          </w:p>
+        </w:tc>
+        <w:tc>
+          <w:tcPr>
+            <w:tcW w:type="dxa" w:w="2197"/>
+            <w:vAlign w:val="center"/>
+            <w:shd w:val="clear" w:color="auto" w:fill="F5F5F5"/>
+          </w:tcPr>
+          <w:p>
+            <w:pPr>
+              <w:jc w:val="center"/>
+            </w:pPr>
+            <w:r>
+              <w:rPr>
+                <w:rFonts w:ascii="Times New Roman" w:hAnsi="Times New Roman" w:eastAsia="宋体"/>
+                <w:b w:val="0"/>
+                <w:sz w:val="21"/>
+              </w:rPr>
+              <w:t>missing_required.csv</w:t>
+            </w:r>
+          </w:p>
+        </w:tc>
+        <w:tc>
+          <w:tcPr>
+            <w:tcW w:type="dxa" w:w="2197"/>
+            <w:vAlign w:val="center"/>
+            <w:shd w:val="clear" w:color="auto" w:fill="F5F5F5"/>
+          </w:tcPr>
+          <w:p>
+            <w:pPr>
+              <w:jc w:val="center"/>
+            </w:pPr>
+            <w:r>
+              <w:rPr>
+                <w:rFonts w:ascii="Times New Roman" w:hAnsi="Times New Roman" w:eastAsia="宋体"/>
+                <w:b w:val="0"/>
+                <w:sz w:val="21"/>
+              </w:rPr>
+              <w:t>识别3个空值</w:t>
+            </w:r>
+          </w:p>
+        </w:tc>
+        <w:tc>
+          <w:tcPr>
+            <w:tcW w:type="dxa" w:w="2197"/>
+            <w:vAlign w:val="center"/>
+            <w:shd w:val="clear" w:color="auto" w:fill="F5F5F5"/>
+          </w:tcPr>
+          <w:p>
+            <w:pPr>
+              <w:jc w:val="center"/>
+            </w:pPr>
+            <w:r>
+              <w:rPr>
+                <w:rFonts w:ascii="Times New Roman" w:hAnsi="Times New Roman" w:eastAsia="宋体"/>
+                <w:b w:val="0"/>
+                <w:sz w:val="21"/>
+              </w:rPr>
+              <w:t>通过</w:t>
+            </w:r>
+          </w:p>
+        </w:tc>
+      </w:tr>
+    </w:tbl>
+    <w:p/>
+    <w:p>
+      <w:pPr>
+        <w:spacing w:before="120" w:after="60" w:lineRule="auto" w:line="360"/>
+        <w:jc w:val="left"/>
+      </w:pPr>
+      <w:r>
+        <w:rPr>
+          <w:rFonts w:ascii="Arial" w:hAnsi="Arial" w:eastAsia="黑体"/>
+          <w:b/>
+          <w:sz w:val="28"/>
+        </w:rPr>
+        <w:t>5.3 性能测试</w:t>
+      </w:r>
+    </w:p>
+    <w:tbl>
+      <w:tblPr>
+        <w:tblStyle w:val="TableGrid"/>
+        <w:tblW w:type="auto" w:w="0"/>
+        <w:tblLook w:firstColumn="1" w:firstRow="1" w:lastColumn="0" w:lastRow="0" w:noHBand="0" w:noVBand="1" w:val="04A0"/>
+      </w:tblPr>
+      <w:tblGrid>
+        <w:gridCol w:w="2197"/>
+        <w:gridCol w:w="2197"/>
+        <w:gridCol w:w="2197"/>
+        <w:gridCol w:w="2197"/>
+      </w:tblGrid>
+      <w:tr>
+        <w:tc>
+          <w:tcPr>
+            <w:tcW w:type="dxa" w:w="2197"/>
+            <w:vAlign w:val="center"/>
+            <w:shd w:val="clear" w:color="auto" w:fill="2E74B5"/>
+          </w:tcPr>
+          <w:p>
+            <w:pPr>
+              <w:jc w:val="center"/>
+            </w:pPr>
+            <w:r>
+              <w:rPr>
+                <w:rFonts w:ascii="Arial" w:hAnsi="Arial" w:eastAsia="黑体"/>
+                <w:b/>
+                <w:color w:val="FFFFFF"/>
+                <w:sz w:val="21"/>
+              </w:rPr>
               <w:t>测试项目</w:t>
             </w:r>
           </w:p>
         </w:tc>
         <w:tc>
           <w:tcPr>
-            <w:tcW w:type="dxa" w:w="2160"/>
+            <w:tcW w:type="dxa" w:w="2197"/>
+            <w:vAlign w:val="center"/>
+            <w:shd w:val="clear" w:color="auto" w:fill="2E74B5"/>
           </w:tcPr>
           <w:p>
+            <w:pPr>
+              <w:jc w:val="center"/>
+            </w:pPr>
             <w:r>
+              <w:rPr>
+                <w:rFonts w:ascii="Arial" w:hAnsi="Arial" w:eastAsia="黑体"/>
+                <w:b/>
+                <w:color w:val="FFFFFF"/>
+                <w:sz w:val="21"/>
+              </w:rPr>
               <w:t>数据量</w:t>
             </w:r>
           </w:p>
         </w:tc>
         <w:tc>
           <w:tcPr>
-            <w:tcW w:type="dxa" w:w="2160"/>
+            <w:tcW w:type="dxa" w:w="2197"/>
+            <w:vAlign w:val="center"/>
+            <w:shd w:val="clear" w:color="auto" w:fill="2E74B5"/>
           </w:tcPr>
           <w:p>
+            <w:pPr>
+              <w:jc w:val="center"/>
+            </w:pPr>
             <w:r>
+              <w:rPr>
+                <w:rFonts w:ascii="Arial" w:hAnsi="Arial" w:eastAsia="黑体"/>
+                <w:b/>
+                <w:color w:val="FFFFFF"/>
+                <w:sz w:val="21"/>
+              </w:rPr>
               <w:t>处理时间</w:t>
             </w:r>
           </w:p>
         </w:tc>
         <w:tc>
           <w:tcPr>
-            <w:tcW w:type="dxa" w:w="2160"/>
+            <w:tcW w:type="dxa" w:w="2197"/>
+            <w:vAlign w:val="center"/>
+            <w:shd w:val="clear" w:color="auto" w:fill="2E74B5"/>
           </w:tcPr>
           <w:p>
+            <w:pPr>
+              <w:jc w:val="center"/>
+            </w:pPr>
             <w:r>
+              <w:rPr>
+                <w:rFonts w:ascii="Arial" w:hAnsi="Arial" w:eastAsia="黑体"/>
+                <w:b/>
+                <w:color w:val="FFFFFF"/>
+                <w:sz w:val="21"/>
+              </w:rPr>
               <w:t>性能指标</w:t>
             </w:r>
           </w:p>
@@ -1285,40 +5502,80 @@
       <w:tr>
         <w:tc>
           <w:tcPr>
-            <w:tcW w:type="dxa" w:w="2160"/>
+            <w:tcW w:type="dxa" w:w="2197"/>
+            <w:vAlign w:val="center"/>
+            <w:shd w:val="clear" w:color="auto" w:fill="F5F5F5"/>
           </w:tcPr>
           <w:p>
+            <w:pPr>
+              <w:jc w:val="center"/>
+            </w:pPr>
             <w:r>
+              <w:rPr>
+                <w:rFonts w:ascii="Times New Roman" w:hAnsi="Times New Roman" w:eastAsia="宋体"/>
+                <w:b w:val="0"/>
+                <w:sz w:val="21"/>
+              </w:rPr>
               <w:t>CSV导入</w:t>
             </w:r>
           </w:p>
         </w:tc>
         <w:tc>
           <w:tcPr>
-            <w:tcW w:type="dxa" w:w="2160"/>
+            <w:tcW w:type="dxa" w:w="2197"/>
+            <w:vAlign w:val="center"/>
+            <w:shd w:val="clear" w:color="auto" w:fill="F5F5F5"/>
           </w:tcPr>
           <w:p>
+            <w:pPr>
+              <w:jc w:val="center"/>
+            </w:pPr>
             <w:r>
+              <w:rPr>
+                <w:rFonts w:ascii="Times New Roman" w:hAnsi="Times New Roman" w:eastAsia="宋体"/>
+                <w:b w:val="0"/>
+                <w:sz w:val="21"/>
+              </w:rPr>
               <w:t>1000行</w:t>
             </w:r>
           </w:p>
         </w:tc>
         <w:tc>
           <w:tcPr>
-            <w:tcW w:type="dxa" w:w="2160"/>
+            <w:tcW w:type="dxa" w:w="2197"/>
+            <w:vAlign w:val="center"/>
+            <w:shd w:val="clear" w:color="auto" w:fill="F5F5F5"/>
           </w:tcPr>
           <w:p>
+            <w:pPr>
+              <w:jc w:val="center"/>
+            </w:pPr>
             <w:r>
+              <w:rPr>
+                <w:rFonts w:ascii="Times New Roman" w:hAnsi="Times New Roman" w:eastAsia="宋体"/>
+                <w:b w:val="0"/>
+                <w:sz w:val="21"/>
+              </w:rPr>
               <w:t>0.5秒</w:t>
             </w:r>
           </w:p>
         </w:tc>
         <w:tc>
           <w:tcPr>
-            <w:tcW w:type="dxa" w:w="2160"/>
+            <w:tcW w:type="dxa" w:w="2197"/>
+            <w:vAlign w:val="center"/>
+            <w:shd w:val="clear" w:color="auto" w:fill="F5F5F5"/>
           </w:tcPr>
           <w:p>
+            <w:pPr>
+              <w:jc w:val="center"/>
+            </w:pPr>
             <w:r>
+              <w:rPr>
+                <w:rFonts w:ascii="Times New Roman" w:hAnsi="Times New Roman" w:eastAsia="宋体"/>
+                <w:b w:val="0"/>
+                <w:sz w:val="21"/>
+              </w:rPr>
               <w:t>2000行/秒</w:t>
             </w:r>
           </w:p>
@@ -1327,40 +5584,80 @@
       <w:tr>
         <w:tc>
           <w:tcPr>
-            <w:tcW w:type="dxa" w:w="2160"/>
+            <w:tcW w:type="dxa" w:w="2197"/>
+            <w:vAlign w:val="center"/>
+            <w:shd w:val="clear" w:color="auto" w:fill="FFFFFF"/>
           </w:tcPr>
           <w:p>
+            <w:pPr>
+              <w:jc w:val="center"/>
+            </w:pPr>
             <w:r>
+              <w:rPr>
+                <w:rFonts w:ascii="Times New Roman" w:hAnsi="Times New Roman" w:eastAsia="宋体"/>
+                <w:b w:val="0"/>
+                <w:sz w:val="21"/>
+              </w:rPr>
               <w:t>Excel导入</w:t>
             </w:r>
           </w:p>
         </w:tc>
         <w:tc>
           <w:tcPr>
-            <w:tcW w:type="dxa" w:w="2160"/>
+            <w:tcW w:type="dxa" w:w="2197"/>
+            <w:vAlign w:val="center"/>
+            <w:shd w:val="clear" w:color="auto" w:fill="FFFFFF"/>
           </w:tcPr>
           <w:p>
+            <w:pPr>
+              <w:jc w:val="center"/>
+            </w:pPr>
             <w:r>
+              <w:rPr>
+                <w:rFonts w:ascii="Times New Roman" w:hAnsi="Times New Roman" w:eastAsia="宋体"/>
+                <w:b w:val="0"/>
+                <w:sz w:val="21"/>
+              </w:rPr>
               <w:t>1000行</w:t>
             </w:r>
           </w:p>
         </w:tc>
         <w:tc>
           <w:tcPr>
-            <w:tcW w:type="dxa" w:w="2160"/>
+            <w:tcW w:type="dxa" w:w="2197"/>
+            <w:vAlign w:val="center"/>
+            <w:shd w:val="clear" w:color="auto" w:fill="FFFFFF"/>
           </w:tcPr>
           <w:p>
+            <w:pPr>
+              <w:jc w:val="center"/>
+            </w:pPr>
             <w:r>
+              <w:rPr>
+                <w:rFonts w:ascii="Times New Roman" w:hAnsi="Times New Roman" w:eastAsia="宋体"/>
+                <w:b w:val="0"/>
+                <w:sz w:val="21"/>
+              </w:rPr>
               <w:t>1.2秒</w:t>
             </w:r>
           </w:p>
         </w:tc>
         <w:tc>
           <w:tcPr>
-            <w:tcW w:type="dxa" w:w="2160"/>
+            <w:tcW w:type="dxa" w:w="2197"/>
+            <w:vAlign w:val="center"/>
+            <w:shd w:val="clear" w:color="auto" w:fill="FFFFFF"/>
           </w:tcPr>
           <w:p>
+            <w:pPr>
+              <w:jc w:val="center"/>
+            </w:pPr>
             <w:r>
+              <w:rPr>
+                <w:rFonts w:ascii="Times New Roman" w:hAnsi="Times New Roman" w:eastAsia="宋体"/>
+                <w:b w:val="0"/>
+                <w:sz w:val="21"/>
+              </w:rPr>
               <w:t>833行/秒</w:t>
             </w:r>
           </w:p>
@@ -1369,40 +5666,80 @@
       <w:tr>
         <w:tc>
           <w:tcPr>
-            <w:tcW w:type="dxa" w:w="2160"/>
+            <w:tcW w:type="dxa" w:w="2197"/>
+            <w:vAlign w:val="center"/>
+            <w:shd w:val="clear" w:color="auto" w:fill="F5F5F5"/>
           </w:tcPr>
           <w:p>
+            <w:pPr>
+              <w:jc w:val="center"/>
+            </w:pPr>
             <w:r>
+              <w:rPr>
+                <w:rFonts w:ascii="Times New Roman" w:hAnsi="Times New Roman" w:eastAsia="宋体"/>
+                <w:b w:val="0"/>
+                <w:sz w:val="21"/>
+              </w:rPr>
               <w:t>数据清洗</w:t>
             </w:r>
           </w:p>
         </w:tc>
         <w:tc>
           <w:tcPr>
-            <w:tcW w:type="dxa" w:w="2160"/>
+            <w:tcW w:type="dxa" w:w="2197"/>
+            <w:vAlign w:val="center"/>
+            <w:shd w:val="clear" w:color="auto" w:fill="F5F5F5"/>
           </w:tcPr>
           <w:p>
+            <w:pPr>
+              <w:jc w:val="center"/>
+            </w:pPr>
             <w:r>
+              <w:rPr>
+                <w:rFonts w:ascii="Times New Roman" w:hAnsi="Times New Roman" w:eastAsia="宋体"/>
+                <w:b w:val="0"/>
+                <w:sz w:val="21"/>
+              </w:rPr>
               <w:t>1000行</w:t>
             </w:r>
           </w:p>
         </w:tc>
         <w:tc>
           <w:tcPr>
-            <w:tcW w:type="dxa" w:w="2160"/>
+            <w:tcW w:type="dxa" w:w="2197"/>
+            <w:vAlign w:val="center"/>
+            <w:shd w:val="clear" w:color="auto" w:fill="F5F5F5"/>
           </w:tcPr>
           <w:p>
+            <w:pPr>
+              <w:jc w:val="center"/>
+            </w:pPr>
             <w:r>
+              <w:rPr>
+                <w:rFonts w:ascii="Times New Roman" w:hAnsi="Times New Roman" w:eastAsia="宋体"/>
+                <w:b w:val="0"/>
+                <w:sz w:val="21"/>
+              </w:rPr>
               <w:t>0.3秒</w:t>
             </w:r>
           </w:p>
         </w:tc>
         <w:tc>
           <w:tcPr>
-            <w:tcW w:type="dxa" w:w="2160"/>
+            <w:tcW w:type="dxa" w:w="2197"/>
+            <w:vAlign w:val="center"/>
+            <w:shd w:val="clear" w:color="auto" w:fill="F5F5F5"/>
           </w:tcPr>
           <w:p>
+            <w:pPr>
+              <w:jc w:val="center"/>
+            </w:pPr>
             <w:r>
+              <w:rPr>
+                <w:rFonts w:ascii="Times New Roman" w:hAnsi="Times New Roman" w:eastAsia="宋体"/>
+                <w:b w:val="0"/>
+                <w:sz w:val="21"/>
+              </w:rPr>
               <w:t>3333行/秒</w:t>
             </w:r>
           </w:p>
@@ -1411,155 +5748,734 @@
       <w:tr>
         <w:tc>
           <w:tcPr>
-            <w:tcW w:type="dxa" w:w="2160"/>
+            <w:tcW w:type="dxa" w:w="2197"/>
+            <w:vAlign w:val="center"/>
+            <w:shd w:val="clear" w:color="auto" w:fill="FFFFFF"/>
           </w:tcPr>
           <w:p>
+            <w:pPr>
+              <w:jc w:val="center"/>
+            </w:pPr>
             <w:r>
+              <w:rPr>
+                <w:rFonts w:ascii="Times New Roman" w:hAnsi="Times New Roman" w:eastAsia="宋体"/>
+                <w:b w:val="0"/>
+                <w:sz w:val="21"/>
+              </w:rPr>
               <w:t>数据验证</w:t>
             </w:r>
           </w:p>
         </w:tc>
         <w:tc>
           <w:tcPr>
-            <w:tcW w:type="dxa" w:w="2160"/>
+            <w:tcW w:type="dxa" w:w="2197"/>
+            <w:vAlign w:val="center"/>
+            <w:shd w:val="clear" w:color="auto" w:fill="FFFFFF"/>
           </w:tcPr>
           <w:p>
+            <w:pPr>
+              <w:jc w:val="center"/>
+            </w:pPr>
             <w:r>
+              <w:rPr>
+                <w:rFonts w:ascii="Times New Roman" w:hAnsi="Times New Roman" w:eastAsia="宋体"/>
+                <w:b w:val="0"/>
+                <w:sz w:val="21"/>
+              </w:rPr>
               <w:t>1000行</w:t>
             </w:r>
           </w:p>
         </w:tc>
         <w:tc>
           <w:tcPr>
-            <w:tcW w:type="dxa" w:w="2160"/>
+            <w:tcW w:type="dxa" w:w="2197"/>
+            <w:vAlign w:val="center"/>
+            <w:shd w:val="clear" w:color="auto" w:fill="FFFFFF"/>
           </w:tcPr>
           <w:p>
+            <w:pPr>
+              <w:jc w:val="center"/>
+            </w:pPr>
             <w:r>
+              <w:rPr>
+                <w:rFonts w:ascii="Times New Roman" w:hAnsi="Times New Roman" w:eastAsia="宋体"/>
+                <w:b w:val="0"/>
+                <w:sz w:val="21"/>
+              </w:rPr>
               <w:t>0.2秒</w:t>
             </w:r>
           </w:p>
         </w:tc>
         <w:tc>
           <w:tcPr>
-            <w:tcW w:type="dxa" w:w="2160"/>
+            <w:tcW w:type="dxa" w:w="2197"/>
+            <w:vAlign w:val="center"/>
+            <w:shd w:val="clear" w:color="auto" w:fill="FFFFFF"/>
           </w:tcPr>
           <w:p>
+            <w:pPr>
+              <w:jc w:val="center"/>
+            </w:pPr>
             <w:r>
+              <w:rPr>
+                <w:rFonts w:ascii="Times New Roman" w:hAnsi="Times New Roman" w:eastAsia="宋体"/>
+                <w:b w:val="0"/>
+                <w:sz w:val="21"/>
+              </w:rPr>
               <w:t>5000行/秒</w:t>
             </w:r>
           </w:p>
         </w:tc>
       </w:tr>
     </w:tbl>
+    <w:p/>
     <w:p>
       <w:pPr>
-        <w:pStyle w:val="Heading1"/>
+        <w:spacing w:before="120" w:after="60" w:lineRule="auto" w:line="360"/>
+        <w:jc w:val="left"/>
       </w:pPr>
       <w:r>
+        <w:rPr>
+          <w:rFonts w:ascii="Arial" w:hAnsi="Arial" w:eastAsia="黑体"/>
+          <w:b/>
+          <w:sz w:val="28"/>
+        </w:rPr>
+        <w:t>5.4 测试结论</w:t>
+      </w:r>
+    </w:p>
+    <w:p>
+      <w:pPr>
+        <w:spacing w:before="0" w:after="0" w:lineRule="auto" w:line="360"/>
+        <w:ind w:firstLine="480"/>
+        <w:jc w:val="both"/>
+      </w:pPr>
+      <w:r>
+        <w:rPr>
+          <w:rFonts w:ascii="Times New Roman" w:hAnsi="Times New Roman" w:eastAsia="宋体"/>
+          <w:b w:val="0"/>
+          <w:sz w:val="24"/>
+        </w:rPr>
+        <w:t>经过全面的功能测试和性能测试，系统各项功能均正常运行，性能指标满足设计要求。系统具有良好的稳定性和可靠性，能够满足实际数据处理需求。</w:t>
+      </w:r>
+    </w:p>
+    <w:p>
+      <w:pPr>
+        <w:spacing w:before="240" w:after="120" w:lineRule="auto" w:line="360"/>
+        <w:jc w:val="left"/>
+      </w:pPr>
+      <w:r>
+        <w:rPr>
+          <w:rFonts w:ascii="Arial" w:hAnsi="Arial" w:eastAsia="黑体"/>
+          <w:b/>
+          <w:sz w:val="30"/>
+        </w:rPr>
         <w:t>六、总结与展望</w:t>
       </w:r>
     </w:p>
     <w:p>
       <w:pPr>
-        <w:pStyle w:val="Heading2"/>
+        <w:spacing w:before="120" w:after="60" w:lineRule="auto" w:line="360"/>
+        <w:jc w:val="left"/>
       </w:pPr>
       <w:r>
+        <w:rPr>
+          <w:rFonts w:ascii="Arial" w:hAnsi="Arial" w:eastAsia="黑体"/>
+          <w:b/>
+          <w:sz w:val="28"/>
+        </w:rPr>
         <w:t>6.1 项目总结</w:t>
       </w:r>
     </w:p>
     <w:p>
+      <w:pPr>
+        <w:spacing w:before="0" w:after="0" w:lineRule="auto" w:line="360"/>
+        <w:ind w:firstLine="480"/>
+        <w:jc w:val="both"/>
+      </w:pPr>
       <w:r>
+        <w:rPr>
+          <w:rFonts w:ascii="Times New Roman" w:hAnsi="Times New Roman" w:eastAsia="宋体"/>
+          <w:b w:val="0"/>
+          <w:sz w:val="24"/>
+        </w:rPr>
         <w:t>本项目成功设计并实现了一个自动化数据处理与清洗系统，主要完成了以下工作：</w:t>
       </w:r>
     </w:p>
     <w:p>
       <w:pPr>
-        <w:pStyle w:val="ListNumber"/>
+        <w:spacing w:before="0" w:after="0" w:lineRule="auto" w:line="360"/>
+        <w:ind w:left="480"/>
+        <w:jc w:val="both"/>
       </w:pPr>
       <w:r>
-        <w:t>实现了完整的数据处理流程：包括文件导入、数据清洗、数据验证、数据查询、报表导出等功能</w:t>
+        <w:rPr>
+          <w:rFonts w:ascii="Times New Roman" w:hAnsi="Times New Roman" w:eastAsia="宋体"/>
+          <w:b w:val="0"/>
+          <w:sz w:val="24"/>
+        </w:rPr>
+        <w:t>1. 实现了完整的数据处理流程：包括文件导入、数据清洗、数据验证、数据查询、报表导出等功能</w:t>
       </w:r>
     </w:p>
     <w:p>
       <w:pPr>
-        <w:pStyle w:val="ListNumber"/>
+        <w:spacing w:before="0" w:after="0" w:lineRule="auto" w:line="360"/>
+        <w:ind w:left="480"/>
+        <w:jc w:val="both"/>
       </w:pPr>
       <w:r>
-        <w:t>采用了合理的架构设计：MVC分层架构，模块化设计，便于维护和扩展</w:t>
+        <w:rPr>
+          <w:rFonts w:ascii="Times New Roman" w:hAnsi="Times New Roman" w:eastAsia="宋体"/>
+          <w:b w:val="0"/>
+          <w:sz w:val="24"/>
+        </w:rPr>
+        <w:t>2. 采用了合理的架构设计：MVC分层架构，模块化设计，便于维护和扩展</w:t>
       </w:r>
     </w:p>
     <w:p>
       <w:pPr>
-        <w:pStyle w:val="ListNumber"/>
+        <w:spacing w:before="0" w:after="0" w:lineRule="auto" w:line="360"/>
+        <w:ind w:left="480"/>
+        <w:jc w:val="both"/>
       </w:pPr>
       <w:r>
-        <w:t>运用了多种Java核心技术：类继承、接口、多态、多线程、网络编程、GUI编程</w:t>
+        <w:rPr>
+          <w:rFonts w:ascii="Times New Roman" w:hAnsi="Times New Roman" w:eastAsia="宋体"/>
+          <w:b w:val="0"/>
+          <w:sz w:val="24"/>
+        </w:rPr>
+        <w:t>3. 运用了多种Java核心技术：类继承、接口、多态、多线程、网络编程、GUI编程</w:t>
       </w:r>
     </w:p>
     <w:p>
       <w:pPr>
-        <w:pStyle w:val="ListNumber"/>
+        <w:spacing w:before="0" w:after="0" w:lineRule="auto" w:line="360"/>
+        <w:ind w:left="480"/>
+        <w:jc w:val="both"/>
       </w:pPr>
       <w:r>
-        <w:t>解决了实际问题：提供了便捷的数据处理工具，提高了工作效率</w:t>
+        <w:rPr>
+          <w:rFonts w:ascii="Times New Roman" w:hAnsi="Times New Roman" w:eastAsia="宋体"/>
+          <w:b w:val="0"/>
+          <w:sz w:val="24"/>
+        </w:rPr>
+        <w:t>4. 解决了实际问题：提供了便捷的数据处理工具，提高了工作效率</w:t>
       </w:r>
     </w:p>
     <w:p>
       <w:pPr>
-        <w:pStyle w:val="Heading2"/>
+        <w:spacing w:before="120" w:after="60" w:lineRule="auto" w:line="360"/>
+        <w:jc w:val="left"/>
       </w:pPr>
       <w:r>
+        <w:rPr>
+          <w:rFonts w:ascii="Arial" w:hAnsi="Arial" w:eastAsia="黑体"/>
+          <w:b/>
+          <w:sz w:val="28"/>
+        </w:rPr>
         <w:t>6.2 项目亮点</w:t>
       </w:r>
     </w:p>
     <w:p>
       <w:pPr>
-        <w:pStyle w:val="ListBullet"/>
+        <w:spacing w:before="0" w:after="0" w:lineRule="auto" w:line="360"/>
+        <w:ind w:left="480"/>
+        <w:jc w:val="both"/>
       </w:pPr>
       <w:r>
-        <w:t>完整的OOP设计：合理运用继承、接口、多态等面向对象特性</w:t>
+        <w:rPr>
+          <w:rFonts w:ascii="Times New Roman" w:hAnsi="Times New Roman" w:eastAsia="宋体"/>
+          <w:b w:val="0"/>
+          <w:sz w:val="24"/>
+        </w:rPr>
+        <w:t>1. 完整的OOP设计：合理运用继承、接口、多态等面向对象特性</w:t>
       </w:r>
     </w:p>
     <w:p>
       <w:pPr>
-        <w:pStyle w:val="ListBullet"/>
+        <w:spacing w:before="0" w:after="0" w:lineRule="auto" w:line="360"/>
+        <w:ind w:left="480"/>
+        <w:jc w:val="both"/>
       </w:pPr>
       <w:r>
-        <w:t>异步任务处理：使用SwingWorker和线程池，保证GUI响应流畅</w:t>
+        <w:rPr>
+          <w:rFonts w:ascii="Times New Roman" w:hAnsi="Times New Roman" w:eastAsia="宋体"/>
+          <w:b w:val="0"/>
+          <w:sz w:val="24"/>
+        </w:rPr>
+        <w:t>2. 异步任务处理：使用SwingWorker和线程池，保证GUI响应流畅</w:t>
       </w:r>
     </w:p>
     <w:p>
       <w:pPr>
-        <w:pStyle w:val="ListBullet"/>
+        <w:spacing w:before="0" w:after="0" w:lineRule="auto" w:line="360"/>
+        <w:ind w:left="480"/>
+        <w:jc w:val="both"/>
       </w:pPr>
       <w:r>
-        <w:t>可扩展的架构：插件式清洗器和验证规则，便于功能扩展</w:t>
+        <w:rPr>
+          <w:rFonts w:ascii="Times New Roman" w:hAnsi="Times New Roman" w:eastAsia="宋体"/>
+          <w:b w:val="0"/>
+          <w:sz w:val="24"/>
+        </w:rPr>
+        <w:t>3. 可扩展的架构：插件式清洗器和验证规则，便于功能扩展</w:t>
       </w:r>
     </w:p>
     <w:p>
       <w:pPr>
-        <w:pStyle w:val="ListBullet"/>
+        <w:spacing w:before="0" w:after="0" w:lineRule="auto" w:line="360"/>
+        <w:ind w:left="480"/>
+        <w:jc w:val="both"/>
       </w:pPr>
       <w:r>
-        <w:t>完善的日志系统：SLF4J + Logback，支持审计追踪</w:t>
+        <w:rPr>
+          <w:rFonts w:ascii="Times New Roman" w:hAnsi="Times New Roman" w:eastAsia="宋体"/>
+          <w:b w:val="0"/>
+          <w:sz w:val="24"/>
+        </w:rPr>
+        <w:t>4. 完善的日志系统：SLF4J + Logback，支持审计追踪</w:t>
       </w:r>
     </w:p>
     <w:p>
       <w:pPr>
-        <w:pStyle w:val="ListBullet"/>
+        <w:spacing w:before="0" w:after="0" w:lineRule="auto" w:line="360"/>
+        <w:ind w:left="480"/>
+        <w:jc w:val="both"/>
       </w:pPr>
       <w:r>
-        <w:t>连接池管理：自定义连接池，提高数据库访问性能</w:t>
+        <w:rPr>
+          <w:rFonts w:ascii="Times New Roman" w:hAnsi="Times New Roman" w:eastAsia="宋体"/>
+          <w:b w:val="0"/>
+          <w:sz w:val="24"/>
+        </w:rPr>
+        <w:t>5. 连接池管理：自定义连接池，提高数据库访问性能</w:t>
+      </w:r>
+    </w:p>
+    <w:p>
+      <w:pPr>
+        <w:spacing w:before="120" w:after="60" w:lineRule="auto" w:line="360"/>
+        <w:jc w:val="left"/>
+      </w:pPr>
+      <w:r>
+        <w:rPr>
+          <w:rFonts w:ascii="Arial" w:hAnsi="Arial" w:eastAsia="黑体"/>
+          <w:b/>
+          <w:sz w:val="28"/>
+        </w:rPr>
+        <w:t>6.3 不足与改进</w:t>
+      </w:r>
+    </w:p>
+    <w:p>
+      <w:pPr>
+        <w:spacing w:before="0" w:after="0" w:lineRule="auto" w:line="360"/>
+        <w:ind w:left="480"/>
+        <w:jc w:val="both"/>
+      </w:pPr>
+      <w:r>
+        <w:rPr>
+          <w:rFonts w:ascii="Times New Roman" w:hAnsi="Times New Roman" w:eastAsia="宋体"/>
+          <w:b w:val="0"/>
+          <w:sz w:val="24"/>
+        </w:rPr>
+        <w:t>1. 界面美化：当前界面相对简单，可以进一步优化UI设计</w:t>
+      </w:r>
+    </w:p>
+    <w:p>
+      <w:pPr>
+        <w:spacing w:before="0" w:after="0" w:lineRule="auto" w:line="360"/>
+        <w:ind w:left="480"/>
+        <w:jc w:val="both"/>
+      </w:pPr>
+      <w:r>
+        <w:rPr>
+          <w:rFonts w:ascii="Times New Roman" w:hAnsi="Times New Roman" w:eastAsia="宋体"/>
+          <w:b w:val="0"/>
+          <w:sz w:val="24"/>
+        </w:rPr>
+        <w:t>2. 功能完善：可以增加数据可视化、图表展示等功能</w:t>
+      </w:r>
+    </w:p>
+    <w:p>
+      <w:pPr>
+        <w:spacing w:before="0" w:after="0" w:lineRule="auto" w:line="360"/>
+        <w:ind w:left="480"/>
+        <w:jc w:val="both"/>
+      </w:pPr>
+      <w:r>
+        <w:rPr>
+          <w:rFonts w:ascii="Times New Roman" w:hAnsi="Times New Roman" w:eastAsia="宋体"/>
+          <w:b w:val="0"/>
+          <w:sz w:val="24"/>
+        </w:rPr>
+        <w:t>3. 性能优化：对于超大文件，可以采用流式处理提高性能</w:t>
+      </w:r>
+    </w:p>
+    <w:p>
+      <w:pPr>
+        <w:spacing w:before="0" w:after="0" w:lineRule="auto" w:line="360"/>
+        <w:ind w:left="480"/>
+        <w:jc w:val="both"/>
+      </w:pPr>
+      <w:r>
+        <w:rPr>
+          <w:rFonts w:ascii="Times New Roman" w:hAnsi="Times New Roman" w:eastAsia="宋体"/>
+          <w:b w:val="0"/>
+          <w:sz w:val="24"/>
+        </w:rPr>
+        <w:t>4. 安全增强：可以增加用户权限管理、数据加密等功能</w:t>
+      </w:r>
+    </w:p>
+    <w:p>
+      <w:pPr>
+        <w:spacing w:before="120" w:after="60" w:lineRule="auto" w:line="360"/>
+        <w:jc w:val="left"/>
+      </w:pPr>
+      <w:r>
+        <w:rPr>
+          <w:rFonts w:ascii="Arial" w:hAnsi="Arial" w:eastAsia="黑体"/>
+          <w:b/>
+          <w:sz w:val="28"/>
+        </w:rPr>
+        <w:t>6.4 展望</w:t>
+      </w:r>
+    </w:p>
+    <w:p>
+      <w:pPr>
+        <w:spacing w:before="0" w:after="0" w:lineRule="auto" w:line="360"/>
+        <w:ind w:left="480"/>
+        <w:jc w:val="both"/>
+      </w:pPr>
+      <w:r>
+        <w:rPr>
+          <w:rFonts w:ascii="Times New Roman" w:hAnsi="Times New Roman" w:eastAsia="宋体"/>
+          <w:b w:val="0"/>
+          <w:sz w:val="24"/>
+        </w:rPr>
+        <w:t>1. Web化：将系统迁移为Web应用，支持多用户并发访问</w:t>
+      </w:r>
+    </w:p>
+    <w:p>
+      <w:pPr>
+        <w:spacing w:before="0" w:after="0" w:lineRule="auto" w:line="360"/>
+        <w:ind w:left="480"/>
+        <w:jc w:val="both"/>
+      </w:pPr>
+      <w:r>
+        <w:rPr>
+          <w:rFonts w:ascii="Times New Roman" w:hAnsi="Times New Roman" w:eastAsia="宋体"/>
+          <w:b w:val="0"/>
+          <w:sz w:val="24"/>
+        </w:rPr>
+        <w:t>2. 智能化：引入机器学习算法，实现智能数据清洗</w:t>
+      </w:r>
+    </w:p>
+    <w:p>
+      <w:pPr>
+        <w:spacing w:before="0" w:after="0" w:lineRule="auto" w:line="360"/>
+        <w:ind w:left="480"/>
+        <w:jc w:val="both"/>
+      </w:pPr>
+      <w:r>
+        <w:rPr>
+          <w:rFonts w:ascii="Times New Roman" w:hAnsi="Times New Roman" w:eastAsia="宋体"/>
+          <w:b w:val="0"/>
+          <w:sz w:val="24"/>
+        </w:rPr>
+        <w:t>3. 云化：部署到云平台，提供SaaS服务</w:t>
+      </w:r>
+    </w:p>
+    <w:p>
+      <w:pPr>
+        <w:spacing w:before="0" w:after="0" w:lineRule="auto" w:line="360"/>
+        <w:ind w:left="480"/>
+        <w:jc w:val="both"/>
+      </w:pPr>
+      <w:r>
+        <w:rPr>
+          <w:rFonts w:ascii="Times New Roman" w:hAnsi="Times New Roman" w:eastAsia="宋体"/>
+          <w:b w:val="0"/>
+          <w:sz w:val="24"/>
+        </w:rPr>
+        <w:t>4. 大数据支持：集成Hadoop、Spark等大数据框架，支持海量数据处理</w:t>
+      </w:r>
+    </w:p>
+    <w:p>
+      <w:pPr>
+        <w:spacing w:before="240" w:after="120" w:lineRule="auto" w:line="360"/>
+        <w:jc w:val="left"/>
+      </w:pPr>
+      <w:r>
+        <w:rPr>
+          <w:rFonts w:ascii="Arial" w:hAnsi="Arial" w:eastAsia="黑体"/>
+          <w:b/>
+          <w:sz w:val="30"/>
+        </w:rPr>
+        <w:t>参考文献</w:t>
+      </w:r>
+    </w:p>
+    <w:p>
+      <w:pPr>
+        <w:spacing w:before="0" w:after="0" w:lineRule="auto" w:line="360"/>
+        <w:jc w:val="both"/>
+      </w:pPr>
+      <w:r>
+        <w:rPr>
+          <w:rFonts w:ascii="Times New Roman" w:hAnsi="Times New Roman" w:eastAsia="宋体"/>
+          <w:b w:val="0"/>
+          <w:sz w:val="24"/>
+        </w:rPr>
+        <w:t>[1] 郑人杰, 马素霞, 殷人昆. 软件工程概论（第2版）[M]. 机械工业出版社, 2016.</w:t>
+      </w:r>
+    </w:p>
+    <w:p>
+      <w:pPr>
+        <w:spacing w:before="0" w:after="0" w:lineRule="auto" w:line="360"/>
+        <w:jc w:val="both"/>
+      </w:pPr>
+      <w:r>
+        <w:rPr>
+          <w:rFonts w:ascii="Times New Roman" w:hAnsi="Times New Roman" w:eastAsia="宋体"/>
+          <w:b w:val="0"/>
+          <w:sz w:val="24"/>
+        </w:rPr>
+        <w:t>[2] 林信良. JDK 9新特性详解[M]. 电子工业出版社, 2018.</w:t>
+      </w:r>
+    </w:p>
+    <w:p>
+      <w:pPr>
+        <w:spacing w:before="0" w:after="0" w:lineRule="auto" w:line="360"/>
+        <w:jc w:val="both"/>
+      </w:pPr>
+      <w:r>
+        <w:rPr>
+          <w:rFonts w:ascii="Times New Roman" w:hAnsi="Times New Roman" w:eastAsia="宋体"/>
+          <w:b w:val="0"/>
+          <w:sz w:val="24"/>
+        </w:rPr>
+        <w:t>[3] Craig Walls. Spring实战（第5版）[M]. 人民邮电出版社, 2020.</w:t>
+      </w:r>
+    </w:p>
+    <w:p>
+      <w:pPr>
+        <w:spacing w:before="0" w:after="0" w:lineRule="auto" w:line="360"/>
+        <w:jc w:val="both"/>
+      </w:pPr>
+      <w:r>
+        <w:rPr>
+          <w:rFonts w:ascii="Times New Roman" w:hAnsi="Times New Roman" w:eastAsia="宋体"/>
+          <w:b w:val="0"/>
+          <w:sz w:val="24"/>
+        </w:rPr>
+        <w:t>[4] Apache POI官方文档. https://poi.apache.org/</w:t>
+      </w:r>
+    </w:p>
+    <w:p>
+      <w:pPr>
+        <w:spacing w:before="0" w:after="0" w:lineRule="auto" w:line="360"/>
+        <w:jc w:val="both"/>
+      </w:pPr>
+      <w:r>
+        <w:rPr>
+          <w:rFonts w:ascii="Times New Roman" w:hAnsi="Times New Roman" w:eastAsia="宋体"/>
+          <w:b w:val="0"/>
+          <w:sz w:val="24"/>
+        </w:rPr>
+        <w:t>[5] OpenCSV官方文档. http://opencsv.sourceforge.net/</w:t>
+      </w:r>
+    </w:p>
+    <w:p>
+      <w:pPr>
+        <w:spacing w:before="240" w:after="120" w:lineRule="auto" w:line="360"/>
+        <w:jc w:val="left"/>
+      </w:pPr>
+      <w:r>
+        <w:rPr>
+          <w:rFonts w:ascii="Arial" w:hAnsi="Arial" w:eastAsia="黑体"/>
+          <w:b/>
+          <w:sz w:val="30"/>
+        </w:rPr>
+        <w:t>附录</w:t>
+      </w:r>
+    </w:p>
+    <w:p>
+      <w:pPr>
+        <w:spacing w:before="120" w:after="60" w:lineRule="auto" w:line="360"/>
+        <w:jc w:val="left"/>
+      </w:pPr>
+      <w:r>
+        <w:rPr>
+          <w:rFonts w:ascii="Arial" w:hAnsi="Arial" w:eastAsia="黑体"/>
+          <w:b/>
+          <w:sz w:val="28"/>
+        </w:rPr>
+        <w:t>附录A：项目源代码目录结构</w:t>
+      </w:r>
+    </w:p>
+    <w:p>
+      <w:pPr>
+        <w:spacing w:before="60" w:after="60" w:lineRule="auto" w:line="288"/>
+        <w:jc w:val="left"/>
+        <w:shd w:val="clear" w:color="auto" w:fill="F2F2F2"/>
+      </w:pPr>
+      <w:r>
+        <w:rPr>
+          <w:rFonts w:ascii="Courier New" w:hAnsi="Courier New" w:eastAsia="宋体"/>
+          <w:sz w:val="18"/>
+        </w:rPr>
+        <w:t>DataCleanPro/</w:t>
+        <w:br/>
+        <w:t>├── pom.xml</w:t>
+        <w:br/>
+        <w:t>├── README.md</w:t>
+        <w:br/>
+        <w:t>├── src/</w:t>
+        <w:br/>
+        <w:t>│   ├── main/</w:t>
+        <w:br/>
+        <w:t>│   │   ├── java/com/datacleanpro/</w:t>
+        <w:br/>
+        <w:t>│   │   │   ├── App.java</w:t>
+        <w:br/>
+        <w:t>│   │   │   ├── model/</w:t>
+        <w:br/>
+        <w:t>│   │   │   ├── parser/</w:t>
+        <w:br/>
+        <w:t>│   │   │   ├── cleaner/</w:t>
+        <w:br/>
+        <w:t>│   │   │   ├── validator/</w:t>
+        <w:br/>
+        <w:t>│   │   │   ├── service/</w:t>
+        <w:br/>
+        <w:t>│   │   │   ├── dao/</w:t>
+        <w:br/>
+        <w:t>│   │   │   ├── controller/</w:t>
+        <w:br/>
+        <w:t>│   │   │   ├── view/</w:t>
+        <w:br/>
+        <w:t>│   │   │   ├── network/</w:t>
+        <w:br/>
+        <w:t>│   │   │   ├── exception/</w:t>
+        <w:br/>
+        <w:t>│   │   │   └── util/</w:t>
+        <w:br/>
+        <w:t>│   │   └── resources/</w:t>
+        <w:br/>
+        <w:t>│   │       ├── application.properties</w:t>
+        <w:br/>
+        <w:t>│   │       ├── logback.xml</w:t>
+        <w:br/>
+        <w:t>│   │       ├── db/schema.sql</w:t>
+        <w:br/>
+        <w:t>│   │       └── test/</w:t>
+        <w:br/>
+        <w:t>│   └── test/</w:t>
+        <w:br/>
+        <w:t>└── storage/</w:t>
+      </w:r>
+    </w:p>
+    <w:p>
+      <w:pPr>
+        <w:spacing w:before="120" w:after="60" w:lineRule="auto" w:line="360"/>
+        <w:jc w:val="left"/>
+      </w:pPr>
+      <w:r>
+        <w:rPr>
+          <w:rFonts w:ascii="Arial" w:hAnsi="Arial" w:eastAsia="黑体"/>
+          <w:b/>
+          <w:sz w:val="28"/>
+        </w:rPr>
+        <w:t>附录B：数据库建表SQL</w:t>
+      </w:r>
+    </w:p>
+    <w:p>
+      <w:pPr>
+        <w:spacing w:before="0" w:after="0" w:lineRule="auto" w:line="360"/>
+        <w:jc w:val="both"/>
+      </w:pPr>
+      <w:r>
+        <w:rPr>
+          <w:rFonts w:ascii="Times New Roman" w:hAnsi="Times New Roman" w:eastAsia="宋体"/>
+          <w:b w:val="0"/>
+          <w:sz w:val="24"/>
+        </w:rPr>
+        <w:t>详见 src/main/resources/db/schema.sql</w:t>
+      </w:r>
+    </w:p>
+    <w:p>
+      <w:pPr>
+        <w:spacing w:before="120" w:after="60" w:lineRule="auto" w:line="360"/>
+        <w:jc w:val="left"/>
+      </w:pPr>
+      <w:r>
+        <w:rPr>
+          <w:rFonts w:ascii="Arial" w:hAnsi="Arial" w:eastAsia="黑体"/>
+          <w:b/>
+          <w:sz w:val="28"/>
+        </w:rPr>
+        <w:t>附录C：系统配置文件</w:t>
+      </w:r>
+    </w:p>
+    <w:p>
+      <w:pPr>
+        <w:spacing w:before="0" w:after="0" w:lineRule="auto" w:line="360"/>
+        <w:jc w:val="both"/>
+      </w:pPr>
+      <w:r>
+        <w:rPr>
+          <w:rFonts w:ascii="Times New Roman" w:hAnsi="Times New Roman" w:eastAsia="宋体"/>
+          <w:b w:val="0"/>
+          <w:sz w:val="24"/>
+        </w:rPr>
+        <w:t>详见 src/main/resources/application.properties</w:t>
       </w:r>
     </w:p>
     <w:sectPr>
-      <w:pgSz w:w="12240" w:h="15840"/>
-      <w:pgMar w:top="1440" w:right="1800" w:bottom="1440" w:left="1800" w:header="720" w:footer="720" w:gutter="0"/>
+      <w:headerReference w:type="default" r:id="rId9"/>
+      <w:footerReference w:type="default" r:id="rId10"/>
+      <w:pgSz w:w="11906" w:h="16838"/>
+      <w:pgMar w:top="1417" w:right="1417" w:bottom="1417" w:left="1701" w:header="720" w:footer="720" w:gutter="0"/>
       <w:cols w:space="720"/>
       <w:docGrid w:linePitch="360"/>
     </w:sectPr>
   </w:body>
 </w:document>
+</file>
+
+<file path=word/footer1.xml><?xml version="1.0" encoding="utf-8"?>
+<w:ftr xmlns:m="http://schemas.openxmlformats.org/officeDocument/2006/math" xmlns:mc="http://schemas.openxmlformats.org/markup-compatibility/2006" xmlns:mo="http://schemas.microsoft.com/office/mac/office/2008/main" xmlns:mv="urn:schemas-microsoft-com:mac:vml" xmlns:o="urn:schemas-microsoft-com:office:office" xmlns:r="http://schemas.openxmlformats.org/officeDocument/2006/relationships" xmlns:v="urn:schemas-microsoft-com:vml" xmlns:w10="urn:schemas-microsoft-com:office:word" xmlns:w14="http://schemas.microsoft.com/office/word/2010/wordml" xmlns:w="http://schemas.openxmlformats.org/wordprocessingml/2006/main" xmlns:wne="http://schemas.microsoft.com/office/word/2006/wordml" xmlns:wp14="http://schemas.microsoft.com/office/word/2010/wordprocessingDrawing" xmlns:wp="http://schemas.openxmlformats.org/drawingml/2006/wordprocessingDrawing" xmlns:wpc="http://schemas.microsoft.com/office/word/2010/wordprocessingCanvas" xmlns:wpg="http://schemas.microsoft.com/office/word/2010/wordprocessingGroup" xmlns:wpi="http://schemas.microsoft.com/office/word/2010/wordprocessingInk" xmlns:wps="http://schemas.microsoft.com/office/word/2010/wordprocessingShape" mc:Ignorable="w14 wp14">
+  <w:p>
+    <w:pPr>
+      <w:pStyle w:val="Footer"/>
+      <w:jc w:val="center"/>
+    </w:pPr>
+    <w:r>
+      <w:fldChar w:fldCharType="begin"/>
+      <w:instrText>PAGE</w:instrText>
+      <w:fldChar w:fldCharType="end"/>
+    </w:r>
+  </w:p>
+</w:ftr>
+</file>
+
+<file path=word/header1.xml><?xml version="1.0" encoding="utf-8"?>
+<w:hdr xmlns:m="http://schemas.openxmlformats.org/officeDocument/2006/math" xmlns:mc="http://schemas.openxmlformats.org/markup-compatibility/2006" xmlns:mo="http://schemas.microsoft.com/office/mac/office/2008/main" xmlns:mv="urn:schemas-microsoft-com:mac:vml" xmlns:o="urn:schemas-microsoft-com:office:office" xmlns:r="http://schemas.openxmlformats.org/officeDocument/2006/relationships" xmlns:v="urn:schemas-microsoft-com:vml" xmlns:w10="urn:schemas-microsoft-com:office:word" xmlns:w14="http://schemas.microsoft.com/office/word/2010/wordml" xmlns:w="http://schemas.openxmlformats.org/wordprocessingml/2006/main" xmlns:wne="http://schemas.microsoft.com/office/word/2006/wordml" xmlns:wp14="http://schemas.microsoft.com/office/word/2010/wordprocessingDrawing" xmlns:wp="http://schemas.openxmlformats.org/drawingml/2006/wordprocessingDrawing" xmlns:wpc="http://schemas.microsoft.com/office/word/2010/wordprocessingCanvas" xmlns:wpg="http://schemas.microsoft.com/office/word/2010/wordprocessingGroup" xmlns:wpi="http://schemas.microsoft.com/office/word/2010/wordprocessingInk" xmlns:wps="http://schemas.microsoft.com/office/word/2010/wordprocessingShape" mc:Ignorable="w14 wp14">
+  <w:p>
+    <w:pPr>
+      <w:pStyle w:val="Header"/>
+      <w:jc w:val="center"/>
+      <w:pBdr>
+        <w:bottom w:val="single" w:sz="6" w:space="1" w:color="888888"/>
+      </w:pBdr>
+    </w:pPr>
+    <w:r>
+      <w:rPr>
+        <w:rFonts w:ascii="宋体" w:hAnsi="宋体" w:eastAsia="宋体"/>
+        <w:color w:val="888888"/>
+        <w:sz w:val="21"/>
+      </w:rPr>
+      <w:t>《Java程序设计》课程设计报告</w:t>
+    </w:r>
+  </w:p>
+</w:hdr>
 </file>
 
 <file path=word/numbering.xml><?xml version="1.0" encoding="utf-8"?>
